--- a/front/public/Agreement-Template.docx
+++ b/front/public/Agreement-Template.docx
@@ -6632,7 +6632,7 @@
 </file>
 
 <file path=word/footer1.xml><?xml version="1.0" encoding="utf-8"?>
-<w:ftr xmlns:wpc="http://schemas.microsoft.com/office/word/2010/wordprocessingCanvas" xmlns:cx="http://schemas.microsoft.com/office/drawing/2014/chartex" xmlns:cx1="http://schemas.microsoft.com/office/drawing/2015/9/8/chartex" xmlns:cx2="http://schemas.microsoft.com/office/drawing/2015/10/21/chartex" xmlns:cx3="http://schemas.microsoft.com/office/drawing/2016/5/9/chartex" xmlns:cx4="http://schemas.microsoft.com/office/drawing/2016/5/10/chartex" xmlns:cx5="http://schemas.microsoft.com/office/drawing/2016/5/11/chartex" xmlns:cx6="http://schemas.microsoft.com/office/drawing/2016/5/12/chartex" xmlns:cx7="http://schemas.microsoft.com/office/drawing/2016/5/13/chartex" xmlns:cx8="http://schemas.microsoft.com/office/drawing/2016/5/14/chartex" xmlns:mc="http://schemas.openxmlformats.org/markup-compatibility/2006" xmlns:aink="http://schemas.microsoft.com/office/drawing/2016/ink" xmlns:am3d="http://schemas.microsoft.com/office/drawing/2017/model3d" xmlns:o="urn:schemas-microsoft-com:office:office" xmlns:oel="http://schemas.microsoft.com/office/2019/extlst" xmlns:r="http://schemas.openxmlformats.org/officeDocument/2006/relationships" xmlns:m="http://schemas.openxmlformats.org/officeDocument/2006/math" xmlns:v="urn:schemas-microsoft-com:vml" xmlns:wp14="http://schemas.microsoft.com/office/word/2010/wordprocessingDrawing" xmlns:wp="http://schemas.openxmlformats.org/drawingml/2006/wordprocessingDrawing" xmlns:w10="urn:schemas-microsoft-com:office:word" xmlns:w="http://schemas.openxmlformats.org/wordprocessingml/2006/main" xmlns:w14="http://schemas.microsoft.com/office/word/2010/wordml" xmlns:w15="http://schemas.microsoft.com/office/word/2012/wordml" xmlns:w16cex="http://schemas.microsoft.com/office/word/2018/wordml/cex" xmlns:w16cid="http://schemas.microsoft.com/office/word/2016/wordml/cid" xmlns:w16="http://schemas.microsoft.com/office/word/2018/wordml" xmlns:w16du="http://schemas.microsoft.com/office/word/2023/wordml/word16du" xmlns:w16sdtdh="http://schemas.microsoft.com/office/word/2020/wordml/sdtdatahash" xmlns:w16sdtfl="http://schemas.microsoft.com/office/word/2024/wordml/sdtformatlock" xmlns:w16se="http://schemas.microsoft.com/office/word/2015/wordml/symex" xmlns:wpg="http://schemas.microsoft.com/office/word/2010/wordprocessingGroup" xmlns:wpi="http://schemas.microsoft.com/office/word/2010/wordprocessingInk" xmlns:wne="http://schemas.microsoft.com/office/word/2006/wordml" xmlns:wps="http://schemas.microsoft.com/office/word/2010/wordprocessingShape" mc:Ignorable="w14 w15 w16se w16cid w16 w16cex w16sdtdh w16sdtfl w16du wp14">
+<w:ftr xmlns:ns1="http://schemas.openxmlformats.org/markup-compatibility/2006" xmlns:ns2="http://schemas.microsoft.com/office/word/2010/wordml" xmlns:ns3="http://schemas.openxmlformats.org/drawingml/2006/wordprocessingDrawing" xmlns:ns4="http://schemas.microsoft.com/office/word/2010/wordprocessingDrawing" xmlns:ns5="http://schemas.openxmlformats.org/drawingml/2006/main" xmlns:ns6="http://schemas.microsoft.com/office/word/2010/wordprocessingShape" xmlns:ns7="urn:schemas-microsoft-com:vml" xmlns:ns8="urn:schemas-microsoft-com:office:office" xmlns:ns9="urn:schemas-microsoft-com:office:word" xmlns:w="http://schemas.openxmlformats.org/wordprocessingml/2006/main" ns1:Ignorable="w14 w15 w16se w16cid w16 w16cex w16sdtdh w16sdtfl w16du wp14">
   <w:sdt>
     <w:sdtPr>
       <w:id w:val="1154575188"/>
@@ -6651,7 +6651,7 @@
           </w:docPartObj>
         </w:sdtPr>
         <w:sdtContent>
-          <w:p>
+          <w:p ns2:paraId="1806E659" ns2:textId="357C100A">
             <w:pPr>
               <w:pStyle w:val="Footer"/>
               <w:jc w:val="center"/>
@@ -6660,51 +6660,51 @@
               <w:rPr>
                 <w:noProof/>
               </w:rPr>
-              <mc:AlternateContent>
-                <mc:Choice Requires="wps">
+              <ns1:AlternateContent>
+                <ns1:Choice Requires="wps">
                   <w:drawing>
-                    <wp:anchor distT="45720" distB="45720" distL="114300" distR="114300" simplePos="0" relativeHeight="251660293" behindDoc="0" locked="0" layoutInCell="1" allowOverlap="1" wp14:anchorId="1C3CDF6A" wp14:editId="6653A74B">
-                      <wp:simplePos x="0" y="0"/>
-                      <wp:positionH relativeFrom="column">
-                        <wp:posOffset>3778885</wp:posOffset>
-                      </wp:positionH>
-                      <wp:positionV relativeFrom="paragraph">
-                        <wp:posOffset>-53340</wp:posOffset>
-                      </wp:positionV>
-                      <wp:extent cx="1651000" cy="222250"/>
-                      <wp:effectExtent l="0" t="0" r="6350" b="6350"/>
-                      <wp:wrapNone/>
-                      <wp:docPr id="824550277" name="Text Box 2"/>
-                      <wp:cNvGraphicFramePr>
-                        <a:graphicFrameLocks xmlns:a="http://schemas.openxmlformats.org/drawingml/2006/main"/>
-                      </wp:cNvGraphicFramePr>
-                      <a:graphic xmlns:a="http://schemas.openxmlformats.org/drawingml/2006/main">
-                        <a:graphicData uri="http://schemas.microsoft.com/office/word/2010/wordprocessingShape">
-                          <wps:wsp>
-                            <wps:cNvSpPr txBox="1">
-                              <a:spLocks noChangeArrowheads="1"/>
-                            </wps:cNvSpPr>
-                            <wps:spPr bwMode="auto">
-                              <a:xfrm>
-                                <a:off x="0" y="0"/>
-                                <a:ext cx="1651000" cy="222250"/>
-                              </a:xfrm>
-                              <a:prstGeom prst="rect">
-                                <a:avLst/>
-                              </a:prstGeom>
-                              <a:solidFill>
-                                <a:srgbClr val="FFFFFF"/>
-                              </a:solidFill>
-                              <a:ln w="9525">
-                                <a:noFill/>
-                                <a:miter lim="800000"/>
-                                <a:headEnd/>
-                                <a:tailEnd/>
-                              </a:ln>
-                            </wps:spPr>
-                            <wps:txbx>
+                    <ns3:anchor distT="45720" distB="45720" distL="114300" distR="114300" simplePos="0" relativeHeight="251660293" behindDoc="0" locked="0" layoutInCell="1" allowOverlap="1" ns4:anchorId="1C3CDF6A" ns4:editId="6653A74B">
+                      <ns3:simplePos x="0" y="0"/>
+                      <ns3:positionH relativeFrom="column">
+                        <ns3:posOffset>3778885</ns3:posOffset>
+                      </ns3:positionH>
+                      <ns3:positionV relativeFrom="paragraph">
+                        <ns3:posOffset>-53340</ns3:posOffset>
+                      </ns3:positionV>
+                      <ns3:extent cx="1651000" cy="222250"/>
+                      <ns3:effectExtent l="0" t="0" r="6350" b="6350"/>
+                      <ns3:wrapNone/>
+                      <ns3:docPr id="824550277" name="Text Box 2"/>
+                      <ns3:cNvGraphicFramePr>
+                        <ns5:graphicFrameLocks/>
+                      </ns3:cNvGraphicFramePr>
+                      <ns5:graphic>
+                        <ns5:graphicData uri="http://schemas.microsoft.com/office/word/2010/wordprocessingShape">
+                          <ns6:wsp>
+                            <ns6:cNvSpPr txBox="1">
+                              <ns5:spLocks noChangeArrowheads="1"/>
+                            </ns6:cNvSpPr>
+                            <ns6:spPr bwMode="auto">
+                              <ns5:xfrm>
+                                <ns5:off x="0" y="0"/>
+                                <ns5:ext cx="1651000" cy="222250"/>
+                              </ns5:xfrm>
+                              <ns5:prstGeom prst="rect">
+                                <ns5:avLst/>
+                              </ns5:prstGeom>
+                              <ns5:solidFill>
+                                <ns5:srgbClr val="FFFFFF"/>
+                              </ns5:solidFill>
+                              <ns5:ln w="9525">
+                                <ns5:noFill/>
+                                <ns5:miter lim="800000"/>
+                                <ns5:headEnd/>
+                                <ns5:tailEnd/>
+                              </ns5:ln>
+                            </ns6:spPr>
+                            <ns6:txbx>
                               <w:txbxContent>
-                                <w:p>
+                                <w:p ns2:paraId="31CC7A04" ns2:textId="77777777">
                                   <w:pPr>
                                     <w:rPr>
                                       <w:sz w:val="16"/>
@@ -6728,7 +6728,7 @@
                                       <w:szCs w:val="16"/>
                                       <w:highlight w:val="yellow"/>
                                     </w:rPr>
-                                    <w:t xml:space="preserve">Variable </w:t>
+                                    <w:t xml:space="preserve">[Hostel Email]</w:t>
                                   </w:r>
                                   <w:r>
                                     <w:rPr>
@@ -6738,7 +6738,7 @@
                                       <w:szCs w:val="16"/>
                                       <w:highlight w:val="yellow"/>
                                     </w:rPr>
-                                    <w:t>1</w:t>
+                                    <w:t/>
                                   </w:r>
                                   <w:r>
                                     <w:rPr>
@@ -6748,36 +6748,36 @@
                                       <w:szCs w:val="16"/>
                                       <w:highlight w:val="yellow"/>
                                     </w:rPr>
-                                    <w:t>2</w:t>
+                                    <w:t/>
                                   </w:r>
                                 </w:p>
                               </w:txbxContent>
-                            </wps:txbx>
-                            <wps:bodyPr rot="0" vert="horz" wrap="square" lIns="91440" tIns="45720" rIns="91440" bIns="45720" anchor="t" anchorCtr="0">
-                              <a:noAutofit/>
-                            </wps:bodyPr>
-                          </wps:wsp>
-                        </a:graphicData>
-                      </a:graphic>
-                      <wp14:sizeRelH relativeFrom="margin">
-                        <wp14:pctWidth>0</wp14:pctWidth>
-                      </wp14:sizeRelH>
-                      <wp14:sizeRelV relativeFrom="margin">
-                        <wp14:pctHeight>0</wp14:pctHeight>
-                      </wp14:sizeRelV>
-                    </wp:anchor>
+                            </ns6:txbx>
+                            <ns6:bodyPr rot="0" vert="horz" wrap="square" lIns="91440" tIns="45720" rIns="91440" bIns="45720" anchor="t" anchorCtr="0">
+                              <ns5:noAutofit/>
+                            </ns6:bodyPr>
+                          </ns6:wsp>
+                        </ns5:graphicData>
+                      </ns5:graphic>
+                      <ns4:sizeRelH relativeFrom="margin">
+                        <ns4:pctWidth>0</ns4:pctWidth>
+                      </ns4:sizeRelH>
+                      <ns4:sizeRelV relativeFrom="margin">
+                        <ns4:pctHeight>0</ns4:pctHeight>
+                      </ns4:sizeRelV>
+                    </ns3:anchor>
                   </w:drawing>
-                </mc:Choice>
-                <mc:Fallback>
+                </ns1:Choice>
+                <ns1:Fallback>
                   <w:pict>
-                    <v:shapetype w14:anchorId="1C3CDF6A" id="_x0000_t202" coordsize="21600,21600" o:spt="202" path="m,l,21600r21600,l21600,xe">
-                      <v:stroke joinstyle="miter"/>
-                      <v:path gradientshapeok="t" o:connecttype="rect"/>
-                    </v:shapetype>
-                    <v:shape id="_x0000_s1028" type="#_x0000_t202" style="position:absolute;left:0;text-align:left;margin-left:297.55pt;margin-top:-4.2pt;width:130pt;height:17.5pt;z-index:251660293;visibility:visible;mso-wrap-style:square;mso-width-percent:0;mso-height-percent:0;mso-wrap-distance-left:9pt;mso-wrap-distance-top:3.6pt;mso-wrap-distance-right:9pt;mso-wrap-distance-bottom:3.6pt;mso-position-horizontal:absolute;mso-position-horizontal-relative:text;mso-position-vertical:absolute;mso-position-vertical-relative:text;mso-width-percent:0;mso-height-percent:0;mso-width-relative:margin;mso-height-relative:margin;v-text-anchor:top" o:gfxdata="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" stroked="f">
-                      <v:textbox>
+                    <ns7:shapetype ns2:anchorId="1C3CDF6A" id="_x0000_t202" coordsize="21600,21600" ns8:spt="202" path="m,l,21600r21600,l21600,xe">
+                      <ns7:stroke joinstyle="miter"/>
+                      <ns7:path gradientshapeok="t" ns8:connecttype="rect"/>
+                    </ns7:shapetype>
+                    <ns7:shape id="_x0000_s1028" type="#_x0000_t202" style="position:absolute;left:0;text-align:left;margin-left:297.55pt;margin-top:-4.2pt;width:130pt;height:17.5pt;z-index:251660293;visibility:visible;mso-wrap-style:square;mso-width-percent:0;mso-height-percent:0;mso-wrap-distance-left:9pt;mso-wrap-distance-top:3.6pt;mso-wrap-distance-right:9pt;mso-wrap-distance-bottom:3.6pt;mso-position-horizontal:absolute;mso-position-horizontal-relative:text;mso-position-vertical:absolute;mso-position-vertical-relative:text;mso-width-percent:0;mso-height-percent:0;mso-width-relative:margin;mso-height-relative:margin;v-text-anchor:top" ns8:gfxdata="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" stroked="f">
+                      <ns7:textbox>
                         <w:txbxContent>
-                          <w:p>
+                          <w:p ns2:paraId="31CC7A04" ns2:textId="77777777">
                             <w:pPr>
                               <w:rPr>
                                 <w:sz w:val="16"/>
@@ -6801,7 +6801,7 @@
                                 <w:szCs w:val="16"/>
                                 <w:highlight w:val="yellow"/>
                               </w:rPr>
-                              <w:t xml:space="preserve">Variable </w:t>
+                              <w:t xml:space="preserve">[Hostel Email]</w:t>
                             </w:r>
                             <w:r>
                               <w:rPr>
@@ -6811,7 +6811,7 @@
                                 <w:szCs w:val="16"/>
                                 <w:highlight w:val="yellow"/>
                               </w:rPr>
-                              <w:t>1</w:t>
+                              <w:t/>
                             </w:r>
                             <w:r>
                               <w:rPr>
@@ -6821,65 +6821,65 @@
                                 <w:szCs w:val="16"/>
                                 <w:highlight w:val="yellow"/>
                               </w:rPr>
-                              <w:t>2</w:t>
+                              <w:t/>
                             </w:r>
                           </w:p>
                         </w:txbxContent>
-                      </v:textbox>
-                    </v:shape>
+                      </ns7:textbox>
+                    </ns7:shape>
                   </w:pict>
-                </mc:Fallback>
-              </mc:AlternateContent>
+                </ns1:Fallback>
+              </ns1:AlternateContent>
             </w:r>
             <w:r>
               <w:rPr>
                 <w:noProof/>
               </w:rPr>
-              <mc:AlternateContent>
-                <mc:Choice Requires="wps">
+              <ns1:AlternateContent>
+                <ns1:Choice Requires="wps">
                   <w:drawing>
-                    <wp:anchor distT="45720" distB="45720" distL="114300" distR="114300" simplePos="0" relativeHeight="251661317" behindDoc="0" locked="0" layoutInCell="1" allowOverlap="1" wp14:anchorId="3245D485" wp14:editId="3BF6B7DA">
-                      <wp:simplePos x="0" y="0"/>
-                      <wp:positionH relativeFrom="margin">
-                        <wp:posOffset>29210</wp:posOffset>
-                      </wp:positionH>
-                      <wp:positionV relativeFrom="paragraph">
-                        <wp:posOffset>-64135</wp:posOffset>
-                      </wp:positionV>
-                      <wp:extent cx="1651000" cy="222250"/>
-                      <wp:effectExtent l="0" t="0" r="6350" b="6350"/>
-                      <wp:wrapNone/>
-                      <wp:docPr id="1611662548" name="Text Box 2"/>
-                      <wp:cNvGraphicFramePr>
-                        <a:graphicFrameLocks xmlns:a="http://schemas.openxmlformats.org/drawingml/2006/main"/>
-                      </wp:cNvGraphicFramePr>
-                      <a:graphic xmlns:a="http://schemas.openxmlformats.org/drawingml/2006/main">
-                        <a:graphicData uri="http://schemas.microsoft.com/office/word/2010/wordprocessingShape">
-                          <wps:wsp>
-                            <wps:cNvSpPr txBox="1">
-                              <a:spLocks noChangeArrowheads="1"/>
-                            </wps:cNvSpPr>
-                            <wps:spPr bwMode="auto">
-                              <a:xfrm>
-                                <a:off x="0" y="0"/>
-                                <a:ext cx="1651000" cy="222250"/>
-                              </a:xfrm>
-                              <a:prstGeom prst="rect">
-                                <a:avLst/>
-                              </a:prstGeom>
-                              <a:solidFill>
-                                <a:srgbClr val="FFFFFF"/>
-                              </a:solidFill>
-                              <a:ln w="9525">
-                                <a:noFill/>
-                                <a:miter lim="800000"/>
-                                <a:headEnd/>
-                                <a:tailEnd/>
-                              </a:ln>
-                            </wps:spPr>
-                            <wps:txbx>
+                    <ns3:anchor distT="45720" distB="45720" distL="114300" distR="114300" simplePos="0" relativeHeight="251661317" behindDoc="0" locked="0" layoutInCell="1" allowOverlap="1" ns4:anchorId="3245D485" ns4:editId="3BF6B7DA">
+                      <ns3:simplePos x="0" y="0"/>
+                      <ns3:positionH relativeFrom="margin">
+                        <ns3:posOffset>29210</ns3:posOffset>
+                      </ns3:positionH>
+                      <ns3:positionV relativeFrom="paragraph">
+                        <ns3:posOffset>-64135</ns3:posOffset>
+                      </ns3:positionV>
+                      <ns3:extent cx="1651000" cy="222250"/>
+                      <ns3:effectExtent l="0" t="0" r="6350" b="6350"/>
+                      <ns3:wrapNone/>
+                      <ns3:docPr id="1611662548" name="Text Box 2"/>
+                      <ns3:cNvGraphicFramePr>
+                        <ns5:graphicFrameLocks/>
+                      </ns3:cNvGraphicFramePr>
+                      <ns5:graphic>
+                        <ns5:graphicData uri="http://schemas.microsoft.com/office/word/2010/wordprocessingShape">
+                          <ns6:wsp>
+                            <ns6:cNvSpPr txBox="1">
+                              <ns5:spLocks noChangeArrowheads="1"/>
+                            </ns6:cNvSpPr>
+                            <ns6:spPr bwMode="auto">
+                              <ns5:xfrm>
+                                <ns5:off x="0" y="0"/>
+                                <ns5:ext cx="1651000" cy="222250"/>
+                              </ns5:xfrm>
+                              <ns5:prstGeom prst="rect">
+                                <ns5:avLst/>
+                              </ns5:prstGeom>
+                              <ns5:solidFill>
+                                <ns5:srgbClr val="FFFFFF"/>
+                              </ns5:solidFill>
+                              <ns5:ln w="9525">
+                                <ns5:noFill/>
+                                <ns5:miter lim="800000"/>
+                                <ns5:headEnd/>
+                                <ns5:tailEnd/>
+                              </ns5:ln>
+                            </ns6:spPr>
+                            <ns6:txbx>
                               <w:txbxContent>
-                                <w:p>
+                                <w:p ns2:paraId="0C71AE25" ns2:textId="77777777">
                                   <w:pPr>
                                     <w:rPr>
                                       <w:b/>
@@ -6905,32 +6905,32 @@
                                       <w:szCs w:val="16"/>
                                       <w:highlight w:val="yellow"/>
                                     </w:rPr>
-                                    <w:t>Variable 11</w:t>
+                                    <w:t>[Hostel Telephone]</w:t>
                                   </w:r>
                                 </w:p>
                               </w:txbxContent>
-                            </wps:txbx>
-                            <wps:bodyPr rot="0" vert="horz" wrap="square" lIns="91440" tIns="45720" rIns="91440" bIns="45720" anchor="t" anchorCtr="0">
-                              <a:noAutofit/>
-                            </wps:bodyPr>
-                          </wps:wsp>
-                        </a:graphicData>
-                      </a:graphic>
-                      <wp14:sizeRelH relativeFrom="margin">
-                        <wp14:pctWidth>0</wp14:pctWidth>
-                      </wp14:sizeRelH>
-                      <wp14:sizeRelV relativeFrom="margin">
-                        <wp14:pctHeight>0</wp14:pctHeight>
-                      </wp14:sizeRelV>
-                    </wp:anchor>
+                            </ns6:txbx>
+                            <ns6:bodyPr rot="0" vert="horz" wrap="square" lIns="91440" tIns="45720" rIns="91440" bIns="45720" anchor="t" anchorCtr="0">
+                              <ns5:noAutofit/>
+                            </ns6:bodyPr>
+                          </ns6:wsp>
+                        </ns5:graphicData>
+                      </ns5:graphic>
+                      <ns4:sizeRelH relativeFrom="margin">
+                        <ns4:pctWidth>0</ns4:pctWidth>
+                      </ns4:sizeRelH>
+                      <ns4:sizeRelV relativeFrom="margin">
+                        <ns4:pctHeight>0</ns4:pctHeight>
+                      </ns4:sizeRelV>
+                    </ns3:anchor>
                   </w:drawing>
-                </mc:Choice>
-                <mc:Fallback>
+                </ns1:Choice>
+                <ns1:Fallback>
                   <w:pict>
-                    <v:shape w14:anchorId="3245D485" id="_x0000_s1029" type="#_x0000_t202" style="position:absolute;left:0;text-align:left;margin-left:2.3pt;margin-top:-5.05pt;width:130pt;height:17.5pt;z-index:251661317;visibility:visible;mso-wrap-style:square;mso-width-percent:0;mso-height-percent:0;mso-wrap-distance-left:9pt;mso-wrap-distance-top:3.6pt;mso-wrap-distance-right:9pt;mso-wrap-distance-bottom:3.6pt;mso-position-horizontal:absolute;mso-position-horizontal-relative:margin;mso-position-vertical:absolute;mso-position-vertical-relative:text;mso-width-percent:0;mso-height-percent:0;mso-width-relative:margin;mso-height-relative:margin;v-text-anchor:top" o:gfxdata="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" stroked="f">
-                      <v:textbox>
+                    <ns7:shape ns2:anchorId="3245D485" id="_x0000_s1029" type="#_x0000_t202" style="position:absolute;left:0;text-align:left;margin-left:2.3pt;margin-top:-5.05pt;width:130pt;height:17.5pt;z-index:251661317;visibility:visible;mso-wrap-style:square;mso-width-percent:0;mso-height-percent:0;mso-wrap-distance-left:9pt;mso-wrap-distance-top:3.6pt;mso-wrap-distance-right:9pt;mso-wrap-distance-bottom:3.6pt;mso-position-horizontal:absolute;mso-position-horizontal-relative:margin;mso-position-vertical:absolute;mso-position-vertical-relative:text;mso-width-percent:0;mso-height-percent:0;mso-width-relative:margin;mso-height-relative:margin;v-text-anchor:top" ns8:gfxdata="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" stroked="f">
+                      <ns7:textbox>
                         <w:txbxContent>
-                          <w:p>
+                          <w:p ns2:paraId="0C71AE25" ns2:textId="77777777">
                             <w:pPr>
                               <w:rPr>
                                 <w:b/>
@@ -6956,19 +6956,19 @@
                                 <w:szCs w:val="16"/>
                                 <w:highlight w:val="yellow"/>
                               </w:rPr>
-                              <w:t>Variable 11</w:t>
+                              <w:t>[Hostel Telephone]</w:t>
                             </w:r>
                           </w:p>
                         </w:txbxContent>
-                      </v:textbox>
-                      <w10:wrap anchorx="margin"/>
-                    </v:shape>
+                      </ns7:textbox>
+                      <ns9:wrap anchorx="margin"/>
+                    </ns7:shape>
                   </w:pict>
-                </mc:Fallback>
-              </mc:AlternateContent>
-            </w:r>
-            <w:r>
-              <w:t xml:space="preserve">Page </w:t>
+                </ns1:Fallback>
+              </ns1:AlternateContent>
+            </w:r>
+            <w:r>
+              <w:t xml:space="preserve"/>
             </w:r>
             <w:r>
               <w:rPr>
@@ -7014,7 +7014,7 @@
               <w:fldChar w:fldCharType="end"/>
             </w:r>
             <w:r>
-              <w:t xml:space="preserve"> of </w:t>
+              <w:t xml:space="preserve"> of Page </w:t>
             </w:r>
             <w:r>
               <w:rPr>
@@ -7064,7 +7064,7 @@
       </w:sdt>
     </w:sdtContent>
   </w:sdt>
-  <w:p>
+  <w:p ns2:paraId="5BBF9FE6" ns2:textId="77777777">
     <w:pPr>
       <w:pStyle w:val="Footer"/>
     </w:pPr>
@@ -7073,7 +7073,7 @@
 </file>
 
 <file path=word/footer2.xml><?xml version="1.0" encoding="utf-8"?>
-<w:ftr xmlns:wpc="http://schemas.microsoft.com/office/word/2010/wordprocessingCanvas" xmlns:cx="http://schemas.microsoft.com/office/drawing/2014/chartex" xmlns:cx1="http://schemas.microsoft.com/office/drawing/2015/9/8/chartex" xmlns:cx2="http://schemas.microsoft.com/office/drawing/2015/10/21/chartex" xmlns:cx3="http://schemas.microsoft.com/office/drawing/2016/5/9/chartex" xmlns:cx4="http://schemas.microsoft.com/office/drawing/2016/5/10/chartex" xmlns:cx5="http://schemas.microsoft.com/office/drawing/2016/5/11/chartex" xmlns:cx6="http://schemas.microsoft.com/office/drawing/2016/5/12/chartex" xmlns:cx7="http://schemas.microsoft.com/office/drawing/2016/5/13/chartex" xmlns:cx8="http://schemas.microsoft.com/office/drawing/2016/5/14/chartex" xmlns:mc="http://schemas.openxmlformats.org/markup-compatibility/2006" xmlns:aink="http://schemas.microsoft.com/office/drawing/2016/ink" xmlns:am3d="http://schemas.microsoft.com/office/drawing/2017/model3d" xmlns:o="urn:schemas-microsoft-com:office:office" xmlns:oel="http://schemas.microsoft.com/office/2019/extlst" xmlns:r="http://schemas.openxmlformats.org/officeDocument/2006/relationships" xmlns:m="http://schemas.openxmlformats.org/officeDocument/2006/math" xmlns:v="urn:schemas-microsoft-com:vml" xmlns:wp14="http://schemas.microsoft.com/office/word/2010/wordprocessingDrawing" xmlns:wp="http://schemas.openxmlformats.org/drawingml/2006/wordprocessingDrawing" xmlns:w10="urn:schemas-microsoft-com:office:word" xmlns:w="http://schemas.openxmlformats.org/wordprocessingml/2006/main" xmlns:w14="http://schemas.microsoft.com/office/word/2010/wordml" xmlns:w15="http://schemas.microsoft.com/office/word/2012/wordml" xmlns:w16cex="http://schemas.microsoft.com/office/word/2018/wordml/cex" xmlns:w16cid="http://schemas.microsoft.com/office/word/2016/wordml/cid" xmlns:w16="http://schemas.microsoft.com/office/word/2018/wordml" xmlns:w16du="http://schemas.microsoft.com/office/word/2023/wordml/word16du" xmlns:w16sdtdh="http://schemas.microsoft.com/office/word/2020/wordml/sdtdatahash" xmlns:w16sdtfl="http://schemas.microsoft.com/office/word/2024/wordml/sdtformatlock" xmlns:w16se="http://schemas.microsoft.com/office/word/2015/wordml/symex" xmlns:wpg="http://schemas.microsoft.com/office/word/2010/wordprocessingGroup" xmlns:wpi="http://schemas.microsoft.com/office/word/2010/wordprocessingInk" xmlns:wne="http://schemas.microsoft.com/office/word/2006/wordml" xmlns:wps="http://schemas.microsoft.com/office/word/2010/wordprocessingShape" mc:Ignorable="w14 w15 w16se w16cid w16 w16cex w16sdtdh w16sdtfl w16du wp14">
+<w:ftr xmlns:ns1="http://schemas.openxmlformats.org/markup-compatibility/2006" xmlns:ns2="http://schemas.microsoft.com/office/word/2010/wordml" xmlns:ns3="http://schemas.openxmlformats.org/drawingml/2006/wordprocessingDrawing" xmlns:ns4="http://schemas.microsoft.com/office/word/2010/wordprocessingDrawing" xmlns:ns5="http://schemas.openxmlformats.org/drawingml/2006/main" xmlns:ns6="http://schemas.microsoft.com/office/word/2010/wordprocessingShape" xmlns:ns7="urn:schemas-microsoft-com:vml" xmlns:ns8="urn:schemas-microsoft-com:office:office" xmlns:ns9="urn:schemas-microsoft-com:office:word" xmlns:w="http://schemas.openxmlformats.org/wordprocessingml/2006/main" ns1:Ignorable="w14 w15 w16se w16cid w16 w16cex w16sdtdh w16sdtfl w16du wp14">
   <w:sdt>
     <w:sdtPr>
       <w:id w:val="-469134945"/>
@@ -7092,7 +7092,7 @@
           </w:docPartObj>
         </w:sdtPr>
         <w:sdtContent>
-          <w:p>
+          <w:p ns2:paraId="330E638C" ns2:textId="4284E6F6">
             <w:pPr>
               <w:pStyle w:val="Footer"/>
               <w:jc w:val="center"/>
@@ -7101,51 +7101,51 @@
               <w:rPr>
                 <w:noProof/>
               </w:rPr>
-              <mc:AlternateContent>
-                <mc:Choice Requires="wps">
+              <ns1:AlternateContent>
+                <ns1:Choice Requires="wps">
                   <w:drawing>
-                    <wp:anchor distT="45720" distB="45720" distL="114300" distR="114300" simplePos="0" relativeHeight="251658244" behindDoc="0" locked="0" layoutInCell="1" allowOverlap="1" wp14:anchorId="1F74D7F9" wp14:editId="4E923C10">
-                      <wp:simplePos x="0" y="0"/>
-                      <wp:positionH relativeFrom="column">
-                        <wp:posOffset>3778885</wp:posOffset>
-                      </wp:positionH>
-                      <wp:positionV relativeFrom="paragraph">
-                        <wp:posOffset>-53340</wp:posOffset>
-                      </wp:positionV>
-                      <wp:extent cx="1651000" cy="222250"/>
-                      <wp:effectExtent l="0" t="0" r="6350" b="6350"/>
-                      <wp:wrapNone/>
-                      <wp:docPr id="293392876" name="Text Box 2"/>
-                      <wp:cNvGraphicFramePr>
-                        <a:graphicFrameLocks xmlns:a="http://schemas.openxmlformats.org/drawingml/2006/main"/>
-                      </wp:cNvGraphicFramePr>
-                      <a:graphic xmlns:a="http://schemas.openxmlformats.org/drawingml/2006/main">
-                        <a:graphicData uri="http://schemas.microsoft.com/office/word/2010/wordprocessingShape">
-                          <wps:wsp>
-                            <wps:cNvSpPr txBox="1">
-                              <a:spLocks noChangeArrowheads="1"/>
-                            </wps:cNvSpPr>
-                            <wps:spPr bwMode="auto">
-                              <a:xfrm>
-                                <a:off x="0" y="0"/>
-                                <a:ext cx="1651000" cy="222250"/>
-                              </a:xfrm>
-                              <a:prstGeom prst="rect">
-                                <a:avLst/>
-                              </a:prstGeom>
-                              <a:solidFill>
-                                <a:srgbClr val="FFFFFF"/>
-                              </a:solidFill>
-                              <a:ln w="9525">
-                                <a:noFill/>
-                                <a:miter lim="800000"/>
-                                <a:headEnd/>
-                                <a:tailEnd/>
-                              </a:ln>
-                            </wps:spPr>
-                            <wps:txbx>
+                    <ns3:anchor distT="45720" distB="45720" distL="114300" distR="114300" simplePos="0" relativeHeight="251658244" behindDoc="0" locked="0" layoutInCell="1" allowOverlap="1" ns4:anchorId="1F74D7F9" ns4:editId="4E923C10">
+                      <ns3:simplePos x="0" y="0"/>
+                      <ns3:positionH relativeFrom="column">
+                        <ns3:posOffset>3778885</ns3:posOffset>
+                      </ns3:positionH>
+                      <ns3:positionV relativeFrom="paragraph">
+                        <ns3:posOffset>-53340</ns3:posOffset>
+                      </ns3:positionV>
+                      <ns3:extent cx="1651000" cy="222250"/>
+                      <ns3:effectExtent l="0" t="0" r="6350" b="6350"/>
+                      <ns3:wrapNone/>
+                      <ns3:docPr id="293392876" name="Text Box 2"/>
+                      <ns3:cNvGraphicFramePr>
+                        <ns5:graphicFrameLocks/>
+                      </ns3:cNvGraphicFramePr>
+                      <ns5:graphic>
+                        <ns5:graphicData uri="http://schemas.microsoft.com/office/word/2010/wordprocessingShape">
+                          <ns6:wsp>
+                            <ns6:cNvSpPr txBox="1">
+                              <ns5:spLocks noChangeArrowheads="1"/>
+                            </ns6:cNvSpPr>
+                            <ns6:spPr bwMode="auto">
+                              <ns5:xfrm>
+                                <ns5:off x="0" y="0"/>
+                                <ns5:ext cx="1651000" cy="222250"/>
+                              </ns5:xfrm>
+                              <ns5:prstGeom prst="rect">
+                                <ns5:avLst/>
+                              </ns5:prstGeom>
+                              <ns5:solidFill>
+                                <ns5:srgbClr val="FFFFFF"/>
+                              </ns5:solidFill>
+                              <ns5:ln w="9525">
+                                <ns5:noFill/>
+                                <ns5:miter lim="800000"/>
+                                <ns5:headEnd/>
+                                <ns5:tailEnd/>
+                              </ns5:ln>
+                            </ns6:spPr>
+                            <ns6:txbx>
                               <w:txbxContent>
-                                <w:p>
+                                <w:p ns2:paraId="76BD3AA2" ns2:textId="6455AD9A">
                                   <w:pPr>
                                     <w:rPr>
                                       <w:sz w:val="16"/>
@@ -7169,7 +7169,7 @@
                                       <w:szCs w:val="16"/>
                                       <w:highlight w:val="yellow"/>
                                     </w:rPr>
-                                    <w:t xml:space="preserve">Variable </w:t>
+                                    <w:t xml:space="preserve">[Hostel Email]</w:t>
                                   </w:r>
                                   <w:r>
                                     <w:rPr>
@@ -7179,7 +7179,7 @@
                                       <w:szCs w:val="16"/>
                                       <w:highlight w:val="yellow"/>
                                     </w:rPr>
-                                    <w:t>1</w:t>
+                                    <w:t/>
                                   </w:r>
                                   <w:r>
                                     <w:rPr>
@@ -7189,36 +7189,36 @@
                                       <w:szCs w:val="16"/>
                                       <w:highlight w:val="yellow"/>
                                     </w:rPr>
-                                    <w:t>2</w:t>
+                                    <w:t/>
                                   </w:r>
                                 </w:p>
                               </w:txbxContent>
-                            </wps:txbx>
-                            <wps:bodyPr rot="0" vert="horz" wrap="square" lIns="91440" tIns="45720" rIns="91440" bIns="45720" anchor="t" anchorCtr="0">
-                              <a:noAutofit/>
-                            </wps:bodyPr>
-                          </wps:wsp>
-                        </a:graphicData>
-                      </a:graphic>
-                      <wp14:sizeRelH relativeFrom="margin">
-                        <wp14:pctWidth>0</wp14:pctWidth>
-                      </wp14:sizeRelH>
-                      <wp14:sizeRelV relativeFrom="margin">
-                        <wp14:pctHeight>0</wp14:pctHeight>
-                      </wp14:sizeRelV>
-                    </wp:anchor>
+                            </ns6:txbx>
+                            <ns6:bodyPr rot="0" vert="horz" wrap="square" lIns="91440" tIns="45720" rIns="91440" bIns="45720" anchor="t" anchorCtr="0">
+                              <ns5:noAutofit/>
+                            </ns6:bodyPr>
+                          </ns6:wsp>
+                        </ns5:graphicData>
+                      </ns5:graphic>
+                      <ns4:sizeRelH relativeFrom="margin">
+                        <ns4:pctWidth>0</ns4:pctWidth>
+                      </ns4:sizeRelH>
+                      <ns4:sizeRelV relativeFrom="margin">
+                        <ns4:pctHeight>0</ns4:pctHeight>
+                      </ns4:sizeRelV>
+                    </ns3:anchor>
                   </w:drawing>
-                </mc:Choice>
-                <mc:Fallback>
+                </ns1:Choice>
+                <ns1:Fallback>
                   <w:pict>
-                    <v:shapetype w14:anchorId="1F74D7F9" id="_x0000_t202" coordsize="21600,21600" o:spt="202" path="m,l,21600r21600,l21600,xe">
-                      <v:stroke joinstyle="miter"/>
-                      <v:path gradientshapeok="t" o:connecttype="rect"/>
-                    </v:shapetype>
-                    <v:shape id="_x0000_s1030" type="#_x0000_t202" style="position:absolute;left:0;text-align:left;margin-left:297.55pt;margin-top:-4.2pt;width:130pt;height:17.5pt;z-index:251658244;visibility:visible;mso-wrap-style:square;mso-width-percent:0;mso-height-percent:0;mso-wrap-distance-left:9pt;mso-wrap-distance-top:3.6pt;mso-wrap-distance-right:9pt;mso-wrap-distance-bottom:3.6pt;mso-position-horizontal:absolute;mso-position-horizontal-relative:text;mso-position-vertical:absolute;mso-position-vertical-relative:text;mso-width-percent:0;mso-height-percent:0;mso-width-relative:margin;mso-height-relative:margin;v-text-anchor:top" o:gfxdata="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" stroked="f">
-                      <v:textbox>
+                    <ns7:shapetype ns2:anchorId="1F74D7F9" id="_x0000_t202" coordsize="21600,21600" ns8:spt="202" path="m,l,21600r21600,l21600,xe">
+                      <ns7:stroke joinstyle="miter"/>
+                      <ns7:path gradientshapeok="t" ns8:connecttype="rect"/>
+                    </ns7:shapetype>
+                    <ns7:shape id="_x0000_s1030" type="#_x0000_t202" style="position:absolute;left:0;text-align:left;margin-left:297.55pt;margin-top:-4.2pt;width:130pt;height:17.5pt;z-index:251658244;visibility:visible;mso-wrap-style:square;mso-width-percent:0;mso-height-percent:0;mso-wrap-distance-left:9pt;mso-wrap-distance-top:3.6pt;mso-wrap-distance-right:9pt;mso-wrap-distance-bottom:3.6pt;mso-position-horizontal:absolute;mso-position-horizontal-relative:text;mso-position-vertical:absolute;mso-position-vertical-relative:text;mso-width-percent:0;mso-height-percent:0;mso-width-relative:margin;mso-height-relative:margin;v-text-anchor:top" ns8:gfxdata="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" stroked="f">
+                      <ns7:textbox>
                         <w:txbxContent>
-                          <w:p>
+                          <w:p ns2:paraId="76BD3AA2" ns2:textId="6455AD9A">
                             <w:pPr>
                               <w:rPr>
                                 <w:sz w:val="16"/>
@@ -7242,7 +7242,7 @@
                                 <w:szCs w:val="16"/>
                                 <w:highlight w:val="yellow"/>
                               </w:rPr>
-                              <w:t xml:space="preserve">Variable </w:t>
+                              <w:t xml:space="preserve">[Hostel Email]</w:t>
                             </w:r>
                             <w:r>
                               <w:rPr>
@@ -7252,7 +7252,7 @@
                                 <w:szCs w:val="16"/>
                                 <w:highlight w:val="yellow"/>
                               </w:rPr>
-                              <w:t>1</w:t>
+                              <w:t/>
                             </w:r>
                             <w:r>
                               <w:rPr>
@@ -7262,65 +7262,65 @@
                                 <w:szCs w:val="16"/>
                                 <w:highlight w:val="yellow"/>
                               </w:rPr>
-                              <w:t>2</w:t>
+                              <w:t/>
                             </w:r>
                           </w:p>
                         </w:txbxContent>
-                      </v:textbox>
-                    </v:shape>
+                      </ns7:textbox>
+                    </ns7:shape>
                   </w:pict>
-                </mc:Fallback>
-              </mc:AlternateContent>
+                </ns1:Fallback>
+              </ns1:AlternateContent>
             </w:r>
             <w:r>
               <w:rPr>
                 <w:noProof/>
               </w:rPr>
-              <mc:AlternateContent>
-                <mc:Choice Requires="wps">
+              <ns1:AlternateContent>
+                <ns1:Choice Requires="wps">
                   <w:drawing>
-                    <wp:anchor distT="45720" distB="45720" distL="114300" distR="114300" simplePos="0" relativeHeight="251658245" behindDoc="0" locked="0" layoutInCell="1" allowOverlap="1" wp14:anchorId="4AC38046" wp14:editId="07216774">
-                      <wp:simplePos x="0" y="0"/>
-                      <wp:positionH relativeFrom="margin">
-                        <wp:posOffset>29210</wp:posOffset>
-                      </wp:positionH>
-                      <wp:positionV relativeFrom="paragraph">
-                        <wp:posOffset>-64135</wp:posOffset>
-                      </wp:positionV>
-                      <wp:extent cx="1651000" cy="222250"/>
-                      <wp:effectExtent l="0" t="0" r="6350" b="6350"/>
-                      <wp:wrapNone/>
-                      <wp:docPr id="919953751" name="Text Box 2"/>
-                      <wp:cNvGraphicFramePr>
-                        <a:graphicFrameLocks xmlns:a="http://schemas.openxmlformats.org/drawingml/2006/main"/>
-                      </wp:cNvGraphicFramePr>
-                      <a:graphic xmlns:a="http://schemas.openxmlformats.org/drawingml/2006/main">
-                        <a:graphicData uri="http://schemas.microsoft.com/office/word/2010/wordprocessingShape">
-                          <wps:wsp>
-                            <wps:cNvSpPr txBox="1">
-                              <a:spLocks noChangeArrowheads="1"/>
-                            </wps:cNvSpPr>
-                            <wps:spPr bwMode="auto">
-                              <a:xfrm>
-                                <a:off x="0" y="0"/>
-                                <a:ext cx="1651000" cy="222250"/>
-                              </a:xfrm>
-                              <a:prstGeom prst="rect">
-                                <a:avLst/>
-                              </a:prstGeom>
-                              <a:solidFill>
-                                <a:srgbClr val="FFFFFF"/>
-                              </a:solidFill>
-                              <a:ln w="9525">
-                                <a:noFill/>
-                                <a:miter lim="800000"/>
-                                <a:headEnd/>
-                                <a:tailEnd/>
-                              </a:ln>
-                            </wps:spPr>
-                            <wps:txbx>
+                    <ns3:anchor distT="45720" distB="45720" distL="114300" distR="114300" simplePos="0" relativeHeight="251658245" behindDoc="0" locked="0" layoutInCell="1" allowOverlap="1" ns4:anchorId="4AC38046" ns4:editId="07216774">
+                      <ns3:simplePos x="0" y="0"/>
+                      <ns3:positionH relativeFrom="margin">
+                        <ns3:posOffset>29210</ns3:posOffset>
+                      </ns3:positionH>
+                      <ns3:positionV relativeFrom="paragraph">
+                        <ns3:posOffset>-64135</ns3:posOffset>
+                      </ns3:positionV>
+                      <ns3:extent cx="1651000" cy="222250"/>
+                      <ns3:effectExtent l="0" t="0" r="6350" b="6350"/>
+                      <ns3:wrapNone/>
+                      <ns3:docPr id="919953751" name="Text Box 2"/>
+                      <ns3:cNvGraphicFramePr>
+                        <ns5:graphicFrameLocks/>
+                      </ns3:cNvGraphicFramePr>
+                      <ns5:graphic>
+                        <ns5:graphicData uri="http://schemas.microsoft.com/office/word/2010/wordprocessingShape">
+                          <ns6:wsp>
+                            <ns6:cNvSpPr txBox="1">
+                              <ns5:spLocks noChangeArrowheads="1"/>
+                            </ns6:cNvSpPr>
+                            <ns6:spPr bwMode="auto">
+                              <ns5:xfrm>
+                                <ns5:off x="0" y="0"/>
+                                <ns5:ext cx="1651000" cy="222250"/>
+                              </ns5:xfrm>
+                              <ns5:prstGeom prst="rect">
+                                <ns5:avLst/>
+                              </ns5:prstGeom>
+                              <ns5:solidFill>
+                                <ns5:srgbClr val="FFFFFF"/>
+                              </ns5:solidFill>
+                              <ns5:ln w="9525">
+                                <ns5:noFill/>
+                                <ns5:miter lim="800000"/>
+                                <ns5:headEnd/>
+                                <ns5:tailEnd/>
+                              </ns5:ln>
+                            </ns6:spPr>
+                            <ns6:txbx>
                               <w:txbxContent>
-                                <w:p>
+                                <w:p ns2:paraId="3213C800" ns2:textId="000DD499">
                                   <w:pPr>
                                     <w:rPr>
                                       <w:b/>
@@ -7346,32 +7346,32 @@
                                       <w:szCs w:val="16"/>
                                       <w:highlight w:val="yellow"/>
                                     </w:rPr>
-                                    <w:t>Variable 11</w:t>
+                                    <w:t>[Hostel Telephone]</w:t>
                                   </w:r>
                                 </w:p>
                               </w:txbxContent>
-                            </wps:txbx>
-                            <wps:bodyPr rot="0" vert="horz" wrap="square" lIns="91440" tIns="45720" rIns="91440" bIns="45720" anchor="t" anchorCtr="0">
-                              <a:noAutofit/>
-                            </wps:bodyPr>
-                          </wps:wsp>
-                        </a:graphicData>
-                      </a:graphic>
-                      <wp14:sizeRelH relativeFrom="margin">
-                        <wp14:pctWidth>0</wp14:pctWidth>
-                      </wp14:sizeRelH>
-                      <wp14:sizeRelV relativeFrom="margin">
-                        <wp14:pctHeight>0</wp14:pctHeight>
-                      </wp14:sizeRelV>
-                    </wp:anchor>
+                            </ns6:txbx>
+                            <ns6:bodyPr rot="0" vert="horz" wrap="square" lIns="91440" tIns="45720" rIns="91440" bIns="45720" anchor="t" anchorCtr="0">
+                              <ns5:noAutofit/>
+                            </ns6:bodyPr>
+                          </ns6:wsp>
+                        </ns5:graphicData>
+                      </ns5:graphic>
+                      <ns4:sizeRelH relativeFrom="margin">
+                        <ns4:pctWidth>0</ns4:pctWidth>
+                      </ns4:sizeRelH>
+                      <ns4:sizeRelV relativeFrom="margin">
+                        <ns4:pctHeight>0</ns4:pctHeight>
+                      </ns4:sizeRelV>
+                    </ns3:anchor>
                   </w:drawing>
-                </mc:Choice>
-                <mc:Fallback>
+                </ns1:Choice>
+                <ns1:Fallback>
                   <w:pict>
-                    <v:shape w14:anchorId="4AC38046" id="_x0000_s1031" type="#_x0000_t202" style="position:absolute;left:0;text-align:left;margin-left:2.3pt;margin-top:-5.05pt;width:130pt;height:17.5pt;z-index:251658245;visibility:visible;mso-wrap-style:square;mso-width-percent:0;mso-height-percent:0;mso-wrap-distance-left:9pt;mso-wrap-distance-top:3.6pt;mso-wrap-distance-right:9pt;mso-wrap-distance-bottom:3.6pt;mso-position-horizontal:absolute;mso-position-horizontal-relative:margin;mso-position-vertical:absolute;mso-position-vertical-relative:text;mso-width-percent:0;mso-height-percent:0;mso-width-relative:margin;mso-height-relative:margin;v-text-anchor:top" o:gfxdata="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" stroked="f">
-                      <v:textbox>
+                    <ns7:shape ns2:anchorId="4AC38046" id="_x0000_s1031" type="#_x0000_t202" style="position:absolute;left:0;text-align:left;margin-left:2.3pt;margin-top:-5.05pt;width:130pt;height:17.5pt;z-index:251658245;visibility:visible;mso-wrap-style:square;mso-width-percent:0;mso-height-percent:0;mso-wrap-distance-left:9pt;mso-wrap-distance-top:3.6pt;mso-wrap-distance-right:9pt;mso-wrap-distance-bottom:3.6pt;mso-position-horizontal:absolute;mso-position-horizontal-relative:margin;mso-position-vertical:absolute;mso-position-vertical-relative:text;mso-width-percent:0;mso-height-percent:0;mso-width-relative:margin;mso-height-relative:margin;v-text-anchor:top" ns8:gfxdata="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" stroked="f">
+                      <ns7:textbox>
                         <w:txbxContent>
-                          <w:p>
+                          <w:p ns2:paraId="3213C800" ns2:textId="000DD499">
                             <w:pPr>
                               <w:rPr>
                                 <w:b/>
@@ -7397,19 +7397,19 @@
                                 <w:szCs w:val="16"/>
                                 <w:highlight w:val="yellow"/>
                               </w:rPr>
-                              <w:t>Variable 11</w:t>
+                              <w:t>[Hostel Telephone]</w:t>
                             </w:r>
                           </w:p>
                         </w:txbxContent>
-                      </v:textbox>
-                      <w10:wrap anchorx="margin"/>
-                    </v:shape>
+                      </ns7:textbox>
+                      <ns9:wrap anchorx="margin"/>
+                    </ns7:shape>
                   </w:pict>
-                </mc:Fallback>
-              </mc:AlternateContent>
-            </w:r>
-            <w:r>
-              <w:t xml:space="preserve">Page </w:t>
+                </ns1:Fallback>
+              </ns1:AlternateContent>
+            </w:r>
+            <w:r>
+              <w:t xml:space="preserve"/>
             </w:r>
             <w:r>
               <w:rPr>
@@ -7454,7 +7454,7 @@
               <w:fldChar w:fldCharType="end"/>
             </w:r>
             <w:r>
-              <w:t xml:space="preserve"> of </w:t>
+              <w:t xml:space="preserve"> of Page </w:t>
             </w:r>
             <w:r>
               <w:rPr>
@@ -7503,7 +7503,7 @@
       </w:sdt>
     </w:sdtContent>
   </w:sdt>
-  <w:p>
+  <w:p ns2:paraId="4A0DBD89" ns2:textId="77777777">
     <w:pPr>
       <w:pStyle w:val="Footer"/>
     </w:pPr>

--- a/front/public/Agreement-Template.docx
+++ b/front/public/Agreement-Template.docx
@@ -1,10 +1,10 @@
 
 <file path=word/document.xml><?xml version="1.0" encoding="utf-8"?>
-<w:document xmlns:wpc="http://schemas.microsoft.com/office/word/2010/wordprocessingCanvas" xmlns:cx="http://schemas.microsoft.com/office/drawing/2014/chartex" xmlns:cx1="http://schemas.microsoft.com/office/drawing/2015/9/8/chartex" xmlns:cx2="http://schemas.microsoft.com/office/drawing/2015/10/21/chartex" xmlns:cx3="http://schemas.microsoft.com/office/drawing/2016/5/9/chartex" xmlns:cx4="http://schemas.microsoft.com/office/drawing/2016/5/10/chartex" xmlns:cx5="http://schemas.microsoft.com/office/drawing/2016/5/11/chartex" xmlns:cx6="http://schemas.microsoft.com/office/drawing/2016/5/12/chartex" xmlns:cx7="http://schemas.microsoft.com/office/drawing/2016/5/13/chartex" xmlns:cx8="http://schemas.microsoft.com/office/drawing/2016/5/14/chartex" xmlns:mc="http://schemas.openxmlformats.org/markup-compatibility/2006" xmlns:aink="http://schemas.microsoft.com/office/drawing/2016/ink" xmlns:am3d="http://schemas.microsoft.com/office/drawing/2017/model3d" xmlns:o="urn:schemas-microsoft-com:office:office" xmlns:oel="http://schemas.microsoft.com/office/2019/extlst" xmlns:r="http://schemas.openxmlformats.org/officeDocument/2006/relationships" xmlns:m="http://schemas.openxmlformats.org/officeDocument/2006/math" xmlns:v="urn:schemas-microsoft-com:vml" xmlns:wp14="http://schemas.microsoft.com/office/word/2010/wordprocessingDrawing" xmlns:wp="http://schemas.openxmlformats.org/drawingml/2006/wordprocessingDrawing" xmlns:w10="urn:schemas-microsoft-com:office:word" xmlns:w="http://schemas.openxmlformats.org/wordprocessingml/2006/main" xmlns:w14="http://schemas.microsoft.com/office/word/2010/wordml" xmlns:w15="http://schemas.microsoft.com/office/word/2012/wordml" xmlns:w16cex="http://schemas.microsoft.com/office/word/2018/wordml/cex" xmlns:w16cid="http://schemas.microsoft.com/office/word/2016/wordml/cid" xmlns:w16="http://schemas.microsoft.com/office/word/2018/wordml" xmlns:w16du="http://schemas.microsoft.com/office/word/2023/wordml/word16du" xmlns:w16sdtdh="http://schemas.microsoft.com/office/word/2020/wordml/sdtdatahash" xmlns:w16sdtfl="http://schemas.microsoft.com/office/word/2024/wordml/sdtformatlock" xmlns:w16se="http://schemas.microsoft.com/office/word/2015/wordml/symex" xmlns:wpg="http://schemas.microsoft.com/office/word/2010/wordprocessingGroup" xmlns:wpi="http://schemas.microsoft.com/office/word/2010/wordprocessingInk" xmlns:wne="http://schemas.microsoft.com/office/word/2006/wordml" xmlns:wps="http://schemas.microsoft.com/office/word/2010/wordprocessingShape" mc:Ignorable="w14 w15 w16se w16cid w16 w16cex w16sdtdh w16sdtfl w16du wp14">
+<w:document xmlns:ns1="http://schemas.openxmlformats.org/markup-compatibility/2006" xmlns:ns2="http://schemas.microsoft.com/office/word/2010/wordml" xmlns:ns3="http://schemas.openxmlformats.org/drawingml/2006/wordprocessingDrawing" xmlns:ns4="http://schemas.microsoft.com/office/word/2010/wordprocessingDrawing" xmlns:ns5="http://schemas.openxmlformats.org/drawingml/2006/main" xmlns:ns6="http://schemas.microsoft.com/office/word/2010/wordprocessingShape" xmlns:ns7="urn:schemas-microsoft-com:vml" xmlns:ns8="urn:schemas-microsoft-com:office:office" xmlns:ns9="urn:schemas-microsoft-com:office:word" xmlns:r="http://schemas.openxmlformats.org/officeDocument/2006/relationships" xmlns:w="http://schemas.openxmlformats.org/wordprocessingml/2006/main" ns1:Ignorable="w14 w15 w16se w16cid w16 w16cex w16sdtdh w16sdtfl w16du wp14">
   <w:body>
-    <w:p>
-      <w:pPr>
-        <w:spacing w:after="100" w:afterAutospacing="1"/>
+    <w:p ns2:paraId="192D87B4" ns2:textId="254BD273">
+      <w:pPr>
+        <w:spacing w:after="0" w:afterAutospacing="1" w:before="0"/>
         <w:ind w:left="540" w:hanging="540"/>
         <w:jc w:val="center"/>
         <w:rPr>
@@ -60,9 +60,10 @@
         <w:tab/>
       </w:r>
     </w:p>
-    <w:p>
-      <w:pPr>
-        <w:spacing w:after="100" w:afterAutospacing="1"/>
+    <w:p ns2:paraId="02BBC189" ns2:textId="500A18F4">
+      <w:pPr>
+        <w:keepNext/>
+        <w:spacing w:after="240" w:afterAutospacing="1" w:line="360" w:lineRule="auto" w:before="360"/>
         <w:ind w:left="540" w:hanging="540"/>
         <w:jc w:val="center"/>
         <w:rPr>
@@ -82,13 +83,15 @@
         <w:t>HOSTEL ACCOMMODATION AGREEMENT</w:t>
       </w:r>
     </w:p>
-    <w:p>
-      <w:pPr>
-        <w:pStyle w:val="ListParagraph"/>
+    <w:p ns2:paraId="77FC60A2" ns2:textId="77777777">
+      <w:pPr>
+        <w:pStyle w:val="ListParagraph"/>
+        <w:keepNext/>
         <w:numPr>
           <w:ilvl w:val="0"/>
           <w:numId w:val="5"/>
         </w:numPr>
+        <w:spacing w:line="360" w:lineRule="auto" w:before="360" w:after="240"/>
         <w:ind w:left="540" w:hanging="540"/>
         <w:jc w:val="both"/>
         <w:rPr>
@@ -104,20 +107,22 @@
         <w:t>Definitions</w:t>
       </w:r>
     </w:p>
-    <w:p>
-      <w:pPr>
-        <w:pStyle w:val="ListParagraph"/>
+    <w:p ns2:paraId="28142C14" ns2:textId="77777777">
+      <w:pPr>
+        <w:pStyle w:val="ListParagraph"/>
+        <w:spacing w:before="0" w:after="0"/>
         <w:ind w:left="360"/>
         <w:jc w:val="both"/>
       </w:pPr>
     </w:p>
-    <w:p>
+    <w:p ns2:paraId="738B3A15" ns2:textId="3106DC77">
       <w:pPr>
         <w:pStyle w:val="ListParagraph"/>
         <w:numPr>
           <w:ilvl w:val="1"/>
           <w:numId w:val="5"/>
         </w:numPr>
+        <w:spacing w:line="360" w:lineRule="auto" w:before="240" w:after="240"/>
         <w:ind w:left="567" w:hanging="567"/>
         <w:jc w:val="both"/>
       </w:pPr>
@@ -154,20 +159,22 @@
         <w:t>.</w:t>
       </w:r>
     </w:p>
-    <w:p>
-      <w:pPr>
-        <w:pStyle w:val="ListParagraph"/>
+    <w:p ns2:paraId="042DBBBF" ns2:textId="77777777">
+      <w:pPr>
+        <w:pStyle w:val="ListParagraph"/>
+        <w:spacing w:before="0" w:after="0"/>
         <w:ind w:left="432"/>
         <w:jc w:val="both"/>
       </w:pPr>
     </w:p>
-    <w:p>
+    <w:p ns2:paraId="05AC6E18" ns2:textId="2942404C">
       <w:pPr>
         <w:pStyle w:val="ListParagraph"/>
         <w:numPr>
           <w:ilvl w:val="1"/>
           <w:numId w:val="5"/>
         </w:numPr>
+        <w:spacing w:line="360" w:lineRule="auto" w:before="240" w:after="240"/>
         <w:ind w:left="567" w:hanging="567"/>
         <w:jc w:val="both"/>
       </w:pPr>
@@ -202,20 +209,22 @@
         <w:t>.</w:t>
       </w:r>
     </w:p>
-    <w:p>
-      <w:pPr>
-        <w:pStyle w:val="ListParagraph"/>
+    <w:p ns2:paraId="77D19BB4" ns2:textId="77777777">
+      <w:pPr>
+        <w:pStyle w:val="ListParagraph"/>
+        <w:spacing w:before="0" w:after="0"/>
         <w:ind w:left="540"/>
         <w:jc w:val="both"/>
       </w:pPr>
     </w:p>
-    <w:p>
+    <w:p ns2:paraId="3F4F52C9" ns2:textId="753D3C09">
       <w:pPr>
         <w:pStyle w:val="ListParagraph"/>
         <w:numPr>
           <w:ilvl w:val="1"/>
           <w:numId w:val="5"/>
         </w:numPr>
+        <w:spacing w:line="360" w:lineRule="auto" w:before="240" w:after="240"/>
         <w:ind w:left="567" w:hanging="567"/>
         <w:jc w:val="both"/>
       </w:pPr>
@@ -268,18 +277,20 @@
         <w:t>).</w:t>
       </w:r>
     </w:p>
-    <w:p>
-      <w:pPr>
-        <w:pStyle w:val="ListParagraph"/>
-      </w:pPr>
-    </w:p>
-    <w:p>
+    <w:p ns2:paraId="6127AF60" ns2:textId="77777777">
+      <w:pPr>
+        <w:pStyle w:val="ListParagraph"/>
+        <w:spacing w:before="0" w:after="0"/>
+      </w:pPr>
+    </w:p>
+    <w:p ns2:paraId="475CC9D5" ns2:textId="77777777">
       <w:pPr>
         <w:pStyle w:val="ListParagraph"/>
         <w:numPr>
           <w:ilvl w:val="1"/>
           <w:numId w:val="5"/>
         </w:numPr>
+        <w:spacing w:line="360" w:lineRule="auto" w:before="240" w:after="240"/>
         <w:ind w:left="567" w:hanging="567"/>
         <w:jc w:val="both"/>
       </w:pPr>
@@ -333,19 +344,21 @@
         <w:t>.</w:t>
       </w:r>
     </w:p>
-    <w:p>
-      <w:pPr>
-        <w:pStyle w:val="ListParagraph"/>
-        <w:jc w:val="both"/>
-      </w:pPr>
-    </w:p>
-    <w:p>
+    <w:p ns2:paraId="27896C0A" ns2:textId="77777777">
+      <w:pPr>
+        <w:pStyle w:val="ListParagraph"/>
+        <w:spacing w:before="0" w:after="0"/>
+        <w:jc w:val="both"/>
+      </w:pPr>
+    </w:p>
+    <w:p ns2:paraId="00676D30" ns2:textId="77777777">
       <w:pPr>
         <w:pStyle w:val="ListParagraph"/>
         <w:numPr>
           <w:ilvl w:val="1"/>
           <w:numId w:val="5"/>
         </w:numPr>
+        <w:spacing w:line="360" w:lineRule="auto" w:before="240" w:after="240"/>
         <w:ind w:left="567" w:hanging="567"/>
         <w:jc w:val="both"/>
       </w:pPr>
@@ -379,19 +392,21 @@
         <w:t xml:space="preserve"> and the Resident, being herein referred to individually as a “Party” and collectively as “Parties”. </w:t>
       </w:r>
     </w:p>
-    <w:p>
-      <w:pPr>
-        <w:pStyle w:val="ListParagraph"/>
-        <w:jc w:val="both"/>
-      </w:pPr>
-    </w:p>
-    <w:p>
+    <w:p ns2:paraId="1F562C5F" ns2:textId="77777777">
+      <w:pPr>
+        <w:pStyle w:val="ListParagraph"/>
+        <w:spacing w:before="0" w:after="0"/>
+        <w:jc w:val="both"/>
+      </w:pPr>
+    </w:p>
+    <w:p ns2:paraId="47F0F700" ns2:textId="25F428B6">
       <w:pPr>
         <w:pStyle w:val="ListParagraph"/>
         <w:numPr>
           <w:ilvl w:val="1"/>
           <w:numId w:val="5"/>
         </w:numPr>
+        <w:spacing w:line="360" w:lineRule="auto" w:before="240" w:after="240"/>
         <w:ind w:left="567" w:hanging="567"/>
         <w:jc w:val="both"/>
       </w:pPr>
@@ -450,19 +465,21 @@
         <w:t>.</w:t>
       </w:r>
     </w:p>
-    <w:p>
-      <w:pPr>
-        <w:pStyle w:val="ListParagraph"/>
-        <w:jc w:val="both"/>
-      </w:pPr>
-    </w:p>
-    <w:p>
+    <w:p ns2:paraId="0240A793" ns2:textId="77777777">
+      <w:pPr>
+        <w:pStyle w:val="ListParagraph"/>
+        <w:spacing w:before="0" w:after="0"/>
+        <w:jc w:val="both"/>
+      </w:pPr>
+    </w:p>
+    <w:p ns2:paraId="05696D73" ns2:textId="6DA019C5">
       <w:pPr>
         <w:pStyle w:val="ListParagraph"/>
         <w:numPr>
           <w:ilvl w:val="1"/>
           <w:numId w:val="5"/>
         </w:numPr>
+        <w:spacing w:line="360" w:lineRule="auto" w:before="240" w:after="240"/>
         <w:ind w:left="567" w:hanging="567"/>
         <w:jc w:val="both"/>
       </w:pPr>
@@ -486,19 +503,21 @@
         <w:t xml:space="preserve">. </w:t>
       </w:r>
     </w:p>
-    <w:p>
-      <w:pPr>
-        <w:pStyle w:val="ListParagraph"/>
-        <w:jc w:val="both"/>
-      </w:pPr>
-    </w:p>
-    <w:p>
+    <w:p ns2:paraId="38988D5A" ns2:textId="77777777">
+      <w:pPr>
+        <w:pStyle w:val="ListParagraph"/>
+        <w:spacing w:before="0" w:after="0"/>
+        <w:jc w:val="both"/>
+      </w:pPr>
+    </w:p>
+    <w:p ns2:paraId="4F73857C" ns2:textId="774C2F75">
       <w:pPr>
         <w:pStyle w:val="ListParagraph"/>
         <w:numPr>
           <w:ilvl w:val="1"/>
           <w:numId w:val="5"/>
         </w:numPr>
+        <w:spacing w:line="360" w:lineRule="auto" w:before="240" w:after="240"/>
         <w:ind w:left="567" w:hanging="567"/>
         <w:jc w:val="both"/>
       </w:pPr>
@@ -533,19 +552,21 @@
         <w:t>.</w:t>
       </w:r>
     </w:p>
-    <w:p>
-      <w:pPr>
-        <w:pStyle w:val="ListParagraph"/>
-        <w:jc w:val="both"/>
-      </w:pPr>
-    </w:p>
-    <w:p>
+    <w:p ns2:paraId="1DD4C1C3" ns2:textId="77777777">
+      <w:pPr>
+        <w:pStyle w:val="ListParagraph"/>
+        <w:spacing w:before="0" w:after="0"/>
+        <w:jc w:val="both"/>
+      </w:pPr>
+    </w:p>
+    <w:p ns2:paraId="061A15E8" ns2:textId="79621FE5">
       <w:pPr>
         <w:pStyle w:val="ListParagraph"/>
         <w:numPr>
           <w:ilvl w:val="1"/>
           <w:numId w:val="5"/>
         </w:numPr>
+        <w:spacing w:line="360" w:lineRule="auto" w:before="240" w:after="240"/>
         <w:ind w:left="567" w:hanging="567"/>
         <w:jc w:val="both"/>
       </w:pPr>
@@ -588,19 +609,21 @@
       </w:r>
       <w:bookmarkEnd w:id="1"/>
     </w:p>
-    <w:p>
-      <w:pPr>
-        <w:pStyle w:val="ListParagraph"/>
-        <w:jc w:val="both"/>
-      </w:pPr>
-    </w:p>
-    <w:p>
+    <w:p ns2:paraId="31C7245F" ns2:textId="77777777">
+      <w:pPr>
+        <w:pStyle w:val="ListParagraph"/>
+        <w:spacing w:before="0" w:after="0"/>
+        <w:jc w:val="both"/>
+      </w:pPr>
+    </w:p>
+    <w:p ns2:paraId="3FCB281A" ns2:textId="290A3A15">
       <w:pPr>
         <w:pStyle w:val="ListParagraph"/>
         <w:numPr>
           <w:ilvl w:val="1"/>
           <w:numId w:val="5"/>
         </w:numPr>
+        <w:spacing w:line="360" w:lineRule="auto" w:before="240" w:after="240"/>
         <w:ind w:left="567" w:hanging="567"/>
         <w:jc w:val="both"/>
       </w:pPr>
@@ -629,19 +652,21 @@
         <w:t xml:space="preserve"> </w:t>
       </w:r>
     </w:p>
-    <w:p>
-      <w:pPr>
-        <w:pStyle w:val="ListParagraph"/>
-        <w:jc w:val="both"/>
-      </w:pPr>
-    </w:p>
-    <w:p>
+    <w:p ns2:paraId="6FCE543F" ns2:textId="77777777">
+      <w:pPr>
+        <w:pStyle w:val="ListParagraph"/>
+        <w:spacing w:before="0" w:after="0"/>
+        <w:jc w:val="both"/>
+      </w:pPr>
+    </w:p>
+    <w:p ns2:paraId="5982D6D1" ns2:textId="3A04DB33">
       <w:pPr>
         <w:pStyle w:val="ListParagraph"/>
         <w:numPr>
           <w:ilvl w:val="1"/>
           <w:numId w:val="5"/>
         </w:numPr>
+        <w:spacing w:line="360" w:lineRule="auto" w:before="240" w:after="240"/>
         <w:ind w:left="567" w:hanging="567"/>
         <w:jc w:val="both"/>
       </w:pPr>
@@ -669,19 +694,21 @@
         <w:t xml:space="preserve">. </w:t>
       </w:r>
     </w:p>
-    <w:p>
-      <w:pPr>
-        <w:pStyle w:val="ListParagraph"/>
-        <w:jc w:val="both"/>
-      </w:pPr>
-    </w:p>
-    <w:p>
+    <w:p ns2:paraId="0B77F95A" ns2:textId="77777777">
+      <w:pPr>
+        <w:pStyle w:val="ListParagraph"/>
+        <w:spacing w:before="0" w:after="0"/>
+        <w:jc w:val="both"/>
+      </w:pPr>
+    </w:p>
+    <w:p ns2:paraId="14A5BAFA" ns2:textId="50457BE0">
       <w:pPr>
         <w:pStyle w:val="ListParagraph"/>
         <w:numPr>
           <w:ilvl w:val="1"/>
           <w:numId w:val="5"/>
         </w:numPr>
+        <w:spacing w:line="360" w:lineRule="auto" w:before="240" w:after="240"/>
         <w:ind w:left="567" w:hanging="567"/>
         <w:jc w:val="both"/>
       </w:pPr>
@@ -749,19 +776,21 @@
         <w:t xml:space="preserve"> </w:t>
       </w:r>
     </w:p>
-    <w:p>
-      <w:pPr>
-        <w:pStyle w:val="ListParagraph"/>
-        <w:jc w:val="both"/>
-      </w:pPr>
-    </w:p>
-    <w:p>
+    <w:p ns2:paraId="3502D506" ns2:textId="77777777">
+      <w:pPr>
+        <w:pStyle w:val="ListParagraph"/>
+        <w:spacing w:before="0" w:after="0"/>
+        <w:jc w:val="both"/>
+      </w:pPr>
+    </w:p>
+    <w:p ns2:paraId="48B3169A" ns2:textId="2DBEC90A">
       <w:pPr>
         <w:pStyle w:val="ListParagraph"/>
         <w:numPr>
           <w:ilvl w:val="1"/>
           <w:numId w:val="5"/>
         </w:numPr>
+        <w:spacing w:line="360" w:lineRule="auto" w:before="240" w:after="240"/>
         <w:ind w:left="567" w:hanging="567"/>
         <w:jc w:val="both"/>
       </w:pPr>
@@ -824,18 +853,20 @@
         <w:t>.</w:t>
       </w:r>
     </w:p>
-    <w:p>
-      <w:pPr>
-        <w:pStyle w:val="ListParagraph"/>
-      </w:pPr>
-    </w:p>
-    <w:p>
+    <w:p ns2:paraId="37BF8667" ns2:textId="77777777">
+      <w:pPr>
+        <w:pStyle w:val="ListParagraph"/>
+        <w:spacing w:before="0" w:after="0"/>
+      </w:pPr>
+    </w:p>
+    <w:p ns2:paraId="19770078" ns2:textId="0CA697B7">
       <w:pPr>
         <w:pStyle w:val="ListParagraph"/>
         <w:numPr>
           <w:ilvl w:val="1"/>
           <w:numId w:val="5"/>
         </w:numPr>
+        <w:spacing w:line="360" w:lineRule="auto" w:before="240" w:after="240"/>
         <w:ind w:left="567" w:hanging="567"/>
         <w:jc w:val="both"/>
       </w:pPr>
@@ -858,20 +889,22 @@
       </w:r>
       <w:bookmarkEnd w:id="3"/>
     </w:p>
-    <w:p>
-      <w:pPr>
-        <w:pStyle w:val="ListParagraph"/>
+    <w:p ns2:paraId="76FAF5D2" ns2:textId="77777777">
+      <w:pPr>
+        <w:pStyle w:val="ListParagraph"/>
+        <w:spacing w:before="0" w:after="0"/>
         <w:ind w:left="540"/>
         <w:jc w:val="both"/>
       </w:pPr>
     </w:p>
-    <w:p>
+    <w:p ns2:paraId="0559AC00" ns2:textId="30119B31">
       <w:pPr>
         <w:pStyle w:val="ListParagraph"/>
         <w:numPr>
           <w:ilvl w:val="1"/>
           <w:numId w:val="5"/>
         </w:numPr>
+        <w:spacing w:line="360" w:lineRule="auto" w:before="240" w:after="240"/>
         <w:ind w:left="567" w:hanging="567"/>
         <w:jc w:val="both"/>
       </w:pPr>
@@ -894,18 +927,20 @@
       </w:r>
       <w:bookmarkEnd w:id="4"/>
     </w:p>
-    <w:p>
-      <w:pPr>
-        <w:pStyle w:val="ListParagraph"/>
-      </w:pPr>
-    </w:p>
-    <w:p>
+    <w:p ns2:paraId="60D7F1FD" ns2:textId="77777777">
+      <w:pPr>
+        <w:pStyle w:val="ListParagraph"/>
+        <w:spacing w:before="0" w:after="0"/>
+      </w:pPr>
+    </w:p>
+    <w:p ns2:paraId="504E246B" ns2:textId="2C4BB4B6">
       <w:pPr>
         <w:pStyle w:val="ListParagraph"/>
         <w:numPr>
           <w:ilvl w:val="1"/>
           <w:numId w:val="5"/>
         </w:numPr>
+        <w:spacing w:line="360" w:lineRule="auto" w:before="240" w:after="240"/>
         <w:ind w:left="567" w:hanging="567"/>
         <w:jc w:val="both"/>
       </w:pPr>
@@ -931,20 +966,23 @@
         <w:t xml:space="preserve"> or part of the Hostel.</w:t>
       </w:r>
     </w:p>
-    <w:p>
-      <w:pPr>
-        <w:pStyle w:val="ListParagraph"/>
+    <w:p ns2:paraId="1F79FC44" ns2:textId="77777777">
+      <w:pPr>
+        <w:pStyle w:val="ListParagraph"/>
+        <w:spacing w:before="0" w:after="0"/>
         <w:ind w:left="792" w:hanging="792"/>
         <w:jc w:val="both"/>
       </w:pPr>
     </w:p>
-    <w:p>
-      <w:pPr>
-        <w:pStyle w:val="ListParagraph"/>
+    <w:p ns2:paraId="25CF8982" ns2:textId="77777777">
+      <w:pPr>
+        <w:pStyle w:val="ListParagraph"/>
+        <w:keepNext/>
         <w:numPr>
           <w:ilvl w:val="0"/>
           <w:numId w:val="5"/>
         </w:numPr>
+        <w:spacing w:line="360" w:lineRule="auto" w:before="360" w:after="240"/>
         <w:ind w:left="540" w:hanging="540"/>
         <w:jc w:val="both"/>
         <w:rPr>
@@ -967,20 +1005,22 @@
         <w:t>l</w:t>
       </w:r>
     </w:p>
-    <w:p>
-      <w:pPr>
-        <w:pStyle w:val="ListParagraph"/>
+    <w:p ns2:paraId="25DAFAAC" ns2:textId="77777777">
+      <w:pPr>
+        <w:pStyle w:val="ListParagraph"/>
+        <w:spacing w:before="0" w:after="0"/>
         <w:ind w:left="540"/>
         <w:jc w:val="both"/>
       </w:pPr>
     </w:p>
-    <w:p>
+    <w:p ns2:paraId="5CCF6609" ns2:textId="4E383B5C">
       <w:pPr>
         <w:pStyle w:val="ListParagraph"/>
         <w:numPr>
           <w:ilvl w:val="1"/>
           <w:numId w:val="5"/>
         </w:numPr>
+        <w:spacing w:line="360" w:lineRule="auto" w:before="240" w:after="240"/>
         <w:ind w:left="567" w:hanging="567"/>
         <w:jc w:val="both"/>
       </w:pPr>
@@ -1004,20 +1044,22 @@
         <w:t>.</w:t>
       </w:r>
     </w:p>
-    <w:p>
-      <w:pPr>
-        <w:pStyle w:val="ListParagraph"/>
+    <w:p ns2:paraId="1B8A4109" ns2:textId="77777777">
+      <w:pPr>
+        <w:pStyle w:val="ListParagraph"/>
+        <w:spacing w:before="0" w:after="0"/>
         <w:ind w:left="540"/>
         <w:jc w:val="both"/>
       </w:pPr>
     </w:p>
-    <w:p>
+    <w:p ns2:paraId="21EDC0FA" ns2:textId="1E0DF481">
       <w:pPr>
         <w:pStyle w:val="ListParagraph"/>
         <w:numPr>
           <w:ilvl w:val="1"/>
           <w:numId w:val="5"/>
         </w:numPr>
+        <w:spacing w:line="360" w:lineRule="auto" w:before="240" w:after="240"/>
         <w:ind w:left="567" w:hanging="567"/>
         <w:jc w:val="both"/>
       </w:pPr>
@@ -1090,19 +1132,21 @@
         <w:t>.</w:t>
       </w:r>
     </w:p>
-    <w:p>
-      <w:pPr>
-        <w:pStyle w:val="ListParagraph"/>
-        <w:jc w:val="both"/>
-      </w:pPr>
-    </w:p>
-    <w:p>
+    <w:p ns2:paraId="3910EDF8" ns2:textId="77777777">
+      <w:pPr>
+        <w:pStyle w:val="ListParagraph"/>
+        <w:spacing w:before="0" w:after="0"/>
+        <w:jc w:val="both"/>
+      </w:pPr>
+    </w:p>
+    <w:p ns2:paraId="598610F1" ns2:textId="533324A7">
       <w:pPr>
         <w:pStyle w:val="ListParagraph"/>
         <w:numPr>
           <w:ilvl w:val="1"/>
           <w:numId w:val="5"/>
         </w:numPr>
+        <w:spacing w:line="360" w:lineRule="auto" w:before="240" w:after="240"/>
         <w:ind w:left="567" w:hanging="567"/>
         <w:jc w:val="both"/>
       </w:pPr>
@@ -1113,19 +1157,21 @@
         <w:t>.</w:t>
       </w:r>
     </w:p>
-    <w:p>
-      <w:pPr>
-        <w:pStyle w:val="ListParagraph"/>
-        <w:jc w:val="both"/>
-      </w:pPr>
-    </w:p>
-    <w:p>
+    <w:p ns2:paraId="0744E331" ns2:textId="77777777">
+      <w:pPr>
+        <w:pStyle w:val="ListParagraph"/>
+        <w:spacing w:before="0" w:after="0"/>
+        <w:jc w:val="both"/>
+      </w:pPr>
+    </w:p>
+    <w:p ns2:paraId="78CC8904" ns2:textId="7AFCD7A9">
       <w:pPr>
         <w:pStyle w:val="ListParagraph"/>
         <w:numPr>
           <w:ilvl w:val="1"/>
           <w:numId w:val="5"/>
         </w:numPr>
+        <w:spacing w:line="360" w:lineRule="auto" w:before="240" w:after="240"/>
         <w:ind w:left="567" w:hanging="567"/>
         <w:jc w:val="both"/>
       </w:pPr>
@@ -1136,19 +1182,21 @@
         <w:t>.</w:t>
       </w:r>
     </w:p>
-    <w:p>
-      <w:pPr>
-        <w:pStyle w:val="ListParagraph"/>
-        <w:jc w:val="both"/>
-      </w:pPr>
-    </w:p>
-    <w:p>
+    <w:p ns2:paraId="59B163D3" ns2:textId="77777777">
+      <w:pPr>
+        <w:pStyle w:val="ListParagraph"/>
+        <w:spacing w:before="0" w:after="0"/>
+        <w:jc w:val="both"/>
+      </w:pPr>
+    </w:p>
+    <w:p ns2:paraId="054F7BC9" ns2:textId="3E3E5951">
       <w:pPr>
         <w:pStyle w:val="ListParagraph"/>
         <w:numPr>
           <w:ilvl w:val="1"/>
           <w:numId w:val="5"/>
         </w:numPr>
+        <w:spacing w:line="360" w:lineRule="auto" w:before="240" w:after="240"/>
         <w:ind w:left="567" w:hanging="567"/>
         <w:jc w:val="both"/>
       </w:pPr>
@@ -1209,19 +1257,21 @@
         <w:t xml:space="preserve">.  </w:t>
       </w:r>
     </w:p>
-    <w:p>
-      <w:pPr>
-        <w:pStyle w:val="ListParagraph"/>
-        <w:jc w:val="both"/>
-      </w:pPr>
-    </w:p>
-    <w:p>
+    <w:p ns2:paraId="554C713C" ns2:textId="77777777">
+      <w:pPr>
+        <w:pStyle w:val="ListParagraph"/>
+        <w:spacing w:before="0" w:after="0"/>
+        <w:jc w:val="both"/>
+      </w:pPr>
+    </w:p>
+    <w:p ns2:paraId="70A0F2DF" ns2:textId="010188B8">
       <w:pPr>
         <w:pStyle w:val="ListParagraph"/>
         <w:numPr>
           <w:ilvl w:val="1"/>
           <w:numId w:val="5"/>
         </w:numPr>
+        <w:spacing w:line="360" w:lineRule="auto" w:before="240" w:after="240"/>
         <w:ind w:left="567" w:hanging="567"/>
         <w:jc w:val="both"/>
       </w:pPr>
@@ -1232,18 +1282,20 @@
         <w:t xml:space="preserve">. </w:t>
       </w:r>
     </w:p>
-    <w:p>
-      <w:pPr>
-        <w:pStyle w:val="ListParagraph"/>
-      </w:pPr>
-    </w:p>
-    <w:p>
+    <w:p ns2:paraId="1CBE956E" ns2:textId="77777777">
+      <w:pPr>
+        <w:pStyle w:val="ListParagraph"/>
+        <w:spacing w:before="0" w:after="0"/>
+      </w:pPr>
+    </w:p>
+    <w:p ns2:paraId="40B0CA88" ns2:textId="24EE062D">
       <w:pPr>
         <w:pStyle w:val="ListParagraph"/>
         <w:numPr>
           <w:ilvl w:val="1"/>
           <w:numId w:val="5"/>
         </w:numPr>
+        <w:spacing w:line="360" w:lineRule="auto" w:before="240" w:after="240"/>
         <w:ind w:left="567" w:hanging="567"/>
         <w:jc w:val="both"/>
       </w:pPr>
@@ -1287,18 +1339,20 @@
         <w:t xml:space="preserve"> All complaints will be handled confidentially and in good faith, and no Resident will be disadvantaged or adversely treated for raising a complaint.</w:t>
       </w:r>
     </w:p>
-    <w:p>
-      <w:pPr>
-        <w:pStyle w:val="ListParagraph"/>
-      </w:pPr>
-    </w:p>
-    <w:p>
+    <w:p ns2:paraId="22315AF1" ns2:textId="77777777">
+      <w:pPr>
+        <w:pStyle w:val="ListParagraph"/>
+        <w:spacing w:before="0" w:after="0"/>
+      </w:pPr>
+    </w:p>
+    <w:p ns2:paraId="45066A85" ns2:textId="47A92F97">
       <w:pPr>
         <w:pStyle w:val="ListParagraph"/>
         <w:numPr>
           <w:ilvl w:val="1"/>
           <w:numId w:val="5"/>
         </w:numPr>
+        <w:spacing w:line="360" w:lineRule="auto" w:before="240" w:after="240"/>
         <w:ind w:left="567" w:hanging="567"/>
         <w:jc w:val="both"/>
       </w:pPr>
@@ -1322,18 +1376,20 @@
         <w:t xml:space="preserve"> alter the Monthly Accommodation Fee unless otherwise agreed in writing.</w:t>
       </w:r>
     </w:p>
-    <w:p>
-      <w:pPr>
-        <w:pStyle w:val="ListParagraph"/>
-      </w:pPr>
-    </w:p>
-    <w:p>
+    <w:p ns2:paraId="04167D81" ns2:textId="77777777">
+      <w:pPr>
+        <w:pStyle w:val="ListParagraph"/>
+        <w:spacing w:before="0" w:after="0"/>
+      </w:pPr>
+    </w:p>
+    <w:p ns2:paraId="7570D133" ns2:textId="4408200D">
       <w:pPr>
         <w:pStyle w:val="ListParagraph"/>
         <w:numPr>
           <w:ilvl w:val="1"/>
           <w:numId w:val="5"/>
         </w:numPr>
+        <w:spacing w:line="360" w:lineRule="auto" w:before="240" w:after="240"/>
         <w:ind w:left="567" w:hanging="567"/>
         <w:jc w:val="both"/>
       </w:pPr>
@@ -1373,18 +1429,20 @@
         <w:t xml:space="preserve"> management access.</w:t>
       </w:r>
     </w:p>
-    <w:p>
-      <w:pPr>
-        <w:pStyle w:val="ListParagraph"/>
-      </w:pPr>
-    </w:p>
-    <w:p>
+    <w:p ns2:paraId="2127EED6" ns2:textId="77777777">
+      <w:pPr>
+        <w:pStyle w:val="ListParagraph"/>
+        <w:spacing w:before="0" w:after="0"/>
+      </w:pPr>
+    </w:p>
+    <w:p ns2:paraId="6DF66906" ns2:textId="60D4EFDE">
       <w:pPr>
         <w:pStyle w:val="ListParagraph"/>
         <w:numPr>
           <w:ilvl w:val="1"/>
           <w:numId w:val="5"/>
         </w:numPr>
+        <w:spacing w:line="360" w:lineRule="auto" w:before="240" w:after="240"/>
         <w:ind w:left="567" w:hanging="567"/>
         <w:jc w:val="both"/>
       </w:pPr>
@@ -1400,36 +1458,42 @@
         <w:t xml:space="preserve"> such facilities is subject to availability, the Hostel Rules and reasonable operational requirements. No Resident shall acquire any exclusive right to any common facility.</w:t>
       </w:r>
     </w:p>
-    <w:p>
-      <w:pPr>
-        <w:pStyle w:val="ListParagraph"/>
-      </w:pPr>
-    </w:p>
-    <w:p>
-      <w:pPr>
-        <w:pStyle w:val="ListParagraph"/>
-      </w:pPr>
-    </w:p>
-    <w:p>
-      <w:pPr>
-        <w:pStyle w:val="ListParagraph"/>
+    <w:p ns2:paraId="7BBCF6D9" ns2:textId="77777777">
+      <w:pPr>
+        <w:pStyle w:val="ListParagraph"/>
+        <w:spacing w:before="0" w:after="0"/>
+      </w:pPr>
+    </w:p>
+    <w:p ns2:paraId="56755491" ns2:textId="77777777">
+      <w:pPr>
+        <w:pStyle w:val="ListParagraph"/>
+        <w:spacing w:before="0" w:after="0"/>
+      </w:pPr>
+    </w:p>
+    <w:p ns2:paraId="0B66A462" ns2:textId="77777777">
+      <w:pPr>
+        <w:pStyle w:val="ListParagraph"/>
+        <w:spacing w:before="0" w:after="0"/>
         <w:ind w:left="432"/>
         <w:jc w:val="both"/>
       </w:pPr>
     </w:p>
-    <w:p>
-      <w:pPr>
-        <w:pStyle w:val="ListParagraph"/>
-        <w:jc w:val="both"/>
-      </w:pPr>
-    </w:p>
-    <w:p>
-      <w:pPr>
-        <w:pStyle w:val="ListParagraph"/>
+    <w:p ns2:paraId="69923A50" ns2:textId="77777777">
+      <w:pPr>
+        <w:pStyle w:val="ListParagraph"/>
+        <w:spacing w:before="0" w:after="0"/>
+        <w:jc w:val="both"/>
+      </w:pPr>
+    </w:p>
+    <w:p ns2:paraId="29D3FF15" ns2:textId="3C36ABE2">
+      <w:pPr>
+        <w:pStyle w:val="ListParagraph"/>
+        <w:keepNext/>
         <w:numPr>
           <w:ilvl w:val="0"/>
           <w:numId w:val="5"/>
         </w:numPr>
+        <w:spacing w:line="360" w:lineRule="auto" w:before="360" w:after="240"/>
         <w:ind w:left="540" w:hanging="540"/>
         <w:jc w:val="both"/>
         <w:rPr>
@@ -1459,19 +1523,21 @@
         <w:t>Allocated Accommodation</w:t>
       </w:r>
     </w:p>
-    <w:p>
-      <w:pPr>
-        <w:pStyle w:val="ListParagraph"/>
-        <w:jc w:val="both"/>
-      </w:pPr>
-    </w:p>
-    <w:p>
+    <w:p ns2:paraId="44ED914F" ns2:textId="77777777">
+      <w:pPr>
+        <w:pStyle w:val="ListParagraph"/>
+        <w:spacing w:before="0" w:after="0"/>
+        <w:jc w:val="both"/>
+      </w:pPr>
+    </w:p>
+    <w:p ns2:paraId="358A14BB" ns2:textId="68D70DD8">
       <w:pPr>
         <w:pStyle w:val="ListParagraph"/>
         <w:numPr>
           <w:ilvl w:val="1"/>
           <w:numId w:val="5"/>
         </w:numPr>
+        <w:spacing w:line="360" w:lineRule="auto" w:before="240" w:after="240"/>
         <w:ind w:left="567" w:hanging="567"/>
         <w:jc w:val="both"/>
       </w:pPr>
@@ -1482,20 +1548,22 @@
         <w:t xml:space="preserve">. </w:t>
       </w:r>
     </w:p>
-    <w:p>
-      <w:pPr>
-        <w:pStyle w:val="ListParagraph"/>
+    <w:p ns2:paraId="4FE6FC21" ns2:textId="77777777">
+      <w:pPr>
+        <w:pStyle w:val="ListParagraph"/>
+        <w:spacing w:before="0" w:after="0"/>
         <w:ind w:left="540"/>
         <w:jc w:val="both"/>
       </w:pPr>
     </w:p>
-    <w:p>
+    <w:p ns2:paraId="60176914" ns2:textId="280248E9">
       <w:pPr>
         <w:pStyle w:val="ListParagraph"/>
         <w:numPr>
           <w:ilvl w:val="1"/>
           <w:numId w:val="5"/>
         </w:numPr>
+        <w:spacing w:line="360" w:lineRule="auto" w:before="240" w:after="240"/>
         <w:ind w:left="567" w:hanging="567"/>
         <w:jc w:val="both"/>
       </w:pPr>
@@ -1506,19 +1574,21 @@
         <w:t>.</w:t>
       </w:r>
     </w:p>
-    <w:p>
-      <w:pPr>
-        <w:pStyle w:val="ListParagraph"/>
-        <w:jc w:val="both"/>
-      </w:pPr>
-    </w:p>
-    <w:p>
+    <w:p ns2:paraId="5FD3932A" ns2:textId="77777777">
+      <w:pPr>
+        <w:pStyle w:val="ListParagraph"/>
+        <w:spacing w:before="0" w:after="0"/>
+        <w:jc w:val="both"/>
+      </w:pPr>
+    </w:p>
+    <w:p ns2:paraId="52C1A4AC" ns2:textId="326FE6EB">
       <w:pPr>
         <w:pStyle w:val="ListParagraph"/>
         <w:numPr>
           <w:ilvl w:val="1"/>
           <w:numId w:val="5"/>
         </w:numPr>
+        <w:spacing w:line="360" w:lineRule="auto" w:before="240" w:after="240"/>
         <w:ind w:left="567" w:hanging="567"/>
         <w:jc w:val="both"/>
       </w:pPr>
@@ -1560,18 +1630,20 @@
         <w:t>.</w:t>
       </w:r>
     </w:p>
-    <w:p>
-      <w:pPr>
-        <w:pStyle w:val="ListParagraph"/>
-      </w:pPr>
-    </w:p>
-    <w:p>
+    <w:p ns2:paraId="071B7337" ns2:textId="77777777">
+      <w:pPr>
+        <w:pStyle w:val="ListParagraph"/>
+        <w:spacing w:before="0" w:after="0"/>
+      </w:pPr>
+    </w:p>
+    <w:p ns2:paraId="7E9722B5" ns2:textId="68D9AA04">
       <w:pPr>
         <w:pStyle w:val="ListParagraph"/>
         <w:numPr>
           <w:ilvl w:val="1"/>
           <w:numId w:val="5"/>
         </w:numPr>
+        <w:spacing w:line="360" w:lineRule="auto" w:before="240" w:after="240"/>
         <w:ind w:left="567" w:hanging="567"/>
         <w:jc w:val="both"/>
       </w:pPr>
@@ -1582,20 +1654,23 @@
         <w:t>s.</w:t>
       </w:r>
     </w:p>
-    <w:p>
-      <w:pPr>
-        <w:pStyle w:val="ListParagraph"/>
+    <w:p ns2:paraId="69D74255" ns2:textId="77777777">
+      <w:pPr>
+        <w:pStyle w:val="ListParagraph"/>
+        <w:spacing w:before="0" w:after="0"/>
         <w:ind w:left="540"/>
         <w:jc w:val="both"/>
       </w:pPr>
     </w:p>
-    <w:p>
-      <w:pPr>
-        <w:pStyle w:val="ListParagraph"/>
+    <w:p ns2:paraId="0218ADA5" ns2:textId="77777777">
+      <w:pPr>
+        <w:pStyle w:val="ListParagraph"/>
+        <w:keepNext/>
         <w:numPr>
           <w:ilvl w:val="0"/>
           <w:numId w:val="5"/>
         </w:numPr>
+        <w:spacing w:line="360" w:lineRule="auto" w:before="360" w:after="240"/>
         <w:ind w:left="540" w:hanging="540"/>
         <w:jc w:val="both"/>
       </w:pPr>
@@ -1609,20 +1684,22 @@
       </w:r>
       <w:bookmarkEnd w:id="5"/>
     </w:p>
-    <w:p>
-      <w:pPr>
-        <w:pStyle w:val="ListParagraph"/>
+    <w:p ns2:paraId="07CA4299" ns2:textId="77777777">
+      <w:pPr>
+        <w:pStyle w:val="ListParagraph"/>
+        <w:spacing w:before="0" w:after="0"/>
         <w:ind w:left="540"/>
         <w:jc w:val="both"/>
       </w:pPr>
     </w:p>
-    <w:p>
+    <w:p ns2:paraId="7569AF23" ns2:textId="3AA09F4F">
       <w:pPr>
         <w:pStyle w:val="ListParagraph"/>
         <w:numPr>
           <w:ilvl w:val="1"/>
           <w:numId w:val="5"/>
         </w:numPr>
+        <w:spacing w:line="360" w:lineRule="auto" w:before="240" w:after="240"/>
         <w:ind w:left="567" w:hanging="567"/>
         <w:jc w:val="both"/>
       </w:pPr>
@@ -1641,20 +1718,22 @@
         <w:t>.</w:t>
       </w:r>
     </w:p>
-    <w:p>
-      <w:pPr>
-        <w:pStyle w:val="ListParagraph"/>
+    <w:p ns2:paraId="7270D474" ns2:textId="77777777">
+      <w:pPr>
+        <w:pStyle w:val="ListParagraph"/>
+        <w:spacing w:before="0" w:after="0"/>
         <w:ind w:left="540"/>
         <w:jc w:val="both"/>
       </w:pPr>
     </w:p>
-    <w:p>
+    <w:p ns2:paraId="57F95DAE" ns2:textId="1541FAD5">
       <w:pPr>
         <w:pStyle w:val="ListParagraph"/>
         <w:numPr>
           <w:ilvl w:val="1"/>
           <w:numId w:val="5"/>
         </w:numPr>
+        <w:spacing w:line="360" w:lineRule="auto" w:before="240" w:after="240"/>
         <w:ind w:left="567" w:hanging="567"/>
         <w:jc w:val="both"/>
       </w:pPr>
@@ -1665,120 +1744,132 @@
         <w:t>:</w:t>
       </w:r>
     </w:p>
-    <w:p>
-      <w:pPr>
-        <w:pStyle w:val="ListParagraph"/>
+    <w:p ns2:paraId="148BD0CD" ns2:textId="77777777">
+      <w:pPr>
+        <w:pStyle w:val="ListParagraph"/>
+        <w:spacing w:before="0" w:after="0"/>
         <w:ind w:left="432"/>
         <w:jc w:val="both"/>
       </w:pPr>
     </w:p>
-    <w:p>
+    <w:p ns2:paraId="52D61439" ns2:textId="1792DDB8">
       <w:pPr>
         <w:pStyle w:val="ListParagraph"/>
         <w:numPr>
           <w:ilvl w:val="0"/>
           <w:numId w:val="8"/>
         </w:numPr>
+        <w:spacing w:line="360" w:lineRule="auto" w:before="240" w:after="240"/>
         <w:jc w:val="both"/>
       </w:pPr>
       <w:r>
         <w:t>unpaid Accommodation Fees;</w:t>
       </w:r>
     </w:p>
-    <w:p>
-      <w:pPr>
-        <w:pStyle w:val="ListParagraph"/>
+    <w:p ns2:paraId="79D2C10B" ns2:textId="77777777">
+      <w:pPr>
+        <w:pStyle w:val="ListParagraph"/>
+        <w:spacing w:before="0" w:after="0"/>
         <w:ind w:left="432"/>
         <w:jc w:val="both"/>
       </w:pPr>
     </w:p>
-    <w:p>
+    <w:p ns2:paraId="2544CA3E" ns2:textId="6D5D91AF">
       <w:pPr>
         <w:pStyle w:val="ListParagraph"/>
         <w:numPr>
           <w:ilvl w:val="0"/>
           <w:numId w:val="8"/>
         </w:numPr>
+        <w:spacing w:line="360" w:lineRule="auto" w:before="240" w:after="240"/>
         <w:jc w:val="both"/>
       </w:pPr>
       <w:r>
         <w:t>unpaid charges properly due under this Agreement;</w:t>
       </w:r>
     </w:p>
-    <w:p>
-      <w:pPr>
-        <w:pStyle w:val="ListParagraph"/>
+    <w:p ns2:paraId="5B0F811E" ns2:textId="77777777">
+      <w:pPr>
+        <w:pStyle w:val="ListParagraph"/>
+        <w:spacing w:before="0" w:after="0"/>
         <w:ind w:left="432"/>
         <w:jc w:val="both"/>
       </w:pPr>
     </w:p>
-    <w:p>
+    <w:p ns2:paraId="7CD93882" ns2:textId="39AADFE2">
       <w:pPr>
         <w:pStyle w:val="ListParagraph"/>
         <w:numPr>
           <w:ilvl w:val="0"/>
           <w:numId w:val="8"/>
         </w:numPr>
+        <w:spacing w:line="360" w:lineRule="auto" w:before="240" w:after="240"/>
         <w:jc w:val="both"/>
       </w:pPr>
       <w:r>
         <w:t>reasonable repair or replacement costs for damage or loss for which the Resident is responsible;</w:t>
       </w:r>
     </w:p>
-    <w:p>
-      <w:pPr>
-        <w:pStyle w:val="ListParagraph"/>
+    <w:p ns2:paraId="3459C08C" ns2:textId="77777777">
+      <w:pPr>
+        <w:pStyle w:val="ListParagraph"/>
+        <w:spacing w:before="0" w:after="0"/>
         <w:ind w:left="432"/>
         <w:jc w:val="both"/>
       </w:pPr>
     </w:p>
-    <w:p>
+    <w:p ns2:paraId="723C954C" ns2:textId="6B5BBDEF">
       <w:pPr>
         <w:pStyle w:val="ListParagraph"/>
         <w:numPr>
           <w:ilvl w:val="0"/>
           <w:numId w:val="8"/>
         </w:numPr>
+        <w:spacing w:line="360" w:lineRule="auto" w:before="240" w:after="240"/>
         <w:jc w:val="both"/>
       </w:pPr>
       <w:r>
         <w:t>replacement costs for missing keys, smart cards or other access devices;</w:t>
       </w:r>
     </w:p>
-    <w:p>
-      <w:pPr>
-        <w:pStyle w:val="ListParagraph"/>
+    <w:p ns2:paraId="193867AB" ns2:textId="77777777">
+      <w:pPr>
+        <w:pStyle w:val="ListParagraph"/>
+        <w:spacing w:before="0" w:after="0"/>
         <w:ind w:left="432"/>
         <w:jc w:val="both"/>
       </w:pPr>
     </w:p>
-    <w:p>
+    <w:p ns2:paraId="23EDC3B2" ns2:textId="775C773F">
       <w:pPr>
         <w:pStyle w:val="ListParagraph"/>
         <w:numPr>
           <w:ilvl w:val="0"/>
           <w:numId w:val="8"/>
         </w:numPr>
+        <w:spacing w:line="360" w:lineRule="auto" w:before="240" w:after="240"/>
         <w:jc w:val="both"/>
       </w:pPr>
       <w:r>
         <w:t xml:space="preserve">reasonable additional cleaning costs where the accommodation is left in a condition materially worse than ordinary use would reasonably cause; </w:t>
       </w:r>
     </w:p>
-    <w:p>
-      <w:pPr>
-        <w:pStyle w:val="ListParagraph"/>
+    <w:p ns2:paraId="73793C75" ns2:textId="77777777">
+      <w:pPr>
+        <w:pStyle w:val="ListParagraph"/>
+        <w:spacing w:before="0" w:after="0"/>
         <w:ind w:left="432"/>
         <w:jc w:val="both"/>
       </w:pPr>
     </w:p>
-    <w:p>
+    <w:p ns2:paraId="0D114892" ns2:textId="1990A3D7">
       <w:pPr>
         <w:pStyle w:val="ListParagraph"/>
         <w:numPr>
           <w:ilvl w:val="0"/>
           <w:numId w:val="8"/>
         </w:numPr>
+        <w:spacing w:line="360" w:lineRule="auto" w:before="240" w:after="240"/>
         <w:jc w:val="both"/>
       </w:pPr>
       <w:r>
@@ -1788,18 +1879,20 @@
         <w:t>; and</w:t>
       </w:r>
     </w:p>
-    <w:p>
-      <w:pPr>
-        <w:pStyle w:val="ListParagraph"/>
-      </w:pPr>
-    </w:p>
-    <w:p>
+    <w:p ns2:paraId="11F3E6D4" ns2:textId="77777777">
+      <w:pPr>
+        <w:pStyle w:val="ListParagraph"/>
+        <w:spacing w:before="0" w:after="0"/>
+      </w:pPr>
+    </w:p>
+    <w:p ns2:paraId="2087B9E9" ns2:textId="76B4DAC0">
       <w:pPr>
         <w:pStyle w:val="ListParagraph"/>
         <w:numPr>
           <w:ilvl w:val="0"/>
           <w:numId w:val="8"/>
         </w:numPr>
+        <w:spacing w:line="360" w:lineRule="auto" w:before="240" w:after="240"/>
         <w:jc w:val="both"/>
       </w:pPr>
       <w:r>
@@ -1824,16 +1917,18 @@
         <w:t>.</w:t>
       </w:r>
     </w:p>
-    <w:p>
-      <w:pPr>
-        <w:pStyle w:val="ListParagraph"/>
+    <w:p ns2:paraId="6B19CA73" ns2:textId="77777777">
+      <w:pPr>
+        <w:pStyle w:val="ListParagraph"/>
+        <w:spacing w:before="0" w:after="0"/>
         <w:ind w:left="432"/>
         <w:jc w:val="both"/>
       </w:pPr>
     </w:p>
-    <w:p>
-      <w:pPr>
-        <w:pStyle w:val="ListParagraph"/>
+    <w:p ns2:paraId="6D9355B5" ns2:textId="30E4C885">
+      <w:pPr>
+        <w:pStyle w:val="ListParagraph"/>
+        <w:spacing w:line="360" w:lineRule="auto" w:before="240" w:after="240"/>
         <w:ind w:left="567"/>
         <w:jc w:val="both"/>
       </w:pPr>
@@ -1864,20 +1959,22 @@
         <w:t>. Where the amount due exceeds the Security Deposit, the Resident shall pay the balance within seven (7) days of written demand.</w:t>
       </w:r>
     </w:p>
-    <w:p>
-      <w:pPr>
-        <w:pStyle w:val="ListParagraph"/>
+    <w:p ns2:paraId="484BEC6D" ns2:textId="77777777">
+      <w:pPr>
+        <w:pStyle w:val="ListParagraph"/>
+        <w:spacing w:before="0" w:after="0"/>
         <w:ind w:left="540"/>
         <w:jc w:val="both"/>
       </w:pPr>
     </w:p>
-    <w:p>
+    <w:p ns2:paraId="23B9EC30" ns2:textId="7D5925EA">
       <w:pPr>
         <w:pStyle w:val="ListParagraph"/>
         <w:numPr>
           <w:ilvl w:val="1"/>
           <w:numId w:val="5"/>
         </w:numPr>
+        <w:spacing w:line="360" w:lineRule="auto" w:before="240" w:after="240"/>
         <w:ind w:left="567" w:hanging="567"/>
         <w:jc w:val="both"/>
       </w:pPr>
@@ -1885,20 +1982,22 @@
         <w:t>The Resident shall not be entitled to commence accommodation until the required Security Deposit has been paid in full unless otherwise agreed by the Proprietor in writing. Where the Resident fails to pay the Security Deposit by the agreed date, the Proprietor may cancel the Resident's accommodation before the Accommodation Start Date. Any amount held specifically as a Security Deposit shall remain subject to the refund and deduction provisions of this Clause.</w:t>
       </w:r>
     </w:p>
-    <w:p>
-      <w:pPr>
-        <w:pStyle w:val="ListParagraph"/>
+    <w:p ns2:paraId="244C8C4F" ns2:textId="77777777">
+      <w:pPr>
+        <w:pStyle w:val="ListParagraph"/>
+        <w:spacing w:before="0" w:after="0"/>
         <w:ind w:left="432"/>
         <w:jc w:val="both"/>
       </w:pPr>
     </w:p>
-    <w:p>
+    <w:p ns2:paraId="7506DBDC" ns2:textId="6D32EE33">
       <w:pPr>
         <w:pStyle w:val="ListParagraph"/>
         <w:numPr>
           <w:ilvl w:val="1"/>
           <w:numId w:val="5"/>
         </w:numPr>
+        <w:spacing w:line="360" w:lineRule="auto" w:before="240" w:after="240"/>
         <w:ind w:left="567" w:hanging="567"/>
         <w:jc w:val="both"/>
       </w:pPr>
@@ -1912,19 +2011,22 @@
         <w:tab/>
       </w:r>
     </w:p>
-    <w:p>
-      <w:pPr>
-        <w:pStyle w:val="ListParagraph"/>
-        <w:jc w:val="both"/>
-      </w:pPr>
-    </w:p>
-    <w:p>
-      <w:pPr>
-        <w:pStyle w:val="ListParagraph"/>
+    <w:p ns2:paraId="2EA6B811" ns2:textId="77777777">
+      <w:pPr>
+        <w:pStyle w:val="ListParagraph"/>
+        <w:spacing w:before="0" w:after="0"/>
+        <w:jc w:val="both"/>
+      </w:pPr>
+    </w:p>
+    <w:p ns2:paraId="4CF03AB8" ns2:textId="24665506">
+      <w:pPr>
+        <w:pStyle w:val="ListParagraph"/>
+        <w:keepNext/>
         <w:numPr>
           <w:ilvl w:val="0"/>
           <w:numId w:val="5"/>
         </w:numPr>
+        <w:spacing w:line="360" w:lineRule="auto" w:before="360" w:after="240"/>
         <w:ind w:left="540" w:hanging="540"/>
         <w:jc w:val="both"/>
         <w:rPr>
@@ -1954,9 +2056,10 @@
         <w:t>nd Minimum Stay</w:t>
       </w:r>
     </w:p>
-    <w:p>
-      <w:pPr>
-        <w:pStyle w:val="ListParagraph"/>
+    <w:p ns2:paraId="370976D1" ns2:textId="77777777">
+      <w:pPr>
+        <w:pStyle w:val="ListParagraph"/>
+        <w:spacing w:before="0" w:after="0"/>
         <w:ind w:left="540"/>
         <w:jc w:val="both"/>
         <w:rPr>
@@ -1965,13 +2068,14 @@
         </w:rPr>
       </w:pPr>
     </w:p>
-    <w:p>
+    <w:p ns2:paraId="011FFED4" ns2:textId="3AF69D3F">
       <w:pPr>
         <w:pStyle w:val="ListParagraph"/>
         <w:numPr>
           <w:ilvl w:val="1"/>
           <w:numId w:val="5"/>
         </w:numPr>
+        <w:spacing w:line="360" w:lineRule="auto" w:before="240" w:after="240"/>
         <w:ind w:left="567" w:hanging="567"/>
         <w:jc w:val="both"/>
       </w:pPr>
@@ -1982,20 +2086,22 @@
         <w:t xml:space="preserve">. </w:t>
       </w:r>
     </w:p>
-    <w:p>
-      <w:pPr>
-        <w:pStyle w:val="ListParagraph"/>
+    <w:p ns2:paraId="437FC8C2" ns2:textId="77777777">
+      <w:pPr>
+        <w:pStyle w:val="ListParagraph"/>
+        <w:spacing w:before="0" w:after="0"/>
         <w:ind w:left="540"/>
         <w:jc w:val="both"/>
       </w:pPr>
     </w:p>
-    <w:p>
+    <w:p ns2:paraId="23E71C0E" ns2:textId="186CE135">
       <w:pPr>
         <w:pStyle w:val="ListParagraph"/>
         <w:numPr>
           <w:ilvl w:val="1"/>
           <w:numId w:val="5"/>
         </w:numPr>
+        <w:spacing w:line="360" w:lineRule="auto" w:before="240" w:after="240"/>
         <w:ind w:left="567" w:hanging="567"/>
         <w:jc w:val="both"/>
       </w:pPr>
@@ -2014,18 +2120,20 @@
         <w:t xml:space="preserve">. </w:t>
       </w:r>
     </w:p>
-    <w:p>
-      <w:pPr>
-        <w:pStyle w:val="ListParagraph"/>
-      </w:pPr>
-    </w:p>
-    <w:p>
+    <w:p ns2:paraId="0AB991AE" ns2:textId="77777777">
+      <w:pPr>
+        <w:pStyle w:val="ListParagraph"/>
+        <w:spacing w:before="0" w:after="0"/>
+      </w:pPr>
+    </w:p>
+    <w:p ns2:paraId="59361467" ns2:textId="75D0C83C">
       <w:pPr>
         <w:pStyle w:val="ListParagraph"/>
         <w:numPr>
           <w:ilvl w:val="1"/>
           <w:numId w:val="5"/>
         </w:numPr>
+        <w:spacing w:line="360" w:lineRule="auto" w:before="240" w:after="240"/>
         <w:ind w:left="567" w:hanging="567"/>
         <w:jc w:val="both"/>
       </w:pPr>
@@ -2059,18 +2167,20 @@
         <w:t>.</w:t>
       </w:r>
     </w:p>
-    <w:p>
-      <w:pPr>
-        <w:pStyle w:val="ListParagraph"/>
-      </w:pPr>
-    </w:p>
-    <w:p>
+    <w:p ns2:paraId="3D7AF133" ns2:textId="77777777">
+      <w:pPr>
+        <w:pStyle w:val="ListParagraph"/>
+        <w:spacing w:before="0" w:after="0"/>
+      </w:pPr>
+    </w:p>
+    <w:p ns2:paraId="10704104" ns2:textId="0A16FE2E">
       <w:pPr>
         <w:pStyle w:val="ListParagraph"/>
         <w:numPr>
           <w:ilvl w:val="1"/>
           <w:numId w:val="5"/>
         </w:numPr>
+        <w:spacing w:line="360" w:lineRule="auto" w:before="240" w:after="240"/>
         <w:ind w:left="567" w:hanging="567"/>
         <w:jc w:val="both"/>
       </w:pPr>
@@ -2078,18 +2188,20 @@
         <w:t>Any continued accommodation following the Minimum Stay Period shall remain subject to this Hostel Accommodation Agreement and shall not create a tenancy or proprietary interest. The Monthly Accommodation Fee applicable to any extension may be agreed between the Parties in writing.</w:t>
       </w:r>
     </w:p>
-    <w:p>
-      <w:pPr>
-        <w:pStyle w:val="ListParagraph"/>
-      </w:pPr>
-    </w:p>
-    <w:p>
+    <w:p ns2:paraId="2C829EF2" ns2:textId="77777777">
+      <w:pPr>
+        <w:pStyle w:val="ListParagraph"/>
+        <w:spacing w:before="0" w:after="0"/>
+      </w:pPr>
+    </w:p>
+    <w:p ns2:paraId="26077319" ns2:textId="65E3676E">
       <w:pPr>
         <w:pStyle w:val="ListParagraph"/>
         <w:numPr>
           <w:ilvl w:val="1"/>
           <w:numId w:val="5"/>
         </w:numPr>
+        <w:spacing w:line="360" w:lineRule="auto" w:before="240" w:after="240"/>
         <w:ind w:left="567" w:hanging="567"/>
         <w:jc w:val="both"/>
       </w:pPr>
@@ -2099,13 +2211,14 @@
       </w:r>
       <w:bookmarkEnd w:id="6"/>
     </w:p>
-    <w:p>
+    <w:p ns2:paraId="28E46B23" ns2:textId="3656C1FF">
       <w:pPr>
         <w:pStyle w:val="ListParagraph"/>
         <w:numPr>
           <w:ilvl w:val="0"/>
           <w:numId w:val="12"/>
         </w:numPr>
+        <w:spacing w:line="360" w:lineRule="auto" w:before="240" w:after="240"/>
         <w:jc w:val="both"/>
       </w:pPr>
       <w:r>
@@ -2115,13 +2228,14 @@
         <w:t>; or</w:t>
       </w:r>
     </w:p>
-    <w:p>
+    <w:p ns2:paraId="39DB592F" ns2:textId="3A710A5B">
       <w:pPr>
         <w:pStyle w:val="ListParagraph"/>
         <w:numPr>
           <w:ilvl w:val="0"/>
           <w:numId w:val="12"/>
         </w:numPr>
+        <w:spacing w:line="360" w:lineRule="auto" w:before="240" w:after="240"/>
         <w:jc w:val="both"/>
       </w:pPr>
       <w:r>
@@ -2131,16 +2245,18 @@
         <w:t>,</w:t>
       </w:r>
     </w:p>
-    <w:p>
-      <w:pPr>
-        <w:pStyle w:val="ListParagraph"/>
+    <w:p ns2:paraId="2EF928AE" ns2:textId="77777777">
+      <w:pPr>
+        <w:pStyle w:val="ListParagraph"/>
+        <w:spacing w:before="0" w:after="0"/>
         <w:ind w:left="432"/>
         <w:jc w:val="both"/>
       </w:pPr>
     </w:p>
-    <w:p>
-      <w:pPr>
-        <w:pStyle w:val="ListParagraph"/>
+    <w:p ns2:paraId="5AA79450" ns2:textId="77777777">
+      <w:pPr>
+        <w:pStyle w:val="ListParagraph"/>
+        <w:spacing w:line="360" w:lineRule="auto" w:before="240" w:after="240"/>
         <w:ind w:left="432"/>
         <w:jc w:val="both"/>
       </w:pPr>
@@ -2153,16 +2269,18 @@
         <w:t xml:space="preserve"> Proprietor may deduct from the Security Deposit a cancellation or no-show charge equal to one (1) month's Monthly Accommodation Fee.</w:t>
       </w:r>
     </w:p>
-    <w:p>
-      <w:pPr>
-        <w:pStyle w:val="ListParagraph"/>
+    <w:p ns2:paraId="69F1BA98" ns2:textId="77777777">
+      <w:pPr>
+        <w:pStyle w:val="ListParagraph"/>
+        <w:spacing w:before="0" w:after="0"/>
         <w:ind w:left="432"/>
         <w:jc w:val="both"/>
       </w:pPr>
     </w:p>
-    <w:p>
-      <w:pPr>
-        <w:pStyle w:val="ListParagraph"/>
+    <w:p ns2:paraId="79904AE2" ns2:textId="77777777">
+      <w:pPr>
+        <w:pStyle w:val="ListParagraph"/>
+        <w:spacing w:line="360" w:lineRule="auto" w:before="240" w:after="240"/>
         <w:ind w:left="432"/>
         <w:jc w:val="both"/>
       </w:pPr>
@@ -2170,16 +2288,18 @@
         <w:t>If the Security Deposit is more than the amount properly deductible, the balance shall be refunded to the Resident.</w:t>
       </w:r>
     </w:p>
-    <w:p>
-      <w:pPr>
-        <w:pStyle w:val="ListParagraph"/>
+    <w:p ns2:paraId="2F95AEFF" ns2:textId="77777777">
+      <w:pPr>
+        <w:pStyle w:val="ListParagraph"/>
+        <w:spacing w:before="0" w:after="0"/>
         <w:ind w:left="432"/>
         <w:jc w:val="both"/>
       </w:pPr>
     </w:p>
-    <w:p>
-      <w:pPr>
-        <w:pStyle w:val="ListParagraph"/>
+    <w:p ns2:paraId="1C673FE2" ns2:textId="77777777">
+      <w:pPr>
+        <w:pStyle w:val="ListParagraph"/>
+        <w:spacing w:line="360" w:lineRule="auto" w:before="240" w:after="240"/>
         <w:ind w:left="432"/>
         <w:jc w:val="both"/>
       </w:pPr>
@@ -2187,16 +2307,18 @@
         <w:t>If the Resident does not attend the Hostel and does not contact the Proprietor within seven (7) calendar days after the Accommodation Start Date, the Proprietor may cancel the accommodation and make it available to another Resident.</w:t>
       </w:r>
     </w:p>
-    <w:p>
-      <w:pPr>
-        <w:pStyle w:val="ListParagraph"/>
+    <w:p ns2:paraId="400A9360" ns2:textId="77777777">
+      <w:pPr>
+        <w:pStyle w:val="ListParagraph"/>
+        <w:spacing w:before="0" w:after="0"/>
         <w:ind w:left="432"/>
         <w:jc w:val="both"/>
       </w:pPr>
     </w:p>
-    <w:p>
-      <w:pPr>
-        <w:pStyle w:val="ListParagraph"/>
+    <w:p ns2:paraId="1BD00DE6" ns2:textId="3F935A24">
+      <w:pPr>
+        <w:pStyle w:val="ListParagraph"/>
+        <w:spacing w:line="360" w:lineRule="auto" w:before="240" w:after="240"/>
         <w:ind w:left="432"/>
         <w:jc w:val="both"/>
       </w:pPr>
@@ -2207,20 +2329,23 @@
         <w:t>.</w:t>
       </w:r>
     </w:p>
-    <w:p>
-      <w:pPr>
-        <w:pStyle w:val="ListParagraph"/>
+    <w:p ns2:paraId="17B20082" ns2:textId="77777777">
+      <w:pPr>
+        <w:pStyle w:val="ListParagraph"/>
+        <w:spacing w:before="0" w:after="0"/>
         <w:ind w:left="432"/>
         <w:jc w:val="both"/>
       </w:pPr>
     </w:p>
-    <w:p>
-      <w:pPr>
-        <w:pStyle w:val="ListParagraph"/>
+    <w:p ns2:paraId="41C48F2B" ns2:textId="63002D13">
+      <w:pPr>
+        <w:pStyle w:val="ListParagraph"/>
+        <w:keepNext/>
         <w:numPr>
           <w:ilvl w:val="0"/>
           <w:numId w:val="5"/>
         </w:numPr>
+        <w:spacing w:line="360" w:lineRule="auto" w:before="360" w:after="240"/>
         <w:ind w:left="540" w:hanging="540"/>
         <w:jc w:val="both"/>
         <w:rPr>
@@ -2236,19 +2361,21 @@
         <w:t>Accommodation Fees</w:t>
       </w:r>
     </w:p>
-    <w:p>
-      <w:pPr>
-        <w:pStyle w:val="ListParagraph"/>
-        <w:jc w:val="both"/>
-      </w:pPr>
-    </w:p>
-    <w:p>
+    <w:p ns2:paraId="2CB536E5" ns2:textId="77777777">
+      <w:pPr>
+        <w:pStyle w:val="ListParagraph"/>
+        <w:spacing w:before="0" w:after="0"/>
+        <w:jc w:val="both"/>
+      </w:pPr>
+    </w:p>
+    <w:p ns2:paraId="3F07B39A" ns2:textId="3748AB64">
       <w:pPr>
         <w:pStyle w:val="ListParagraph"/>
         <w:numPr>
           <w:ilvl w:val="1"/>
           <w:numId w:val="5"/>
         </w:numPr>
+        <w:spacing w:line="360" w:lineRule="auto" w:before="240" w:after="240"/>
         <w:ind w:left="567" w:hanging="567"/>
         <w:jc w:val="both"/>
       </w:pPr>
@@ -2264,20 +2391,22 @@
         <w:t xml:space="preserve"> on or before the last day of each calendar month. Accommodation Fees shall remain contractually payable through and including the Check-Out Date notwithstanding that the Resident may physically leave or cease using the Hostel before that date, subject to the other provisions of this Agreement.</w:t>
       </w:r>
     </w:p>
-    <w:p>
-      <w:pPr>
-        <w:pStyle w:val="ListParagraph"/>
+    <w:p ns2:paraId="2581EE91" ns2:textId="77777777">
+      <w:pPr>
+        <w:pStyle w:val="ListParagraph"/>
+        <w:spacing w:before="0" w:after="0"/>
         <w:ind w:left="540"/>
         <w:jc w:val="both"/>
       </w:pPr>
     </w:p>
-    <w:p>
+    <w:p ns2:paraId="04A9FF6E" ns2:textId="2CC18EC7">
       <w:pPr>
         <w:pStyle w:val="ListParagraph"/>
         <w:numPr>
           <w:ilvl w:val="1"/>
           <w:numId w:val="5"/>
         </w:numPr>
+        <w:spacing w:line="360" w:lineRule="auto" w:before="240" w:after="240"/>
         <w:ind w:left="567" w:hanging="567"/>
         <w:jc w:val="both"/>
       </w:pPr>
@@ -2324,15 +2453,17 @@
         <w:t xml:space="preserve"> for that final month shall be calculated on a pro-rata daily basis using the number of calendar days in that month.</w:t>
       </w:r>
     </w:p>
-    <w:p>
-      <w:pPr>
-        <w:pStyle w:val="ListParagraph"/>
-        <w:jc w:val="both"/>
-      </w:pPr>
-    </w:p>
-    <w:p>
-      <w:pPr>
-        <w:pStyle w:val="ListParagraph"/>
+    <w:p ns2:paraId="08B8CEC5" ns2:textId="77777777">
+      <w:pPr>
+        <w:pStyle w:val="ListParagraph"/>
+        <w:spacing w:before="0" w:after="0"/>
+        <w:jc w:val="both"/>
+      </w:pPr>
+    </w:p>
+    <w:p ns2:paraId="34E10AB3" ns2:textId="790C8602">
+      <w:pPr>
+        <w:pStyle w:val="ListParagraph"/>
+        <w:spacing w:line="360" w:lineRule="auto" w:before="240" w:after="240"/>
         <w:ind w:left="1260" w:hanging="180"/>
         <w:jc w:val="both"/>
       </w:pPr>
@@ -2352,19 +2483,21 @@
         <w:t xml:space="preserve"> / 31) x 29. </w:t>
       </w:r>
     </w:p>
-    <w:p>
-      <w:pPr>
-        <w:pStyle w:val="ListParagraph"/>
-        <w:jc w:val="both"/>
-      </w:pPr>
-    </w:p>
-    <w:p>
+    <w:p ns2:paraId="3864322B" ns2:textId="77777777">
+      <w:pPr>
+        <w:pStyle w:val="ListParagraph"/>
+        <w:spacing w:before="0" w:after="0"/>
+        <w:jc w:val="both"/>
+      </w:pPr>
+    </w:p>
+    <w:p ns2:paraId="76E57DD9" ns2:textId="60F598CA">
       <w:pPr>
         <w:pStyle w:val="ListParagraph"/>
         <w:numPr>
           <w:ilvl w:val="1"/>
           <w:numId w:val="5"/>
         </w:numPr>
+        <w:spacing w:line="360" w:lineRule="auto" w:before="240" w:after="240"/>
         <w:ind w:left="567" w:hanging="567"/>
         <w:jc w:val="both"/>
       </w:pPr>
@@ -2375,20 +2508,22 @@
         <w:t>.</w:t>
       </w:r>
     </w:p>
-    <w:p>
-      <w:pPr>
-        <w:pStyle w:val="ListParagraph"/>
+    <w:p ns2:paraId="0F1AF3B2" ns2:textId="77777777">
+      <w:pPr>
+        <w:pStyle w:val="ListParagraph"/>
+        <w:spacing w:before="0" w:after="0"/>
         <w:ind w:left="540"/>
         <w:jc w:val="both"/>
       </w:pPr>
     </w:p>
-    <w:p>
+    <w:p ns2:paraId="3E0D0A4A" ns2:textId="1F252343">
       <w:pPr>
         <w:pStyle w:val="ListParagraph"/>
         <w:numPr>
           <w:ilvl w:val="1"/>
           <w:numId w:val="5"/>
         </w:numPr>
+        <w:spacing w:line="360" w:lineRule="auto" w:before="240" w:after="240"/>
         <w:ind w:left="567" w:hanging="567"/>
         <w:jc w:val="both"/>
       </w:pPr>
@@ -2402,16 +2537,18 @@
         <w:t xml:space="preserve"> shall be made only by bank transfer to the following account:</w:t>
       </w:r>
     </w:p>
-    <w:p>
-      <w:pPr>
-        <w:pStyle w:val="ListParagraph"/>
+    <w:p ns2:paraId="15509FB0" ns2:textId="77777777">
+      <w:pPr>
+        <w:pStyle w:val="ListParagraph"/>
+        <w:spacing w:before="0" w:after="0"/>
         <w:ind w:left="432"/>
         <w:jc w:val="both"/>
       </w:pPr>
     </w:p>
-    <w:p>
-      <w:pPr>
-        <w:pStyle w:val="ListParagraph"/>
+    <w:p ns2:paraId="510ADE81" ns2:textId="77777777">
+      <w:pPr>
+        <w:pStyle w:val="ListParagraph"/>
+        <w:spacing w:line="360" w:lineRule="auto" w:before="240" w:after="240"/>
         <w:ind w:left="1440"/>
         <w:jc w:val="both"/>
       </w:pPr>
@@ -2419,9 +2556,10 @@
         <w:t>Account Name: Perk Haven</w:t>
       </w:r>
     </w:p>
-    <w:p>
-      <w:pPr>
-        <w:pStyle w:val="ListParagraph"/>
+    <w:p ns2:paraId="2906E437" ns2:textId="77777777">
+      <w:pPr>
+        <w:pStyle w:val="ListParagraph"/>
+        <w:spacing w:line="360" w:lineRule="auto" w:before="240" w:after="240"/>
         <w:ind w:left="1440"/>
         <w:jc w:val="both"/>
       </w:pPr>
@@ -2429,9 +2567,10 @@
         <w:t>Account No.: 335100140023553</w:t>
       </w:r>
     </w:p>
-    <w:p>
-      <w:pPr>
-        <w:pStyle w:val="ListParagraph"/>
+    <w:p ns2:paraId="086DD44C" ns2:textId="77777777">
+      <w:pPr>
+        <w:pStyle w:val="ListParagraph"/>
+        <w:spacing w:line="360" w:lineRule="auto" w:before="240" w:after="240"/>
         <w:ind w:left="1440"/>
         <w:jc w:val="both"/>
       </w:pPr>
@@ -2439,9 +2578,10 @@
         <w:t>Bank: People’s Bank</w:t>
       </w:r>
     </w:p>
-    <w:p>
-      <w:pPr>
-        <w:pStyle w:val="ListParagraph"/>
+    <w:p ns2:paraId="78761191" ns2:textId="77777777">
+      <w:pPr>
+        <w:pStyle w:val="ListParagraph"/>
+        <w:spacing w:line="360" w:lineRule="auto" w:before="240" w:after="240"/>
         <w:ind w:left="1440"/>
         <w:jc w:val="both"/>
       </w:pPr>
@@ -2449,20 +2589,22 @@
         <w:t>Branch: Nugegoda City</w:t>
       </w:r>
     </w:p>
-    <w:p>
-      <w:pPr>
-        <w:pStyle w:val="ListParagraph"/>
+    <w:p ns2:paraId="648CDD16" ns2:textId="77777777">
+      <w:pPr>
+        <w:pStyle w:val="ListParagraph"/>
+        <w:spacing w:before="0" w:after="0"/>
         <w:ind w:left="432"/>
         <w:jc w:val="both"/>
       </w:pPr>
     </w:p>
-    <w:p>
+    <w:p ns2:paraId="1CF87AED" ns2:textId="77777777">
       <w:pPr>
         <w:pStyle w:val="ListParagraph"/>
         <w:numPr>
           <w:ilvl w:val="1"/>
           <w:numId w:val="5"/>
         </w:numPr>
+        <w:spacing w:line="360" w:lineRule="auto" w:before="240" w:after="240"/>
         <w:ind w:left="567" w:hanging="567"/>
         <w:jc w:val="both"/>
       </w:pPr>
@@ -2487,20 +2629,23 @@
         <w:t>.</w:t>
       </w:r>
     </w:p>
-    <w:p>
-      <w:pPr>
-        <w:pStyle w:val="ListParagraph"/>
+    <w:p ns2:paraId="5D19F30E" ns2:textId="77777777">
+      <w:pPr>
+        <w:pStyle w:val="ListParagraph"/>
+        <w:spacing w:before="0" w:after="0"/>
         <w:ind w:left="540"/>
         <w:jc w:val="both"/>
       </w:pPr>
     </w:p>
-    <w:p>
-      <w:pPr>
-        <w:pStyle w:val="ListParagraph"/>
+    <w:p ns2:paraId="478E386D" ns2:textId="353F985C">
+      <w:pPr>
+        <w:pStyle w:val="ListParagraph"/>
+        <w:keepNext/>
         <w:numPr>
           <w:ilvl w:val="0"/>
           <w:numId w:val="5"/>
         </w:numPr>
+        <w:spacing w:line="360" w:lineRule="auto" w:before="360" w:after="240"/>
         <w:ind w:left="540" w:hanging="540"/>
         <w:jc w:val="both"/>
         <w:rPr>
@@ -2525,19 +2670,21 @@
         <w:t>and End of Accommodation</w:t>
       </w:r>
     </w:p>
-    <w:p>
-      <w:pPr>
-        <w:pStyle w:val="ListParagraph"/>
-        <w:jc w:val="both"/>
-      </w:pPr>
-    </w:p>
-    <w:p>
+    <w:p ns2:paraId="36178D5B" ns2:textId="77777777">
+      <w:pPr>
+        <w:pStyle w:val="ListParagraph"/>
+        <w:spacing w:before="0" w:after="0"/>
+        <w:jc w:val="both"/>
+      </w:pPr>
+    </w:p>
+    <w:p ns2:paraId="4096BB25" ns2:textId="1ECF0619">
       <w:pPr>
         <w:pStyle w:val="ListParagraph"/>
         <w:numPr>
           <w:ilvl w:val="1"/>
           <w:numId w:val="5"/>
         </w:numPr>
+        <w:spacing w:line="360" w:lineRule="auto" w:before="240" w:after="240"/>
         <w:ind w:left="567" w:hanging="567"/>
         <w:jc w:val="both"/>
       </w:pPr>
@@ -2590,20 +2737,22 @@
         <w:t xml:space="preserve"> </w:t>
       </w:r>
     </w:p>
-    <w:p>
-      <w:pPr>
-        <w:pStyle w:val="ListParagraph"/>
+    <w:p ns2:paraId="7196412C" ns2:textId="77777777">
+      <w:pPr>
+        <w:pStyle w:val="ListParagraph"/>
+        <w:spacing w:before="0" w:after="0"/>
         <w:ind w:left="540"/>
         <w:jc w:val="both"/>
       </w:pPr>
     </w:p>
-    <w:p>
+    <w:p ns2:paraId="2C4F20CF" ns2:textId="18A757DF">
       <w:pPr>
         <w:pStyle w:val="ListParagraph"/>
         <w:numPr>
           <w:ilvl w:val="1"/>
           <w:numId w:val="5"/>
         </w:numPr>
+        <w:spacing w:line="360" w:lineRule="auto" w:before="240" w:after="240"/>
         <w:ind w:left="567" w:hanging="567"/>
         <w:jc w:val="both"/>
       </w:pPr>
@@ -2614,19 +2763,21 @@
         <w:t>.</w:t>
       </w:r>
     </w:p>
-    <w:p>
-      <w:pPr>
-        <w:pStyle w:val="ListParagraph"/>
-        <w:jc w:val="both"/>
-      </w:pPr>
-    </w:p>
-    <w:p>
+    <w:p ns2:paraId="72AA675C" ns2:textId="77777777">
+      <w:pPr>
+        <w:pStyle w:val="ListParagraph"/>
+        <w:spacing w:before="0" w:after="0"/>
+        <w:jc w:val="both"/>
+      </w:pPr>
+    </w:p>
+    <w:p ns2:paraId="0E4C1D2D" ns2:textId="263DB3EE">
       <w:pPr>
         <w:pStyle w:val="ListParagraph"/>
         <w:numPr>
           <w:ilvl w:val="1"/>
           <w:numId w:val="5"/>
         </w:numPr>
+        <w:spacing w:line="360" w:lineRule="auto" w:before="240" w:after="240"/>
         <w:ind w:left="567" w:hanging="567"/>
         <w:jc w:val="both"/>
       </w:pPr>
@@ -2652,19 +2803,21 @@
         <w:t>.</w:t>
       </w:r>
     </w:p>
-    <w:p>
-      <w:pPr>
-        <w:pStyle w:val="ListParagraph"/>
-        <w:jc w:val="both"/>
-      </w:pPr>
-    </w:p>
-    <w:p>
+    <w:p ns2:paraId="1907F86E" ns2:textId="77777777">
+      <w:pPr>
+        <w:pStyle w:val="ListParagraph"/>
+        <w:spacing w:before="0" w:after="0"/>
+        <w:jc w:val="both"/>
+      </w:pPr>
+    </w:p>
+    <w:p ns2:paraId="61D24676" ns2:textId="4C7DACFA">
       <w:pPr>
         <w:pStyle w:val="ListParagraph"/>
         <w:numPr>
           <w:ilvl w:val="1"/>
           <w:numId w:val="5"/>
         </w:numPr>
+        <w:spacing w:line="360" w:lineRule="auto" w:before="240" w:after="240"/>
         <w:ind w:left="567" w:hanging="567"/>
         <w:jc w:val="both"/>
       </w:pPr>
@@ -2675,18 +2828,20 @@
         <w:t>.</w:t>
       </w:r>
     </w:p>
-    <w:p>
-      <w:pPr>
-        <w:pStyle w:val="ListParagraph"/>
-      </w:pPr>
-    </w:p>
-    <w:p>
+    <w:p ns2:paraId="321A6DA1" ns2:textId="77777777">
+      <w:pPr>
+        <w:pStyle w:val="ListParagraph"/>
+        <w:spacing w:before="0" w:after="0"/>
+      </w:pPr>
+    </w:p>
+    <w:p ns2:paraId="7F7A7B4F" ns2:textId="77777777">
       <w:pPr>
         <w:pStyle w:val="ListParagraph"/>
         <w:numPr>
           <w:ilvl w:val="1"/>
           <w:numId w:val="5"/>
         </w:numPr>
+        <w:spacing w:line="360" w:lineRule="auto" w:before="240" w:after="240"/>
         <w:ind w:left="567" w:hanging="567"/>
         <w:jc w:val="both"/>
       </w:pPr>
@@ -2696,20 +2851,22 @@
       </w:r>
       <w:bookmarkEnd w:id="8"/>
     </w:p>
-    <w:p>
-      <w:pPr>
-        <w:pStyle w:val="ListParagraph"/>
+    <w:p ns2:paraId="18D989E0" ns2:textId="77777777">
+      <w:pPr>
+        <w:pStyle w:val="ListParagraph"/>
+        <w:spacing w:before="0" w:after="0"/>
         <w:ind w:left="432"/>
         <w:jc w:val="both"/>
       </w:pPr>
     </w:p>
-    <w:p>
+    <w:p ns2:paraId="27A0F009" ns2:textId="77777777">
       <w:pPr>
         <w:pStyle w:val="ListParagraph"/>
         <w:numPr>
           <w:ilvl w:val="0"/>
           <w:numId w:val="10"/>
         </w:numPr>
+        <w:spacing w:line="360" w:lineRule="auto" w:before="240" w:after="240"/>
         <w:jc w:val="both"/>
       </w:pPr>
       <w:r>
@@ -2717,39 +2874,42 @@
         <w:t>fails to pay an Accommodation Fee or other material amount due under this Agreement;</w:t>
       </w:r>
     </w:p>
-    <w:p>
+    <w:p ns2:paraId="1BCAA6C5" ns2:textId="77777777">
       <w:pPr>
         <w:pStyle w:val="ListParagraph"/>
         <w:numPr>
           <w:ilvl w:val="0"/>
           <w:numId w:val="10"/>
         </w:numPr>
+        <w:spacing w:line="360" w:lineRule="auto" w:before="240" w:after="240"/>
         <w:jc w:val="both"/>
       </w:pPr>
       <w:r>
         <w:t>commits a material or repeated breach of the Hostel Rules;</w:t>
       </w:r>
     </w:p>
-    <w:p>
+    <w:p ns2:paraId="2FE8BF1A" ns2:textId="77777777">
       <w:pPr>
         <w:pStyle w:val="ListParagraph"/>
         <w:numPr>
           <w:ilvl w:val="0"/>
           <w:numId w:val="10"/>
         </w:numPr>
+        <w:spacing w:line="360" w:lineRule="auto" w:before="240" w:after="240"/>
         <w:jc w:val="both"/>
       </w:pPr>
       <w:r>
         <w:t>causes serious or deliberate damage to Hostel property;</w:t>
       </w:r>
     </w:p>
-    <w:p>
+    <w:p ns2:paraId="1865FB9B" ns2:textId="77777777">
       <w:pPr>
         <w:pStyle w:val="ListParagraph"/>
         <w:numPr>
           <w:ilvl w:val="0"/>
           <w:numId w:val="10"/>
         </w:numPr>
+        <w:spacing w:line="360" w:lineRule="auto" w:before="240" w:after="240"/>
         <w:jc w:val="both"/>
       </w:pPr>
       <w:r>
@@ -2764,55 +2924,60 @@
         <w:t xml:space="preserve"> person to reside in or use the Allocated Accommodation;</w:t>
       </w:r>
     </w:p>
-    <w:p>
+    <w:p ns2:paraId="726F59B9" ns2:textId="77777777">
       <w:pPr>
         <w:pStyle w:val="ListParagraph"/>
         <w:numPr>
           <w:ilvl w:val="0"/>
           <w:numId w:val="10"/>
         </w:numPr>
+        <w:spacing w:line="360" w:lineRule="auto" w:before="240" w:after="240"/>
         <w:jc w:val="both"/>
       </w:pPr>
       <w:r>
         <w:t>engages in theft, violence, harassment, illegal activity or conduct creating a material safety or security risk;</w:t>
       </w:r>
     </w:p>
-    <w:p>
+    <w:p ns2:paraId="7B68E4BA" ns2:textId="77777777">
       <w:pPr>
         <w:pStyle w:val="ListParagraph"/>
         <w:numPr>
           <w:ilvl w:val="0"/>
           <w:numId w:val="10"/>
         </w:numPr>
+        <w:spacing w:line="360" w:lineRule="auto" w:before="240" w:after="240"/>
         <w:jc w:val="both"/>
       </w:pPr>
       <w:r>
         <w:t>provides materially false information in connection with admission to the Hostel; or</w:t>
       </w:r>
     </w:p>
-    <w:p>
+    <w:p ns2:paraId="2ACD3E21" ns2:textId="089FF439">
       <w:pPr>
         <w:pStyle w:val="ListParagraph"/>
         <w:numPr>
           <w:ilvl w:val="0"/>
           <w:numId w:val="10"/>
         </w:numPr>
+        <w:spacing w:line="360" w:lineRule="auto" w:before="240" w:after="240"/>
         <w:jc w:val="both"/>
       </w:pPr>
       <w:r>
         <w:t>otherwise commits a material breach of this Agreement.</w:t>
       </w:r>
     </w:p>
-    <w:p>
-      <w:pPr>
-        <w:pStyle w:val="ListParagraph"/>
+    <w:p ns2:paraId="7B95E70E" ns2:textId="77777777">
+      <w:pPr>
+        <w:pStyle w:val="ListParagraph"/>
+        <w:spacing w:before="0" w:after="0"/>
         <w:ind w:left="432"/>
         <w:jc w:val="both"/>
       </w:pPr>
     </w:p>
-    <w:p>
-      <w:pPr>
-        <w:pStyle w:val="ListParagraph"/>
+    <w:p ns2:paraId="1EA4C4B1" ns2:textId="050A0DB7">
+      <w:pPr>
+        <w:pStyle w:val="ListParagraph"/>
+        <w:spacing w:line="360" w:lineRule="auto" w:before="240" w:after="240"/>
         <w:ind w:left="567"/>
         <w:jc w:val="both"/>
       </w:pPr>
@@ -2823,18 +2988,20 @@
         <w:t>. Where the conduct involves an immediate safety or security risk, violence, theft, serious illegal activity or another serious breach requiring urgent action, the Proprietor may terminate the Resident's accommodation with immediate effect, subject always to applicable law.</w:t>
       </w:r>
     </w:p>
-    <w:p>
-      <w:pPr>
-        <w:pStyle w:val="ListParagraph"/>
-      </w:pPr>
-    </w:p>
-    <w:p>
+    <w:p ns2:paraId="0A438FA3" ns2:textId="77777777">
+      <w:pPr>
+        <w:pStyle w:val="ListParagraph"/>
+        <w:spacing w:before="0" w:after="0"/>
+      </w:pPr>
+    </w:p>
+    <w:p ns2:paraId="46B0DE0E" ns2:textId="61A222EC">
       <w:pPr>
         <w:pStyle w:val="ListParagraph"/>
         <w:numPr>
           <w:ilvl w:val="1"/>
           <w:numId w:val="5"/>
         </w:numPr>
+        <w:spacing w:line="360" w:lineRule="auto" w:before="240" w:after="240"/>
         <w:ind w:left="567" w:hanging="567"/>
         <w:jc w:val="both"/>
       </w:pPr>
@@ -2850,20 +3017,22 @@
         <w:t xml:space="preserve"> the use of unlawful force or any action contrary to applicable law.</w:t>
       </w:r>
     </w:p>
-    <w:p>
-      <w:pPr>
-        <w:pStyle w:val="ListParagraph"/>
+    <w:p ns2:paraId="5F8CAAA9" ns2:textId="77777777">
+      <w:pPr>
+        <w:pStyle w:val="ListParagraph"/>
+        <w:spacing w:before="0" w:after="0"/>
         <w:ind w:left="432"/>
         <w:jc w:val="both"/>
       </w:pPr>
     </w:p>
-    <w:p>
+    <w:p ns2:paraId="5D2C0697" ns2:textId="7837DA65">
       <w:pPr>
         <w:pStyle w:val="ListParagraph"/>
         <w:numPr>
           <w:ilvl w:val="1"/>
           <w:numId w:val="5"/>
         </w:numPr>
+        <w:spacing w:line="360" w:lineRule="auto" w:before="240" w:after="240"/>
         <w:ind w:left="567" w:hanging="567"/>
         <w:jc w:val="both"/>
       </w:pPr>
@@ -2877,18 +3046,21 @@
         <w:t>.</w:t>
       </w:r>
     </w:p>
-    <w:p>
-      <w:pPr>
-        <w:pStyle w:val="ListParagraph"/>
-      </w:pPr>
-    </w:p>
-    <w:p>
-      <w:pPr>
-        <w:pStyle w:val="ListParagraph"/>
+    <w:p ns2:paraId="5AE6070A" ns2:textId="77777777">
+      <w:pPr>
+        <w:pStyle w:val="ListParagraph"/>
+        <w:spacing w:before="0" w:after="0"/>
+      </w:pPr>
+    </w:p>
+    <w:p ns2:paraId="3EF65120" ns2:textId="71F68366">
+      <w:pPr>
+        <w:pStyle w:val="ListParagraph"/>
+        <w:keepNext/>
         <w:numPr>
           <w:ilvl w:val="0"/>
           <w:numId w:val="5"/>
         </w:numPr>
+        <w:spacing w:line="360" w:lineRule="auto" w:before="360" w:after="240"/>
         <w:ind w:left="540" w:hanging="540"/>
         <w:jc w:val="both"/>
         <w:rPr>
@@ -2904,9 +3076,10 @@
         <w:t>Governing Law, Notices and General Provisions</w:t>
       </w:r>
     </w:p>
-    <w:p>
-      <w:pPr>
-        <w:pStyle w:val="ListParagraph"/>
+    <w:p ns2:paraId="49E5F28A" ns2:textId="77777777">
+      <w:pPr>
+        <w:pStyle w:val="ListParagraph"/>
+        <w:spacing w:before="0" w:after="0"/>
         <w:ind w:left="540"/>
         <w:jc w:val="both"/>
         <w:rPr>
@@ -2915,13 +3088,14 @@
         </w:rPr>
       </w:pPr>
     </w:p>
-    <w:p>
+    <w:p ns2:paraId="45ED9FC6" ns2:textId="33F02D53">
       <w:pPr>
         <w:pStyle w:val="ListParagraph"/>
         <w:numPr>
           <w:ilvl w:val="1"/>
           <w:numId w:val="5"/>
         </w:numPr>
+        <w:spacing w:line="360" w:lineRule="auto" w:before="240" w:after="240"/>
         <w:ind w:left="567" w:hanging="567"/>
         <w:jc w:val="both"/>
       </w:pPr>
@@ -2929,20 +3103,22 @@
         <w:t>This Agreement shall be governed by and interpreted in accordance with the laws of Sri Lanka. Any dispute arising from or relating to this Agreement shall be subject to the jurisdiction of the courts of competent jurisdiction in Sri Lanka.</w:t>
       </w:r>
     </w:p>
-    <w:p>
-      <w:pPr>
-        <w:pStyle w:val="ListParagraph"/>
+    <w:p ns2:paraId="49A39FBF" ns2:textId="77777777">
+      <w:pPr>
+        <w:pStyle w:val="ListParagraph"/>
+        <w:spacing w:before="0" w:after="0"/>
         <w:ind w:left="540"/>
         <w:jc w:val="both"/>
       </w:pPr>
     </w:p>
-    <w:p>
+    <w:p ns2:paraId="4F605EC2" ns2:textId="30B17B60">
       <w:pPr>
         <w:pStyle w:val="ListParagraph"/>
         <w:numPr>
           <w:ilvl w:val="1"/>
           <w:numId w:val="5"/>
         </w:numPr>
+        <w:spacing w:line="360" w:lineRule="auto" w:before="240" w:after="240"/>
         <w:ind w:left="567" w:hanging="567"/>
         <w:jc w:val="both"/>
       </w:pPr>
@@ -2950,13 +3126,14 @@
         <w:t>Any notice required under this Agreement shall be given in writing. A notice to the Proprietor may be delivered:</w:t>
       </w:r>
     </w:p>
-    <w:p>
+    <w:p ns2:paraId="403B16CD" ns2:textId="77777777">
       <w:pPr>
         <w:pStyle w:val="ListParagraph"/>
         <w:numPr>
           <w:ilvl w:val="0"/>
           <w:numId w:val="11"/>
         </w:numPr>
+        <w:spacing w:line="360" w:lineRule="auto" w:before="240" w:after="240"/>
         <w:jc w:val="both"/>
       </w:pPr>
       <w:proofErr w:type="gramStart"/>
@@ -2968,46 +3145,50 @@
         <w:t xml:space="preserve"> to the Proprietor or Proprietor's Representative;</w:t>
       </w:r>
     </w:p>
-    <w:p>
+    <w:p ns2:paraId="73FF7AA5" ns2:textId="77777777">
       <w:pPr>
         <w:pStyle w:val="ListParagraph"/>
         <w:numPr>
           <w:ilvl w:val="0"/>
           <w:numId w:val="11"/>
         </w:numPr>
+        <w:spacing w:line="360" w:lineRule="auto" w:before="240" w:after="240"/>
         <w:jc w:val="both"/>
       </w:pPr>
       <w:r>
         <w:t>by email to the designated Hostel email address; or</w:t>
       </w:r>
     </w:p>
-    <w:p>
+    <w:p ns2:paraId="0146353F" ns2:textId="542A40A9">
       <w:pPr>
         <w:pStyle w:val="ListParagraph"/>
         <w:numPr>
           <w:ilvl w:val="0"/>
           <w:numId w:val="11"/>
         </w:numPr>
+        <w:spacing w:line="360" w:lineRule="auto" w:before="240" w:after="240"/>
         <w:jc w:val="both"/>
       </w:pPr>
       <w:r>
         <w:t>by another written electronic method expressly designated by the Proprietor for official notices.</w:t>
       </w:r>
     </w:p>
-    <w:p>
-      <w:pPr>
-        <w:pStyle w:val="ListParagraph"/>
+    <w:p ns2:paraId="7D7574A5" ns2:textId="77777777">
+      <w:pPr>
+        <w:pStyle w:val="ListParagraph"/>
+        <w:spacing w:before="0" w:after="0"/>
         <w:ind w:left="432"/>
         <w:jc w:val="both"/>
       </w:pPr>
     </w:p>
-    <w:p>
+    <w:p ns2:paraId="765E2F97" ns2:textId="540F4007">
       <w:pPr>
         <w:pStyle w:val="ListParagraph"/>
         <w:numPr>
           <w:ilvl w:val="1"/>
           <w:numId w:val="5"/>
         </w:numPr>
+        <w:spacing w:line="360" w:lineRule="auto" w:before="240" w:after="240"/>
         <w:ind w:left="567" w:hanging="567"/>
         <w:jc w:val="both"/>
       </w:pPr>
@@ -3015,20 +3196,22 @@
         <w:t>A notice to the Resident may be delivered personally or sent to the email address or contact number provided by the Resident in her Hostel registration details. The sender shall retain reasonable evidence of delivery.</w:t>
       </w:r>
     </w:p>
-    <w:p>
-      <w:pPr>
-        <w:pStyle w:val="ListParagraph"/>
+    <w:p ns2:paraId="5C92520A" ns2:textId="77777777">
+      <w:pPr>
+        <w:pStyle w:val="ListParagraph"/>
+        <w:spacing w:before="0" w:after="0"/>
         <w:ind w:left="432"/>
         <w:jc w:val="both"/>
       </w:pPr>
     </w:p>
-    <w:p>
+    <w:p ns2:paraId="0567EDFF" ns2:textId="24F51A3A">
       <w:pPr>
         <w:pStyle w:val="ListParagraph"/>
         <w:numPr>
           <w:ilvl w:val="1"/>
           <w:numId w:val="5"/>
         </w:numPr>
+        <w:spacing w:line="360" w:lineRule="auto" w:before="240" w:after="240"/>
         <w:ind w:left="567" w:hanging="567"/>
         <w:jc w:val="both"/>
       </w:pPr>
@@ -3042,18 +3225,20 @@
         <w:t>The Proprietor may make reasonable amendments to the Hostel Rules from time to time where reasonably required for safety, security, hygiene, operation or proper management of the Hostel, provided that such amendments are communicated to Residents and do not materially alter the fundamental commercial terms of this Agreement.</w:t>
       </w:r>
     </w:p>
-    <w:p>
-      <w:pPr>
-        <w:pStyle w:val="ListParagraph"/>
-      </w:pPr>
-    </w:p>
-    <w:p>
+    <w:p ns2:paraId="00D4476D" ns2:textId="77777777">
+      <w:pPr>
+        <w:pStyle w:val="ListParagraph"/>
+        <w:spacing w:before="0" w:after="0"/>
+      </w:pPr>
+    </w:p>
+    <w:p ns2:paraId="4E11180B" ns2:textId="0A79E4E9">
       <w:pPr>
         <w:pStyle w:val="ListParagraph"/>
         <w:numPr>
           <w:ilvl w:val="1"/>
           <w:numId w:val="5"/>
         </w:numPr>
+        <w:spacing w:line="360" w:lineRule="auto" w:before="240" w:after="240"/>
         <w:ind w:left="567" w:hanging="567"/>
         <w:jc w:val="both"/>
       </w:pPr>
@@ -3061,18 +3246,20 @@
         <w:t>If any provision of this Agreement is determined by a court of competent jurisdiction to be invalid or unenforceable, that provision shall be severed or enforced to the maximum extent permitted by law, and the remaining provisions shall continue in effect.</w:t>
       </w:r>
     </w:p>
-    <w:p>
-      <w:pPr>
-        <w:pStyle w:val="ListParagraph"/>
-      </w:pPr>
-    </w:p>
-    <w:p>
+    <w:p ns2:paraId="1C9FF1AF" ns2:textId="77777777">
+      <w:pPr>
+        <w:pStyle w:val="ListParagraph"/>
+        <w:spacing w:before="0" w:after="0"/>
+      </w:pPr>
+    </w:p>
+    <w:p ns2:paraId="002B6A76" ns2:textId="0BE3723D">
       <w:pPr>
         <w:pStyle w:val="ListParagraph"/>
         <w:numPr>
           <w:ilvl w:val="1"/>
           <w:numId w:val="5"/>
         </w:numPr>
+        <w:spacing w:line="360" w:lineRule="auto" w:before="240" w:after="240"/>
         <w:ind w:left="567" w:hanging="567"/>
         <w:jc w:val="both"/>
       </w:pPr>
@@ -3080,18 +3267,21 @@
         <w:t>A failure or delay by either Party in enforcing any provision of this Agreement shall not constitute a waiver of that provision or of the right to enforce it subsequently.</w:t>
       </w:r>
     </w:p>
-    <w:p>
-      <w:pPr>
-        <w:pStyle w:val="ListParagraph"/>
-      </w:pPr>
-    </w:p>
-    <w:p>
-      <w:pPr>
-        <w:pStyle w:val="ListParagraph"/>
+    <w:p ns2:paraId="5301AA0B" ns2:textId="77777777">
+      <w:pPr>
+        <w:pStyle w:val="ListParagraph"/>
+        <w:spacing w:before="0" w:after="0"/>
+      </w:pPr>
+    </w:p>
+    <w:p ns2:paraId="45A8F33C" ns2:textId="26F3836B">
+      <w:pPr>
+        <w:pStyle w:val="ListParagraph"/>
+        <w:keepNext/>
         <w:numPr>
           <w:ilvl w:val="0"/>
           <w:numId w:val="5"/>
         </w:numPr>
+        <w:spacing w:line="360" w:lineRule="auto" w:before="360" w:after="240"/>
         <w:ind w:left="540" w:hanging="540"/>
         <w:jc w:val="both"/>
         <w:rPr>
@@ -3107,9 +3297,10 @@
         <w:t>Appendices</w:t>
       </w:r>
     </w:p>
-    <w:p>
-      <w:pPr>
-        <w:pStyle w:val="ListParagraph"/>
+    <w:p ns2:paraId="7D880E26" ns2:textId="77777777">
+      <w:pPr>
+        <w:pStyle w:val="ListParagraph"/>
+        <w:spacing w:before="0" w:after="0"/>
         <w:ind w:left="540"/>
         <w:jc w:val="both"/>
         <w:rPr>
@@ -3118,13 +3309,14 @@
         </w:rPr>
       </w:pPr>
     </w:p>
-    <w:p>
+    <w:p ns2:paraId="6793C156" ns2:textId="77777777">
       <w:pPr>
         <w:pStyle w:val="ListParagraph"/>
         <w:numPr>
           <w:ilvl w:val="1"/>
           <w:numId w:val="5"/>
         </w:numPr>
+        <w:spacing w:line="360" w:lineRule="auto" w:before="240" w:after="240"/>
         <w:ind w:left="540" w:hanging="540"/>
         <w:jc w:val="both"/>
       </w:pPr>
@@ -3132,20 +3324,22 @@
         <w:t>Appendix 1 - Hostel Rules</w:t>
       </w:r>
     </w:p>
-    <w:p>
-      <w:pPr>
-        <w:pStyle w:val="ListParagraph"/>
+    <w:p ns2:paraId="2A6CF20F" ns2:textId="77777777">
+      <w:pPr>
+        <w:pStyle w:val="ListParagraph"/>
+        <w:spacing w:before="0" w:after="0"/>
         <w:ind w:left="540"/>
         <w:jc w:val="both"/>
       </w:pPr>
     </w:p>
-    <w:p>
+    <w:p ns2:paraId="308EFFEB" ns2:textId="146FE762">
       <w:pPr>
         <w:pStyle w:val="ListParagraph"/>
         <w:numPr>
           <w:ilvl w:val="1"/>
           <w:numId w:val="5"/>
         </w:numPr>
+        <w:spacing w:line="360" w:lineRule="auto" w:before="240" w:after="240"/>
         <w:ind w:left="540" w:hanging="540"/>
         <w:jc w:val="both"/>
       </w:pPr>
@@ -3156,13 +3350,15 @@
         <w:t>Inventory of Items and Facilities Provided to the Resident</w:t>
       </w:r>
     </w:p>
-    <w:p>
-      <w:pPr>
-        <w:jc w:val="both"/>
-      </w:pPr>
-    </w:p>
-    <w:p>
-      <w:pPr>
+    <w:p ns2:paraId="156F750C" ns2:textId="77777777">
+      <w:pPr>
+        <w:spacing w:before="0" w:after="0"/>
+        <w:jc w:val="both"/>
+      </w:pPr>
+    </w:p>
+    <w:p ns2:paraId="21161FB7" ns2:textId="520C3EB5">
+      <w:pPr>
+        <w:spacing w:line="360" w:lineRule="auto" w:before="240" w:after="240"/>
         <w:jc w:val="both"/>
       </w:pPr>
       <w:r>
@@ -3190,16 +3386,18 @@
         <w:t>.</w:t>
       </w:r>
     </w:p>
-    <w:p>
-      <w:pPr>
+    <w:p ns2:paraId="5DD6C038" ns2:textId="77777777">
+      <w:pPr>
+        <w:spacing w:line="360" w:lineRule="auto" w:before="240" w:after="240"/>
         <w:jc w:val="both"/>
       </w:pPr>
       <w:r>
         <w:t>I acknowledge that accommodation at The Perk Haven is provided as managed hostel accommodation and that my allocation to a Hostel Room or bed space does not grant me any tenancy, leasehold estate or proprietary interest in the Hostel or any part thereof.</w:t>
       </w:r>
     </w:p>
-    <w:p>
-      <w:pPr>
+    <w:p ns2:paraId="78FCA55F" ns2:textId="6FEA051A">
+      <w:pPr>
+        <w:spacing w:line="360" w:lineRule="auto" w:before="240" w:after="240"/>
         <w:jc w:val="both"/>
       </w:pPr>
       <w:r>
@@ -3209,8 +3407,9 @@
         <w:t>.</w:t>
       </w:r>
     </w:p>
-    <w:p>
-      <w:pPr>
+    <w:p ns2:paraId="0F6126E6" ns2:textId="26E5AB18">
+      <w:pPr>
+        <w:spacing w:line="360" w:lineRule="auto" w:before="240" w:after="240"/>
         <w:jc w:val="both"/>
       </w:pPr>
       <w:r>
@@ -3238,66 +3437,68 @@
         <w:t>.</w:t>
       </w:r>
     </w:p>
-    <w:p>
-      <w:pPr>
-        <w:jc w:val="both"/>
-      </w:pPr>
-    </w:p>
-    <w:p>
-      <w:pPr>
+    <w:p ns2:paraId="6A2308F3" ns2:textId="77777777">
+      <w:pPr>
+        <w:spacing w:before="0" w:after="0"/>
+        <w:jc w:val="both"/>
+      </w:pPr>
+    </w:p>
+    <w:p ns2:paraId="1D1E02EC" ns2:textId="77777777">
+      <w:pPr>
+        <w:spacing w:before="0" w:after="0"/>
         <w:jc w:val="both"/>
       </w:pPr>
       <w:r>
         <w:rPr>
           <w:noProof/>
         </w:rPr>
-        <mc:AlternateContent>
-          <mc:Choice Requires="wps">
+        <ns1:AlternateContent>
+          <ns1:Choice Requires="wps">
             <w:drawing>
-              <wp:anchor distT="45720" distB="45720" distL="114300" distR="114300" simplePos="0" relativeHeight="251658240" behindDoc="0" locked="0" layoutInCell="1" allowOverlap="1" wp14:anchorId="56A1EC12" wp14:editId="5D64E32E">
-                <wp:simplePos x="0" y="0"/>
-                <wp:positionH relativeFrom="margin">
-                  <wp:posOffset>-7620</wp:posOffset>
-                </wp:positionH>
-                <wp:positionV relativeFrom="paragraph">
-                  <wp:posOffset>4445</wp:posOffset>
-                </wp:positionV>
-                <wp:extent cx="2781300" cy="1404620"/>
-                <wp:effectExtent l="0" t="0" r="0" b="0"/>
-                <wp:wrapSquare wrapText="bothSides"/>
-                <wp:docPr id="1822342812" name="Text Box 2"/>
-                <wp:cNvGraphicFramePr>
-                  <a:graphicFrameLocks xmlns:a="http://schemas.openxmlformats.org/drawingml/2006/main"/>
-                </wp:cNvGraphicFramePr>
-                <a:graphic xmlns:a="http://schemas.openxmlformats.org/drawingml/2006/main">
-                  <a:graphicData uri="http://schemas.microsoft.com/office/word/2010/wordprocessingShape">
-                    <wps:wsp>
-                      <wps:cNvSpPr txBox="1">
-                        <a:spLocks noChangeArrowheads="1"/>
-                      </wps:cNvSpPr>
-                      <wps:spPr bwMode="auto">
-                        <a:xfrm>
-                          <a:off x="0" y="0"/>
-                          <a:ext cx="2781300" cy="1404620"/>
-                        </a:xfrm>
-                        <a:prstGeom prst="rect">
-                          <a:avLst/>
-                        </a:prstGeom>
-                        <a:solidFill>
-                          <a:srgbClr val="FFFFFF"/>
-                        </a:solidFill>
-                        <a:ln w="9525">
-                          <a:noFill/>
-                          <a:miter lim="800000"/>
-                          <a:headEnd/>
-                          <a:tailEnd/>
-                        </a:ln>
-                      </wps:spPr>
-                      <wps:txbx>
+              <ns3:anchor distT="45720" distB="45720" distL="114300" distR="114300" simplePos="0" relativeHeight="251658240" behindDoc="0" locked="0" layoutInCell="1" allowOverlap="1" ns4:anchorId="56A1EC12" ns4:editId="5D64E32E">
+                <ns3:simplePos x="0" y="0"/>
+                <ns3:positionH relativeFrom="margin">
+                  <ns3:posOffset>-7620</ns3:posOffset>
+                </ns3:positionH>
+                <ns3:positionV relativeFrom="paragraph">
+                  <ns3:posOffset>4445</ns3:posOffset>
+                </ns3:positionV>
+                <ns3:extent cx="2781300" cy="1404620"/>
+                <ns3:effectExtent l="0" t="0" r="0" b="0"/>
+                <ns3:wrapSquare wrapText="bothSides"/>
+                <ns3:docPr id="1822342812" name="Text Box 2"/>
+                <ns3:cNvGraphicFramePr>
+                  <ns5:graphicFrameLocks/>
+                </ns3:cNvGraphicFramePr>
+                <ns5:graphic>
+                  <ns5:graphicData uri="http://schemas.microsoft.com/office/word/2010/wordprocessingShape">
+                    <ns6:wsp>
+                      <ns6:cNvSpPr txBox="1">
+                        <ns5:spLocks noChangeArrowheads="1"/>
+                      </ns6:cNvSpPr>
+                      <ns6:spPr bwMode="auto">
+                        <ns5:xfrm>
+                          <ns5:off x="0" y="0"/>
+                          <ns5:ext cx="2781300" cy="1404620"/>
+                        </ns5:xfrm>
+                        <ns5:prstGeom prst="rect">
+                          <ns5:avLst/>
+                        </ns5:prstGeom>
+                        <ns5:solidFill>
+                          <ns5:srgbClr val="FFFFFF"/>
+                        </ns5:solidFill>
+                        <ns5:ln w="9525">
+                          <ns5:noFill/>
+                          <ns5:miter lim="800000"/>
+                          <ns5:headEnd/>
+                          <ns5:tailEnd/>
+                        </ns5:ln>
+                      </ns6:spPr>
+                      <ns6:txbx>
                         <w:txbxContent>
-                          <w:p/>
-                          <w:p/>
-                          <w:p>
+                          <w:p ns2:paraId="68C7D7C5" ns2:textId="77777777"/>
+                          <w:p ns2:paraId="55ADA018" ns2:textId="77777777"/>
+                          <w:p ns2:paraId="00E39868" ns2:textId="3938A2DF">
                             <w:pPr>
                               <w:rPr>
                                 <w:b/>
@@ -3319,7 +3520,7 @@
                               <w:t>’s Representative</w:t>
                             </w:r>
                           </w:p>
-                          <w:p>
+                          <w:p ns2:paraId="365A7F89" ns2:textId="77777777">
                             <w:pPr>
                               <w:spacing w:after="0"/>
                             </w:pPr>
@@ -3339,7 +3540,7 @@
                               <w:t xml:space="preserve"> </w:t>
                             </w:r>
                           </w:p>
-                          <w:p>
+                          <w:p ns2:paraId="48DB75A0" ns2:textId="77777777">
                             <w:pPr>
                               <w:spacing w:after="0"/>
                             </w:pPr>
@@ -3347,7 +3548,7 @@
                               <w:t xml:space="preserve">on behalf of </w:t>
                             </w:r>
                           </w:p>
-                          <w:p>
+                          <w:p ns2:paraId="263C4BAD" ns2:textId="77777777">
                             <w:pPr>
                               <w:spacing w:after="0"/>
                             </w:pPr>
@@ -3363,7 +3564,7 @@
                               <w:t xml:space="preserve"> Nadeesha Joanne Kumari Fernando</w:t>
                             </w:r>
                           </w:p>
-                          <w:p>
+                          <w:p ns2:paraId="09A5C9B7" ns2:textId="0E9F9D51">
                             <w:pPr>
                               <w:spacing w:after="0"/>
                             </w:pPr>
@@ -3372,34 +3573,34 @@
                             </w:r>
                           </w:p>
                         </w:txbxContent>
-                      </wps:txbx>
-                      <wps:bodyPr rot="0" vert="horz" wrap="square" lIns="9144" tIns="9144" rIns="9144" bIns="9144" anchor="t" anchorCtr="0">
-                        <a:spAutoFit/>
-                      </wps:bodyPr>
-                    </wps:wsp>
-                  </a:graphicData>
-                </a:graphic>
-                <wp14:sizeRelH relativeFrom="margin">
-                  <wp14:pctWidth>0</wp14:pctWidth>
-                </wp14:sizeRelH>
-                <wp14:sizeRelV relativeFrom="margin">
-                  <wp14:pctHeight>20000</wp14:pctHeight>
-                </wp14:sizeRelV>
-              </wp:anchor>
+                      </ns6:txbx>
+                      <ns6:bodyPr rot="0" vert="horz" wrap="square" lIns="9144" tIns="9144" rIns="9144" bIns="9144" anchor="t" anchorCtr="0">
+                        <ns5:spAutoFit/>
+                      </ns6:bodyPr>
+                    </ns6:wsp>
+                  </ns5:graphicData>
+                </ns5:graphic>
+                <ns4:sizeRelH relativeFrom="margin">
+                  <ns4:pctWidth>0</ns4:pctWidth>
+                </ns4:sizeRelH>
+                <ns4:sizeRelV relativeFrom="margin">
+                  <ns4:pctHeight>20000</ns4:pctHeight>
+                </ns4:sizeRelV>
+              </ns3:anchor>
             </w:drawing>
-          </mc:Choice>
-          <mc:Fallback>
+          </ns1:Choice>
+          <ns1:Fallback>
             <w:pict>
-              <v:shapetype w14:anchorId="56A1EC12" id="_x0000_t202" coordsize="21600,21600" o:spt="202" path="m,l,21600r21600,l21600,xe">
-                <v:stroke joinstyle="miter"/>
-                <v:path gradientshapeok="t" o:connecttype="rect"/>
-              </v:shapetype>
-              <v:shape id="Text Box 2" o:spid="_x0000_s1026" type="#_x0000_t202" style="position:absolute;left:0;text-align:left;margin-left:-.6pt;margin-top:.35pt;width:219pt;height:110.6pt;z-index:251658240;visibility:visible;mso-wrap-style:square;mso-width-percent:0;mso-height-percent:200;mso-wrap-distance-left:9pt;mso-wrap-distance-top:3.6pt;mso-wrap-distance-right:9pt;mso-wrap-distance-bottom:3.6pt;mso-position-horizontal:absolute;mso-position-horizontal-relative:margin;mso-position-vertical:absolute;mso-position-vertical-relative:text;mso-width-percent:0;mso-height-percent:200;mso-width-relative:margin;mso-height-relative:margin;v-text-anchor:top" o:gfxdata="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" stroked="f">
-                <v:textbox style="mso-fit-shape-to-text:t" inset=".72pt,.72pt,.72pt,.72pt">
+              <ns7:shapetype ns2:anchorId="56A1EC12" id="_x0000_t202" coordsize="21600,21600" ns8:spt="202" path="m,l,21600r21600,l21600,xe">
+                <ns7:stroke joinstyle="miter"/>
+                <ns7:path gradientshapeok="t" ns8:connecttype="rect"/>
+              </ns7:shapetype>
+              <ns7:shape id="Text Box 2" ns8:spid="_x0000_s1026" type="#_x0000_t202" style="position:absolute;left:0;text-align:left;margin-left:-.6pt;margin-top:.35pt;width:219pt;height:110.6pt;z-index:251658240;visibility:visible;mso-wrap-style:square;mso-width-percent:0;mso-height-percent:200;mso-wrap-distance-left:9pt;mso-wrap-distance-top:3.6pt;mso-wrap-distance-right:9pt;mso-wrap-distance-bottom:3.6pt;mso-position-horizontal:absolute;mso-position-horizontal-relative:margin;mso-position-vertical:absolute;mso-position-vertical-relative:text;mso-width-percent:0;mso-height-percent:200;mso-width-relative:margin;mso-height-relative:margin;v-text-anchor:top" ns8:gfxdata="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" stroked="f">
+                <ns7:textbox style="mso-fit-shape-to-text:t" inset=".72pt,.72pt,.72pt,.72pt">
                   <w:txbxContent>
-                    <w:p/>
-                    <w:p/>
-                    <w:p>
+                    <w:p ns2:paraId="68C7D7C5" ns2:textId="77777777"/>
+                    <w:p ns2:paraId="55ADA018" ns2:textId="77777777"/>
+                    <w:p ns2:paraId="00E39868" ns2:textId="3938A2DF">
                       <w:pPr>
                         <w:rPr>
                           <w:b/>
@@ -3421,7 +3622,7 @@
                         <w:t>’s Representative</w:t>
                       </w:r>
                     </w:p>
-                    <w:p>
+                    <w:p ns2:paraId="365A7F89" ns2:textId="77777777">
                       <w:pPr>
                         <w:spacing w:after="0"/>
                       </w:pPr>
@@ -3441,7 +3642,7 @@
                         <w:t xml:space="preserve"> </w:t>
                       </w:r>
                     </w:p>
-                    <w:p>
+                    <w:p ns2:paraId="48DB75A0" ns2:textId="77777777">
                       <w:pPr>
                         <w:spacing w:after="0"/>
                       </w:pPr>
@@ -3449,7 +3650,7 @@
                         <w:t xml:space="preserve">on behalf of </w:t>
                       </w:r>
                     </w:p>
-                    <w:p>
+                    <w:p ns2:paraId="263C4BAD" ns2:textId="77777777">
                       <w:pPr>
                         <w:spacing w:after="0"/>
                       </w:pPr>
@@ -3457,7 +3658,7 @@
                         <w:t>Mrs. Waranakulasooriya Nadeesha Joanne Kumari Fernando</w:t>
                       </w:r>
                     </w:p>
-                    <w:p>
+                    <w:p ns2:paraId="09A5C9B7" ns2:textId="0E9F9D51">
                       <w:pPr>
                         <w:spacing w:after="0"/>
                       </w:pPr>
@@ -3466,64 +3667,64 @@
                       </w:r>
                     </w:p>
                   </w:txbxContent>
-                </v:textbox>
-                <w10:wrap type="square" anchorx="margin"/>
-              </v:shape>
+                </ns7:textbox>
+                <ns9:wrap type="square" anchorx="margin"/>
+              </ns7:shape>
             </w:pict>
-          </mc:Fallback>
-        </mc:AlternateContent>
+          </ns1:Fallback>
+        </ns1:AlternateContent>
       </w:r>
       <w:r>
         <w:rPr>
           <w:noProof/>
         </w:rPr>
-        <mc:AlternateContent>
-          <mc:Choice Requires="wps">
+        <ns1:AlternateContent>
+          <ns1:Choice Requires="wps">
             <w:drawing>
-              <wp:anchor distT="45720" distB="45720" distL="114300" distR="114300" simplePos="0" relativeHeight="251658241" behindDoc="0" locked="0" layoutInCell="1" allowOverlap="1" wp14:anchorId="5C0D7EBA" wp14:editId="115CE61F">
-                <wp:simplePos x="0" y="0"/>
-                <wp:positionH relativeFrom="margin">
-                  <wp:posOffset>4048760</wp:posOffset>
-                </wp:positionH>
-                <wp:positionV relativeFrom="paragraph">
-                  <wp:posOffset>130073</wp:posOffset>
-                </wp:positionV>
-                <wp:extent cx="2037080" cy="1404620"/>
-                <wp:effectExtent l="0" t="0" r="1270" b="3810"/>
-                <wp:wrapSquare wrapText="bothSides"/>
-                <wp:docPr id="1507057340" name="Text Box 2"/>
-                <wp:cNvGraphicFramePr>
-                  <a:graphicFrameLocks xmlns:a="http://schemas.openxmlformats.org/drawingml/2006/main"/>
-                </wp:cNvGraphicFramePr>
-                <a:graphic xmlns:a="http://schemas.openxmlformats.org/drawingml/2006/main">
-                  <a:graphicData uri="http://schemas.microsoft.com/office/word/2010/wordprocessingShape">
-                    <wps:wsp>
-                      <wps:cNvSpPr txBox="1">
-                        <a:spLocks noChangeArrowheads="1"/>
-                      </wps:cNvSpPr>
-                      <wps:spPr bwMode="auto">
-                        <a:xfrm>
-                          <a:off x="0" y="0"/>
-                          <a:ext cx="2037080" cy="1404620"/>
-                        </a:xfrm>
-                        <a:prstGeom prst="rect">
-                          <a:avLst/>
-                        </a:prstGeom>
-                        <a:solidFill>
-                          <a:srgbClr val="FFFFFF"/>
-                        </a:solidFill>
-                        <a:ln w="9525">
-                          <a:noFill/>
-                          <a:miter lim="800000"/>
-                          <a:headEnd/>
-                          <a:tailEnd/>
-                        </a:ln>
-                      </wps:spPr>
-                      <wps:txbx>
+              <ns3:anchor distT="45720" distB="45720" distL="114300" distR="114300" simplePos="0" relativeHeight="251658241" behindDoc="0" locked="0" layoutInCell="1" allowOverlap="1" ns4:anchorId="5C0D7EBA" ns4:editId="115CE61F">
+                <ns3:simplePos x="0" y="0"/>
+                <ns3:positionH relativeFrom="margin">
+                  <ns3:posOffset>4048760</ns3:posOffset>
+                </ns3:positionH>
+                <ns3:positionV relativeFrom="paragraph">
+                  <ns3:posOffset>130073</ns3:posOffset>
+                </ns3:positionV>
+                <ns3:extent cx="2037080" cy="1404620"/>
+                <ns3:effectExtent l="0" t="0" r="1270" b="3810"/>
+                <ns3:wrapSquare wrapText="bothSides"/>
+                <ns3:docPr id="1507057340" name="Text Box 2"/>
+                <ns3:cNvGraphicFramePr>
+                  <ns5:graphicFrameLocks/>
+                </ns3:cNvGraphicFramePr>
+                <ns5:graphic>
+                  <ns5:graphicData uri="http://schemas.microsoft.com/office/word/2010/wordprocessingShape">
+                    <ns6:wsp>
+                      <ns6:cNvSpPr txBox="1">
+                        <ns5:spLocks noChangeArrowheads="1"/>
+                      </ns6:cNvSpPr>
+                      <ns6:spPr bwMode="auto">
+                        <ns5:xfrm>
+                          <ns5:off x="0" y="0"/>
+                          <ns5:ext cx="2037080" cy="1404620"/>
+                        </ns5:xfrm>
+                        <ns5:prstGeom prst="rect">
+                          <ns5:avLst/>
+                        </ns5:prstGeom>
+                        <ns5:solidFill>
+                          <ns5:srgbClr val="FFFFFF"/>
+                        </ns5:solidFill>
+                        <ns5:ln w="9525">
+                          <ns5:noFill/>
+                          <ns5:miter lim="800000"/>
+                          <ns5:headEnd/>
+                          <ns5:tailEnd/>
+                        </ns5:ln>
+                      </ns6:spPr>
+                      <ns6:txbx>
                         <w:txbxContent>
-                          <w:p/>
-                          <w:p/>
-                          <w:p>
+                          <w:p ns2:paraId="331B535E" ns2:textId="77777777"/>
+                          <w:p ns2:paraId="3A5A035B" ns2:textId="77777777"/>
+                          <w:p ns2:paraId="2A3F9B78" ns2:textId="77777777">
                             <w:pPr>
                               <w:rPr>
                                 <w:b/>
@@ -3538,7 +3739,7 @@
                               <w:t>Signature of the Resident</w:t>
                             </w:r>
                           </w:p>
-                          <w:p>
+                          <w:p ns2:paraId="653C032A" ns2:textId="6D81B54B">
                             <w:pPr>
                               <w:spacing w:after="0"/>
                             </w:pPr>
@@ -3552,7 +3753,7 @@
                               <w:t>Variable 1</w:t>
                             </w:r>
                           </w:p>
-                          <w:p>
+                          <w:p ns2:paraId="4A52416B" ns2:textId="7C4D3F38">
                             <w:pPr>
                               <w:spacing w:after="0"/>
                             </w:pPr>
@@ -3569,7 +3770,7 @@
                               <w:t>)</w:t>
                             </w:r>
                           </w:p>
-                          <w:p>
+                          <w:p ns2:paraId="1700E06E" ns2:textId="3CBD4547">
                             <w:pPr>
                               <w:spacing w:after="0"/>
                             </w:pPr>
@@ -3578,30 +3779,30 @@
                             </w:r>
                           </w:p>
                         </w:txbxContent>
-                      </wps:txbx>
-                      <wps:bodyPr rot="0" vert="horz" wrap="square" lIns="9144" tIns="9144" rIns="9144" bIns="9144" anchor="t" anchorCtr="0">
-                        <a:spAutoFit/>
-                      </wps:bodyPr>
-                    </wps:wsp>
-                  </a:graphicData>
-                </a:graphic>
-                <wp14:sizeRelH relativeFrom="margin">
-                  <wp14:pctWidth>0</wp14:pctWidth>
-                </wp14:sizeRelH>
-                <wp14:sizeRelV relativeFrom="margin">
-                  <wp14:pctHeight>20000</wp14:pctHeight>
-                </wp14:sizeRelV>
-              </wp:anchor>
+                      </ns6:txbx>
+                      <ns6:bodyPr rot="0" vert="horz" wrap="square" lIns="9144" tIns="9144" rIns="9144" bIns="9144" anchor="t" anchorCtr="0">
+                        <ns5:spAutoFit/>
+                      </ns6:bodyPr>
+                    </ns6:wsp>
+                  </ns5:graphicData>
+                </ns5:graphic>
+                <ns4:sizeRelH relativeFrom="margin">
+                  <ns4:pctWidth>0</ns4:pctWidth>
+                </ns4:sizeRelH>
+                <ns4:sizeRelV relativeFrom="margin">
+                  <ns4:pctHeight>20000</ns4:pctHeight>
+                </ns4:sizeRelV>
+              </ns3:anchor>
             </w:drawing>
-          </mc:Choice>
-          <mc:Fallback>
+          </ns1:Choice>
+          <ns1:Fallback>
             <w:pict>
-              <v:shape w14:anchorId="5C0D7EBA" id="_x0000_s1027" type="#_x0000_t202" style="position:absolute;left:0;text-align:left;margin-left:318.8pt;margin-top:10.25pt;width:160.4pt;height:110.6pt;z-index:251658241;visibility:visible;mso-wrap-style:square;mso-width-percent:0;mso-height-percent:200;mso-wrap-distance-left:9pt;mso-wrap-distance-top:3.6pt;mso-wrap-distance-right:9pt;mso-wrap-distance-bottom:3.6pt;mso-position-horizontal:absolute;mso-position-horizontal-relative:margin;mso-position-vertical:absolute;mso-position-vertical-relative:text;mso-width-percent:0;mso-height-percent:200;mso-width-relative:margin;mso-height-relative:margin;v-text-anchor:top" o:gfxdata="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" stroked="f">
-                <v:textbox style="mso-fit-shape-to-text:t" inset=".72pt,.72pt,.72pt,.72pt">
+              <ns7:shape ns2:anchorId="5C0D7EBA" id="_x0000_s1027" type="#_x0000_t202" style="position:absolute;left:0;text-align:left;margin-left:318.8pt;margin-top:10.25pt;width:160.4pt;height:110.6pt;z-index:251658241;visibility:visible;mso-wrap-style:square;mso-width-percent:0;mso-height-percent:200;mso-wrap-distance-left:9pt;mso-wrap-distance-top:3.6pt;mso-wrap-distance-right:9pt;mso-wrap-distance-bottom:3.6pt;mso-position-horizontal:absolute;mso-position-horizontal-relative:margin;mso-position-vertical:absolute;mso-position-vertical-relative:text;mso-width-percent:0;mso-height-percent:200;mso-width-relative:margin;mso-height-relative:margin;v-text-anchor:top" ns8:gfxdata="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" stroked="f">
+                <ns7:textbox style="mso-fit-shape-to-text:t" inset=".72pt,.72pt,.72pt,.72pt">
                   <w:txbxContent>
-                    <w:p/>
-                    <w:p/>
-                    <w:p>
+                    <w:p ns2:paraId="331B535E" ns2:textId="77777777"/>
+                    <w:p ns2:paraId="3A5A035B" ns2:textId="77777777"/>
+                    <w:p ns2:paraId="2A3F9B78" ns2:textId="77777777">
                       <w:pPr>
                         <w:rPr>
                           <w:b/>
@@ -3616,7 +3817,7 @@
                         <w:t>Signature of the Resident</w:t>
                       </w:r>
                     </w:p>
-                    <w:p>
+                    <w:p ns2:paraId="653C032A" ns2:textId="6D81B54B">
                       <w:pPr>
                         <w:spacing w:after="0"/>
                       </w:pPr>
@@ -3630,7 +3831,7 @@
                         <w:t>Variable 1</w:t>
                       </w:r>
                     </w:p>
-                    <w:p>
+                    <w:p ns2:paraId="4A52416B" ns2:textId="7C4D3F38">
                       <w:pPr>
                         <w:spacing w:after="0"/>
                       </w:pPr>
@@ -3647,7 +3848,7 @@
                         <w:t>)</w:t>
                       </w:r>
                     </w:p>
-                    <w:p>
+                    <w:p ns2:paraId="1700E06E" ns2:textId="3CBD4547">
                       <w:pPr>
                         <w:spacing w:after="0"/>
                       </w:pPr>
@@ -3656,44 +3857,51 @@
                       </w:r>
                     </w:p>
                   </w:txbxContent>
-                </v:textbox>
-                <w10:wrap type="square" anchorx="margin"/>
-              </v:shape>
+                </ns7:textbox>
+                <ns9:wrap type="square" anchorx="margin"/>
+              </ns7:shape>
             </w:pict>
-          </mc:Fallback>
-        </mc:AlternateContent>
-      </w:r>
-    </w:p>
-    <w:p>
-      <w:pPr>
-        <w:jc w:val="both"/>
-      </w:pPr>
-    </w:p>
-    <w:p>
-      <w:pPr>
-        <w:jc w:val="both"/>
-      </w:pPr>
-    </w:p>
-    <w:p>
-      <w:pPr>
-        <w:jc w:val="both"/>
-      </w:pPr>
-    </w:p>
-    <w:p>
-      <w:pPr>
-        <w:jc w:val="both"/>
-      </w:pPr>
-    </w:p>
-    <w:p>
-      <w:pPr>
+          </ns1:Fallback>
+        </ns1:AlternateContent>
+      </w:r>
+    </w:p>
+    <w:p ns2:paraId="2362E882" ns2:textId="77777777">
+      <w:pPr>
+        <w:spacing w:before="0" w:after="0"/>
+        <w:jc w:val="both"/>
+      </w:pPr>
+    </w:p>
+    <w:p ns2:paraId="247E95BA" ns2:textId="77777777">
+      <w:pPr>
+        <w:spacing w:before="0" w:after="0"/>
+        <w:jc w:val="both"/>
+      </w:pPr>
+    </w:p>
+    <w:p ns2:paraId="2742B386" ns2:textId="77777777">
+      <w:pPr>
+        <w:spacing w:before="0" w:after="0"/>
+        <w:jc w:val="both"/>
+      </w:pPr>
+    </w:p>
+    <w:p ns2:paraId="44EDE2F0" ns2:textId="77777777">
+      <w:pPr>
+        <w:spacing w:before="0" w:after="0"/>
+        <w:jc w:val="both"/>
+      </w:pPr>
+    </w:p>
+    <w:p ns2:paraId="7527E10F" ns2:textId="77777777">
+      <w:pPr>
+        <w:spacing w:before="0" w:after="0"/>
         <w:jc w:val="both"/>
         <w:sectPr>
+          <w:footerReference w:type="even" r:id="rId11"/>
+          <w:headerReference w:type="even" r:id="rId10"/>
           <w:headerReference w:type="default" r:id="rId10"/>
           <w:footerReference w:type="default" r:id="rId11"/>
           <w:headerReference w:type="first" r:id="rId12"/>
           <w:footerReference w:type="first" r:id="rId13"/>
           <w:pgSz w:w="11906" w:h="16838" w:code="9"/>
-          <w:pgMar w:top="2098" w:right="1797" w:bottom="1440" w:left="1797" w:header="561" w:footer="459" w:gutter="0"/>
+          <w:pgMar w:top="2098" w:right="1757" w:bottom="1417" w:left="1757" w:header="561" w:footer="459" w:gutter="0"/>
           <w:pgBorders>
             <w:bottom w:val="single" w:sz="18" w:space="1" w:color="auto"/>
           </w:pgBorders>
@@ -3703,9 +3911,11 @@
         </w:sectPr>
       </w:pPr>
     </w:p>
-    <w:p>
-      <w:pPr>
-        <w:pStyle w:val="ListParagraph"/>
+    <w:p ns2:paraId="15F1EE6B" ns2:textId="77777777">
+      <w:pPr>
+        <w:pStyle w:val="ListParagraph"/>
+        <w:keepNext/>
+        <w:spacing w:line="360" w:lineRule="auto" w:before="360" w:after="240"/>
         <w:ind w:left="0"/>
         <w:jc w:val="center"/>
         <w:rPr>
@@ -3726,15 +3936,17 @@
         <w:t>Appendix 1 – Hostel Rules</w:t>
       </w:r>
     </w:p>
-    <w:p>
-      <w:pPr>
-        <w:pStyle w:val="ListParagraph"/>
-        <w:jc w:val="both"/>
-      </w:pPr>
-    </w:p>
-    <w:p>
-      <w:pPr>
-        <w:pStyle w:val="ListParagraph"/>
+    <w:p ns2:paraId="7D543CFC" ns2:textId="77777777">
+      <w:pPr>
+        <w:pStyle w:val="ListParagraph"/>
+        <w:spacing w:before="0" w:after="0"/>
+        <w:jc w:val="both"/>
+      </w:pPr>
+    </w:p>
+    <w:p ns2:paraId="23B47FA4" ns2:textId="77777777">
+      <w:pPr>
+        <w:pStyle w:val="ListParagraph"/>
+        <w:spacing w:before="0" w:after="0"/>
         <w:ind w:left="360"/>
         <w:jc w:val="both"/>
         <w:rPr>
@@ -3743,13 +3955,15 @@
         </w:rPr>
       </w:pPr>
     </w:p>
-    <w:p>
-      <w:pPr>
-        <w:pStyle w:val="ListParagraph"/>
+    <w:p ns2:paraId="5E91863A" ns2:textId="77777777">
+      <w:pPr>
+        <w:pStyle w:val="ListParagraph"/>
+        <w:keepNext/>
         <w:numPr>
           <w:ilvl w:val="0"/>
           <w:numId w:val="6"/>
         </w:numPr>
+        <w:spacing w:line="360" w:lineRule="auto" w:before="360" w:after="240"/>
         <w:ind w:left="360"/>
         <w:jc w:val="both"/>
         <w:rPr>
@@ -3772,9 +3986,10 @@
         <w:t>r</w:t>
       </w:r>
     </w:p>
-    <w:p>
-      <w:pPr>
-        <w:pStyle w:val="ListParagraph"/>
+    <w:p ns2:paraId="0FD73C22" ns2:textId="77777777">
+      <w:pPr>
+        <w:pStyle w:val="ListParagraph"/>
+        <w:spacing w:before="0" w:after="0"/>
         <w:ind w:left="360"/>
         <w:jc w:val="both"/>
         <w:rPr>
@@ -3783,13 +3998,14 @@
         </w:rPr>
       </w:pPr>
     </w:p>
-    <w:p>
+    <w:p ns2:paraId="4F2AAEC1" ns2:textId="18F47C93">
       <w:pPr>
         <w:pStyle w:val="ListParagraph"/>
         <w:numPr>
           <w:ilvl w:val="1"/>
           <w:numId w:val="6"/>
         </w:numPr>
+        <w:spacing w:line="360" w:lineRule="auto" w:before="240" w:after="240"/>
         <w:ind w:left="426" w:hanging="426"/>
         <w:jc w:val="both"/>
       </w:pPr>
@@ -3800,20 +4016,22 @@
         <w:t>.</w:t>
       </w:r>
     </w:p>
-    <w:p>
-      <w:pPr>
-        <w:pStyle w:val="ListParagraph"/>
+    <w:p ns2:paraId="337F0A1D" ns2:textId="77777777">
+      <w:pPr>
+        <w:pStyle w:val="ListParagraph"/>
+        <w:spacing w:before="0" w:after="0"/>
         <w:ind w:left="360"/>
         <w:jc w:val="both"/>
       </w:pPr>
     </w:p>
-    <w:p>
+    <w:p ns2:paraId="2BB3D8DF" ns2:textId="77777777">
       <w:pPr>
         <w:pStyle w:val="ListParagraph"/>
         <w:numPr>
           <w:ilvl w:val="1"/>
           <w:numId w:val="6"/>
         </w:numPr>
+        <w:spacing w:line="360" w:lineRule="auto" w:before="240" w:after="240"/>
         <w:ind w:left="426" w:hanging="426"/>
         <w:jc w:val="both"/>
       </w:pPr>
@@ -3830,19 +4048,21 @@
         <w:t>.</w:t>
       </w:r>
     </w:p>
-    <w:p>
-      <w:pPr>
-        <w:pStyle w:val="ListParagraph"/>
-        <w:jc w:val="both"/>
-      </w:pPr>
-    </w:p>
-    <w:p>
+    <w:p ns2:paraId="2D93B0CA" ns2:textId="77777777">
+      <w:pPr>
+        <w:pStyle w:val="ListParagraph"/>
+        <w:spacing w:before="0" w:after="0"/>
+        <w:jc w:val="both"/>
+      </w:pPr>
+    </w:p>
+    <w:p ns2:paraId="15F1FDB1" ns2:textId="77777777">
       <w:pPr>
         <w:pStyle w:val="ListParagraph"/>
         <w:numPr>
           <w:ilvl w:val="1"/>
           <w:numId w:val="6"/>
         </w:numPr>
+        <w:spacing w:line="360" w:lineRule="auto" w:before="240" w:after="240"/>
         <w:ind w:left="426" w:hanging="426"/>
         <w:jc w:val="both"/>
       </w:pPr>
@@ -3877,19 +4097,21 @@
         <w:t xml:space="preserve"> and Hostel Rooms.</w:t>
       </w:r>
     </w:p>
-    <w:p>
-      <w:pPr>
-        <w:pStyle w:val="ListParagraph"/>
-        <w:jc w:val="both"/>
-      </w:pPr>
-    </w:p>
-    <w:p>
+    <w:p ns2:paraId="7F9E2DA3" ns2:textId="77777777">
+      <w:pPr>
+        <w:pStyle w:val="ListParagraph"/>
+        <w:spacing w:before="0" w:after="0"/>
+        <w:jc w:val="both"/>
+      </w:pPr>
+    </w:p>
+    <w:p ns2:paraId="7249CB36" ns2:textId="77777777">
       <w:pPr>
         <w:pStyle w:val="ListParagraph"/>
         <w:numPr>
           <w:ilvl w:val="1"/>
           <w:numId w:val="6"/>
         </w:numPr>
+        <w:spacing w:line="360" w:lineRule="auto" w:before="240" w:after="240"/>
         <w:ind w:left="426" w:hanging="426"/>
         <w:jc w:val="both"/>
       </w:pPr>
@@ -3906,19 +4128,21 @@
         <w:t>.</w:t>
       </w:r>
     </w:p>
-    <w:p>
-      <w:pPr>
-        <w:pStyle w:val="ListParagraph"/>
-        <w:jc w:val="both"/>
-      </w:pPr>
-    </w:p>
-    <w:p>
+    <w:p ns2:paraId="1405C058" ns2:textId="77777777">
+      <w:pPr>
+        <w:pStyle w:val="ListParagraph"/>
+        <w:spacing w:before="0" w:after="0"/>
+        <w:jc w:val="both"/>
+      </w:pPr>
+    </w:p>
+    <w:p ns2:paraId="3BB0AED6" ns2:textId="77777777">
       <w:pPr>
         <w:pStyle w:val="ListParagraph"/>
         <w:numPr>
           <w:ilvl w:val="1"/>
           <w:numId w:val="6"/>
         </w:numPr>
+        <w:spacing w:line="360" w:lineRule="auto" w:before="240" w:after="240"/>
         <w:ind w:left="426" w:hanging="426"/>
         <w:jc w:val="both"/>
       </w:pPr>
@@ -3929,19 +4153,21 @@
         <w:t>.</w:t>
       </w:r>
     </w:p>
-    <w:p>
-      <w:pPr>
-        <w:pStyle w:val="ListParagraph"/>
-        <w:jc w:val="both"/>
-      </w:pPr>
-    </w:p>
-    <w:p>
+    <w:p ns2:paraId="04300A6F" ns2:textId="77777777">
+      <w:pPr>
+        <w:pStyle w:val="ListParagraph"/>
+        <w:spacing w:before="0" w:after="0"/>
+        <w:jc w:val="both"/>
+      </w:pPr>
+    </w:p>
+    <w:p ns2:paraId="420CEAC3" ns2:textId="7C50F047">
       <w:pPr>
         <w:pStyle w:val="ListParagraph"/>
         <w:numPr>
           <w:ilvl w:val="1"/>
           <w:numId w:val="6"/>
         </w:numPr>
+        <w:spacing w:line="360" w:lineRule="auto" w:before="240" w:after="240"/>
         <w:ind w:left="426" w:hanging="426"/>
         <w:jc w:val="both"/>
       </w:pPr>
@@ -4038,19 +4264,21 @@
         <w:t>.</w:t>
       </w:r>
     </w:p>
-    <w:p>
-      <w:pPr>
-        <w:pStyle w:val="ListParagraph"/>
-        <w:jc w:val="both"/>
-      </w:pPr>
-    </w:p>
-    <w:p>
+    <w:p ns2:paraId="04971BA7" ns2:textId="77777777">
+      <w:pPr>
+        <w:pStyle w:val="ListParagraph"/>
+        <w:spacing w:before="0" w:after="0"/>
+        <w:jc w:val="both"/>
+      </w:pPr>
+    </w:p>
+    <w:p ns2:paraId="340C7CDB" ns2:textId="77777777">
       <w:pPr>
         <w:pStyle w:val="ListParagraph"/>
         <w:numPr>
           <w:ilvl w:val="1"/>
           <w:numId w:val="6"/>
         </w:numPr>
+        <w:spacing w:line="360" w:lineRule="auto" w:before="240" w:after="240"/>
         <w:ind w:left="426" w:hanging="426"/>
         <w:jc w:val="both"/>
       </w:pPr>
@@ -4105,20 +4333,22 @@
         <w:t>for the specific day.</w:t>
       </w:r>
     </w:p>
-    <w:p>
-      <w:pPr>
-        <w:pStyle w:val="ListParagraph"/>
+    <w:p ns2:paraId="5E1EB752" ns2:textId="77777777">
+      <w:pPr>
+        <w:pStyle w:val="ListParagraph"/>
+        <w:spacing w:before="0" w:after="0"/>
         <w:ind w:left="360"/>
         <w:jc w:val="both"/>
       </w:pPr>
     </w:p>
-    <w:p>
+    <w:p ns2:paraId="5B6BB5DB" ns2:textId="77777777">
       <w:pPr>
         <w:pStyle w:val="ListParagraph"/>
         <w:numPr>
           <w:ilvl w:val="1"/>
           <w:numId w:val="6"/>
         </w:numPr>
+        <w:spacing w:line="360" w:lineRule="auto" w:before="240" w:after="240"/>
         <w:ind w:left="426" w:hanging="426"/>
         <w:jc w:val="both"/>
       </w:pPr>
@@ -4177,19 +4407,22 @@
         <w:t xml:space="preserve">gistration form submitted by the Resident. </w:t>
       </w:r>
     </w:p>
-    <w:p>
-      <w:pPr>
-        <w:pStyle w:val="ListParagraph"/>
-        <w:jc w:val="both"/>
-      </w:pPr>
-    </w:p>
-    <w:p>
-      <w:pPr>
-        <w:pStyle w:val="ListParagraph"/>
+    <w:p ns2:paraId="4E2C7012" ns2:textId="77777777">
+      <w:pPr>
+        <w:pStyle w:val="ListParagraph"/>
+        <w:spacing w:before="0" w:after="0"/>
+        <w:jc w:val="both"/>
+      </w:pPr>
+    </w:p>
+    <w:p ns2:paraId="19D43064" ns2:textId="77777777">
+      <w:pPr>
+        <w:pStyle w:val="ListParagraph"/>
+        <w:keepNext/>
         <w:numPr>
           <w:ilvl w:val="0"/>
           <w:numId w:val="6"/>
         </w:numPr>
+        <w:spacing w:line="360" w:lineRule="auto" w:before="360" w:after="240"/>
         <w:ind w:left="360"/>
         <w:jc w:val="both"/>
         <w:rPr>
@@ -4205,20 +4438,22 @@
         <w:t>Cleanliness of the Hostel and Hostel Rooms</w:t>
       </w:r>
     </w:p>
-    <w:p>
-      <w:pPr>
-        <w:pStyle w:val="ListParagraph"/>
+    <w:p ns2:paraId="7C513B99" ns2:textId="77777777">
+      <w:pPr>
+        <w:pStyle w:val="ListParagraph"/>
+        <w:spacing w:before="0" w:after="0"/>
         <w:ind w:left="360"/>
         <w:jc w:val="both"/>
       </w:pPr>
     </w:p>
-    <w:p>
+    <w:p ns2:paraId="53686387" ns2:textId="77777777">
       <w:pPr>
         <w:pStyle w:val="ListParagraph"/>
         <w:numPr>
           <w:ilvl w:val="1"/>
           <w:numId w:val="6"/>
         </w:numPr>
+        <w:spacing w:line="360" w:lineRule="auto" w:before="240" w:after="240"/>
         <w:ind w:left="426" w:hanging="426"/>
         <w:jc w:val="both"/>
       </w:pPr>
@@ -4280,20 +4515,22 @@
         <w:t>.</w:t>
       </w:r>
     </w:p>
-    <w:p>
-      <w:pPr>
-        <w:pStyle w:val="ListParagraph"/>
+    <w:p ns2:paraId="66BF1120" ns2:textId="77777777">
+      <w:pPr>
+        <w:pStyle w:val="ListParagraph"/>
+        <w:spacing w:before="0" w:after="0"/>
         <w:ind w:left="360"/>
         <w:jc w:val="both"/>
       </w:pPr>
     </w:p>
-    <w:p>
+    <w:p ns2:paraId="4B00E5B8" ns2:textId="77777777">
       <w:pPr>
         <w:pStyle w:val="ListParagraph"/>
         <w:numPr>
           <w:ilvl w:val="1"/>
           <w:numId w:val="6"/>
         </w:numPr>
+        <w:spacing w:line="360" w:lineRule="auto" w:before="240" w:after="240"/>
         <w:ind w:left="426" w:hanging="426"/>
         <w:jc w:val="both"/>
       </w:pPr>
@@ -4311,19 +4548,21 @@
         <w:t>).</w:t>
       </w:r>
     </w:p>
-    <w:p>
-      <w:pPr>
-        <w:pStyle w:val="ListParagraph"/>
-        <w:jc w:val="both"/>
-      </w:pPr>
-    </w:p>
-    <w:p>
+    <w:p ns2:paraId="7C79AFAA" ns2:textId="77777777">
+      <w:pPr>
+        <w:pStyle w:val="ListParagraph"/>
+        <w:spacing w:before="0" w:after="0"/>
+        <w:jc w:val="both"/>
+      </w:pPr>
+    </w:p>
+    <w:p ns2:paraId="6354F535" ns2:textId="77777777">
       <w:pPr>
         <w:pStyle w:val="ListParagraph"/>
         <w:numPr>
           <w:ilvl w:val="1"/>
           <w:numId w:val="6"/>
         </w:numPr>
+        <w:spacing w:line="360" w:lineRule="auto" w:before="240" w:after="240"/>
         <w:ind w:left="426" w:hanging="426"/>
         <w:jc w:val="both"/>
       </w:pPr>
@@ -4357,19 +4596,21 @@
         <w:t>.</w:t>
       </w:r>
     </w:p>
-    <w:p>
-      <w:pPr>
-        <w:pStyle w:val="ListParagraph"/>
-        <w:jc w:val="both"/>
-      </w:pPr>
-    </w:p>
-    <w:p>
+    <w:p ns2:paraId="4D4FD42F" ns2:textId="77777777">
+      <w:pPr>
+        <w:pStyle w:val="ListParagraph"/>
+        <w:spacing w:before="0" w:after="0"/>
+        <w:jc w:val="both"/>
+      </w:pPr>
+    </w:p>
+    <w:p ns2:paraId="0A8BF86D" ns2:textId="799556B2">
       <w:pPr>
         <w:pStyle w:val="ListParagraph"/>
         <w:numPr>
           <w:ilvl w:val="1"/>
           <w:numId w:val="6"/>
         </w:numPr>
+        <w:spacing w:line="360" w:lineRule="auto" w:before="240" w:after="240"/>
         <w:ind w:left="426" w:hanging="426"/>
         <w:jc w:val="both"/>
       </w:pPr>
@@ -4398,19 +4639,21 @@
         <w:t xml:space="preserve">. </w:t>
       </w:r>
     </w:p>
-    <w:p>
-      <w:pPr>
-        <w:pStyle w:val="ListParagraph"/>
-        <w:jc w:val="both"/>
-      </w:pPr>
-    </w:p>
-    <w:p>
+    <w:p ns2:paraId="36C62FE9" ns2:textId="77777777">
+      <w:pPr>
+        <w:pStyle w:val="ListParagraph"/>
+        <w:spacing w:before="0" w:after="0"/>
+        <w:jc w:val="both"/>
+      </w:pPr>
+    </w:p>
+    <w:p ns2:paraId="6C28CDF7" ns2:textId="57A8DCDD">
       <w:pPr>
         <w:pStyle w:val="ListParagraph"/>
         <w:numPr>
           <w:ilvl w:val="1"/>
           <w:numId w:val="6"/>
         </w:numPr>
+        <w:spacing w:line="360" w:lineRule="auto" w:before="240" w:after="240"/>
         <w:ind w:left="426" w:hanging="426"/>
         <w:jc w:val="both"/>
       </w:pPr>
@@ -4466,19 +4709,21 @@
         <w:t xml:space="preserve"> to new residents.</w:t>
       </w:r>
     </w:p>
-    <w:p>
-      <w:pPr>
-        <w:pStyle w:val="ListParagraph"/>
-        <w:jc w:val="both"/>
-      </w:pPr>
-    </w:p>
-    <w:p>
+    <w:p ns2:paraId="74727224" ns2:textId="77777777">
+      <w:pPr>
+        <w:pStyle w:val="ListParagraph"/>
+        <w:spacing w:before="0" w:after="0"/>
+        <w:jc w:val="both"/>
+      </w:pPr>
+    </w:p>
+    <w:p ns2:paraId="6591C131" ns2:textId="5A0BE8B4">
       <w:pPr>
         <w:pStyle w:val="ListParagraph"/>
         <w:numPr>
           <w:ilvl w:val="1"/>
           <w:numId w:val="6"/>
         </w:numPr>
+        <w:spacing w:line="360" w:lineRule="auto" w:before="240" w:after="240"/>
         <w:ind w:left="426" w:hanging="426"/>
         <w:jc w:val="both"/>
       </w:pPr>
@@ -4555,19 +4800,21 @@
         <w:t xml:space="preserve">. </w:t>
       </w:r>
     </w:p>
-    <w:p>
-      <w:pPr>
-        <w:pStyle w:val="ListParagraph"/>
-        <w:jc w:val="both"/>
-      </w:pPr>
-    </w:p>
-    <w:p>
+    <w:p ns2:paraId="23AD6738" ns2:textId="77777777">
+      <w:pPr>
+        <w:pStyle w:val="ListParagraph"/>
+        <w:spacing w:before="0" w:after="0"/>
+        <w:jc w:val="both"/>
+      </w:pPr>
+    </w:p>
+    <w:p ns2:paraId="4E5D90D5" ns2:textId="7D2CA465">
       <w:pPr>
         <w:pStyle w:val="ListParagraph"/>
         <w:numPr>
           <w:ilvl w:val="1"/>
           <w:numId w:val="6"/>
         </w:numPr>
+        <w:spacing w:line="360" w:lineRule="auto" w:before="240" w:after="240"/>
         <w:ind w:left="426" w:hanging="426"/>
         <w:jc w:val="both"/>
       </w:pPr>
@@ -4615,18 +4862,20 @@
         <w:t xml:space="preserve"> to rectify the damage. </w:t>
       </w:r>
     </w:p>
-    <w:p>
-      <w:pPr>
-        <w:pStyle w:val="ListParagraph"/>
-      </w:pPr>
-    </w:p>
-    <w:p>
+    <w:p ns2:paraId="768A0BC6" ns2:textId="77777777">
+      <w:pPr>
+        <w:pStyle w:val="ListParagraph"/>
+        <w:spacing w:before="0" w:after="0"/>
+      </w:pPr>
+    </w:p>
+    <w:p ns2:paraId="00096FA0" ns2:textId="679F1302">
       <w:pPr>
         <w:pStyle w:val="ListParagraph"/>
         <w:numPr>
           <w:ilvl w:val="1"/>
           <w:numId w:val="6"/>
         </w:numPr>
+        <w:spacing w:line="360" w:lineRule="auto" w:before="240" w:after="240"/>
         <w:ind w:left="426" w:hanging="426"/>
         <w:jc w:val="both"/>
       </w:pPr>
@@ -4634,20 +4883,23 @@
         <w:t>Where loss or damage occurs to a shared Hostel Room, common area or shared item, the Proprietor may recover the reasonable rectification cost from the Resident or Residents whose responsibility for such loss or damage is reasonably established. Where damage is jointly caused by more than one Resident, the reasonable cost may be apportioned between the responsible Residents.</w:t>
       </w:r>
     </w:p>
-    <w:p>
-      <w:pPr>
-        <w:pStyle w:val="ListParagraph"/>
+    <w:p ns2:paraId="050BEC26" ns2:textId="77777777">
+      <w:pPr>
+        <w:pStyle w:val="ListParagraph"/>
+        <w:spacing w:before="0" w:after="0"/>
         <w:ind w:left="360"/>
         <w:jc w:val="both"/>
       </w:pPr>
     </w:p>
-    <w:p>
-      <w:pPr>
-        <w:pStyle w:val="ListParagraph"/>
+    <w:p ns2:paraId="356F28ED" ns2:textId="2B7962D8">
+      <w:pPr>
+        <w:pStyle w:val="ListParagraph"/>
+        <w:keepNext/>
         <w:numPr>
           <w:ilvl w:val="0"/>
           <w:numId w:val="6"/>
         </w:numPr>
+        <w:spacing w:line="360" w:lineRule="auto" w:before="360" w:after="240"/>
         <w:ind w:left="360"/>
         <w:jc w:val="both"/>
         <w:rPr>
@@ -4677,9 +4929,10 @@
         <w:t xml:space="preserve"> Items</w:t>
       </w:r>
     </w:p>
-    <w:p>
-      <w:pPr>
-        <w:pStyle w:val="ListParagraph"/>
+    <w:p ns2:paraId="0481D94C" ns2:textId="77777777">
+      <w:pPr>
+        <w:pStyle w:val="ListParagraph"/>
+        <w:spacing w:before="0" w:after="0"/>
         <w:ind w:left="360"/>
         <w:jc w:val="both"/>
         <w:rPr>
@@ -4688,13 +4941,14 @@
         </w:rPr>
       </w:pPr>
     </w:p>
-    <w:p>
+    <w:p ns2:paraId="254619BD" ns2:textId="1476E430">
       <w:pPr>
         <w:pStyle w:val="ListParagraph"/>
         <w:numPr>
           <w:ilvl w:val="1"/>
           <w:numId w:val="6"/>
         </w:numPr>
+        <w:spacing w:line="360" w:lineRule="auto" w:before="240" w:after="240"/>
         <w:ind w:left="426" w:hanging="426"/>
         <w:jc w:val="both"/>
       </w:pPr>
@@ -4831,20 +5085,22 @@
         <w:t xml:space="preserve"> Accordingly, the risk of loss, theft or damage to the Resident’s personal belongings shall be borne by the Resident and not by the Proprietor, except to the extent that such liability cannot lawfully be excluded.</w:t>
       </w:r>
     </w:p>
-    <w:p>
-      <w:pPr>
-        <w:pStyle w:val="ListParagraph"/>
+    <w:p ns2:paraId="53B9414B" ns2:textId="77777777">
+      <w:pPr>
+        <w:pStyle w:val="ListParagraph"/>
+        <w:spacing w:before="0" w:after="0"/>
         <w:ind w:left="360"/>
         <w:jc w:val="both"/>
       </w:pPr>
     </w:p>
-    <w:p>
+    <w:p ns2:paraId="03B67731" ns2:textId="3D587846">
       <w:pPr>
         <w:pStyle w:val="ListParagraph"/>
         <w:numPr>
           <w:ilvl w:val="1"/>
           <w:numId w:val="6"/>
         </w:numPr>
+        <w:spacing w:line="360" w:lineRule="auto" w:before="240" w:after="240"/>
         <w:ind w:left="426" w:hanging="426"/>
         <w:jc w:val="both"/>
       </w:pPr>
@@ -4888,20 +5144,22 @@
         <w:t xml:space="preserve"> of the Agreement and shall not be automatically forfeited solely by reason of termination.</w:t>
       </w:r>
     </w:p>
-    <w:p>
-      <w:pPr>
-        <w:pStyle w:val="ListParagraph"/>
+    <w:p ns2:paraId="088B8C12" ns2:textId="77777777">
+      <w:pPr>
+        <w:pStyle w:val="ListParagraph"/>
+        <w:spacing w:before="0" w:after="0"/>
         <w:ind w:left="360"/>
         <w:jc w:val="both"/>
       </w:pPr>
     </w:p>
-    <w:p>
+    <w:p ns2:paraId="6C8943E3" ns2:textId="0E83CA4A">
       <w:pPr>
         <w:pStyle w:val="ListParagraph"/>
         <w:numPr>
           <w:ilvl w:val="1"/>
           <w:numId w:val="6"/>
         </w:numPr>
+        <w:spacing w:line="360" w:lineRule="auto" w:before="240" w:after="240"/>
         <w:ind w:left="426" w:hanging="426"/>
         <w:jc w:val="both"/>
       </w:pPr>
@@ -4912,19 +5170,21 @@
         <w:t>:</w:t>
       </w:r>
     </w:p>
-    <w:p>
-      <w:pPr>
-        <w:pStyle w:val="ListParagraph"/>
-        <w:jc w:val="both"/>
-      </w:pPr>
-    </w:p>
-    <w:p>
+    <w:p ns2:paraId="68FE41E4" ns2:textId="77777777">
+      <w:pPr>
+        <w:pStyle w:val="ListParagraph"/>
+        <w:spacing w:before="0" w:after="0"/>
+        <w:jc w:val="both"/>
+      </w:pPr>
+    </w:p>
+    <w:p ns2:paraId="7D32AD5A" ns2:textId="1DAEBDC7">
       <w:pPr>
         <w:pStyle w:val="ListParagraph"/>
         <w:numPr>
           <w:ilvl w:val="0"/>
           <w:numId w:val="7"/>
         </w:numPr>
+        <w:spacing w:line="360" w:lineRule="auto" w:before="240" w:after="240"/>
         <w:ind w:left="1080"/>
         <w:jc w:val="both"/>
       </w:pPr>
@@ -4947,13 +5207,14 @@
         <w:t>rupees;</w:t>
       </w:r>
     </w:p>
-    <w:p>
+    <w:p ns2:paraId="1C315A9F" ns2:textId="298E7B96">
       <w:pPr>
         <w:pStyle w:val="ListParagraph"/>
         <w:numPr>
           <w:ilvl w:val="0"/>
           <w:numId w:val="7"/>
         </w:numPr>
+        <w:spacing w:line="360" w:lineRule="auto" w:before="240" w:after="240"/>
         <w:ind w:left="1080"/>
         <w:jc w:val="both"/>
       </w:pPr>
@@ -4967,13 +5228,14 @@
         <w:t>,000 rupees;</w:t>
       </w:r>
     </w:p>
-    <w:p>
+    <w:p ns2:paraId="2C6E423B" ns2:textId="5A27ED9A">
       <w:pPr>
         <w:pStyle w:val="ListParagraph"/>
         <w:numPr>
           <w:ilvl w:val="0"/>
           <w:numId w:val="7"/>
         </w:numPr>
+        <w:spacing w:line="360" w:lineRule="auto" w:before="240" w:after="240"/>
         <w:ind w:left="1080"/>
         <w:jc w:val="both"/>
       </w:pPr>
@@ -4987,20 +5249,22 @@
         <w:t>,000 rupees.</w:t>
       </w:r>
     </w:p>
-    <w:p>
-      <w:pPr>
-        <w:pStyle w:val="ListParagraph"/>
+    <w:p ns2:paraId="1CEF9B51" ns2:textId="77777777">
+      <w:pPr>
+        <w:pStyle w:val="ListParagraph"/>
+        <w:spacing w:before="0" w:after="0"/>
         <w:ind w:left="360"/>
         <w:jc w:val="both"/>
       </w:pPr>
     </w:p>
-    <w:p>
+    <w:p ns2:paraId="2F2629A6" ns2:textId="4D9C9B8B">
       <w:pPr>
         <w:pStyle w:val="ListParagraph"/>
         <w:numPr>
           <w:ilvl w:val="1"/>
           <w:numId w:val="6"/>
         </w:numPr>
+        <w:spacing w:line="360" w:lineRule="auto" w:before="240" w:after="240"/>
         <w:ind w:left="426" w:hanging="426"/>
         <w:jc w:val="both"/>
       </w:pPr>
@@ -5014,20 +5278,22 @@
         <w:t xml:space="preserve"> </w:t>
       </w:r>
     </w:p>
-    <w:p>
-      <w:pPr>
-        <w:pStyle w:val="ListParagraph"/>
+    <w:p ns2:paraId="66189A1F" ns2:textId="77777777">
+      <w:pPr>
+        <w:pStyle w:val="ListParagraph"/>
+        <w:spacing w:before="0" w:after="0"/>
         <w:ind w:left="360"/>
         <w:jc w:val="both"/>
       </w:pPr>
     </w:p>
-    <w:p>
+    <w:p ns2:paraId="58DD88C7" ns2:textId="77777777">
       <w:pPr>
         <w:pStyle w:val="ListParagraph"/>
         <w:numPr>
           <w:ilvl w:val="1"/>
           <w:numId w:val="6"/>
         </w:numPr>
+        <w:spacing w:line="360" w:lineRule="auto" w:before="240" w:after="240"/>
         <w:ind w:left="426" w:hanging="426"/>
         <w:jc w:val="both"/>
       </w:pPr>
@@ -5044,17 +5310,19 @@
         <w:t xml:space="preserve"> </w:t>
       </w:r>
     </w:p>
-    <w:p>
-      <w:pPr>
-        <w:pStyle w:val="ListParagraph"/>
-      </w:pPr>
-    </w:p>
-    <w:p>
-      <w:pPr>
+    <w:p ns2:paraId="45D51B40" ns2:textId="77777777">
+      <w:pPr>
+        <w:pStyle w:val="ListParagraph"/>
+        <w:spacing w:before="0" w:after="0"/>
+      </w:pPr>
+    </w:p>
+    <w:p ns2:paraId="1B8341BD" ns2:textId="77777777">
+      <w:pPr>
+        <w:spacing w:before="0" w:after="0"/>
         <w:jc w:val="both"/>
         <w:sectPr>
           <w:pgSz w:w="11906" w:h="16838" w:code="9"/>
-          <w:pgMar w:top="1984" w:right="1134" w:bottom="1134" w:left="1134" w:header="567" w:footer="454" w:gutter="0"/>
+          <w:pgMar w:top="2098" w:right="1757" w:bottom="1417" w:left="1757" w:header="567" w:footer="454" w:gutter="0"/>
           <w:pgBorders>
             <w:bottom w:val="single" w:sz="18" w:space="1" w:color="auto"/>
           </w:pgBorders>
@@ -5064,8 +5332,10 @@
         </w:sectPr>
       </w:pPr>
     </w:p>
-    <w:p>
-      <w:pPr>
+    <w:p ns2:paraId="157DC12F" ns2:textId="2449C928">
+      <w:pPr>
+        <w:keepNext/>
+        <w:spacing w:line="360" w:lineRule="auto" w:before="360" w:after="240"/>
         <w:jc w:val="center"/>
         <w:rPr>
           <w:b/>
@@ -5094,7 +5364,10 @@
         <w:t>Inventory of Items and Facilities Provided to the Resident</w:t>
       </w:r>
     </w:p>
-    <w:p>
+    <w:p ns2:paraId="5D29B2E7" ns2:textId="77777777">
+      <w:pPr>
+        <w:spacing w:line="360" w:lineRule="auto" w:before="240" w:after="240"/>
+      </w:pPr>
       <w:r>
         <w:t xml:space="preserve">Resident: </w:t>
       </w:r>
@@ -5105,7 +5378,10 @@
         <w:t>Variable 1</w:t>
       </w:r>
     </w:p>
-    <w:p>
+    <w:p ns2:paraId="23C13564" ns2:textId="77777777">
+      <w:pPr>
+        <w:spacing w:line="360" w:lineRule="auto" w:before="240" w:after="240"/>
+      </w:pPr>
       <w:r>
         <w:t xml:space="preserve">Room/Bed Initially Allocated: </w:t>
       </w:r>
@@ -5116,7 +5392,10 @@
         <w:t>Variable 6</w:t>
       </w:r>
     </w:p>
-    <w:p>
+    <w:p ns2:paraId="28A2965A" ns2:textId="4629FF44">
+      <w:pPr>
+        <w:spacing w:line="360" w:lineRule="auto" w:before="240" w:after="240"/>
+      </w:pPr>
       <w:r>
         <w:t xml:space="preserve">Accommodation Start Date: </w:t>
       </w:r>
@@ -5140,13 +5419,13 @@
         <w:gridCol w:w="2268"/>
         <w:gridCol w:w="2197"/>
       </w:tblGrid>
-      <w:tr>
+      <w:tr ns2:paraId="1162DA5E" ns2:textId="77777777">
         <w:tc>
           <w:tcPr>
             <w:tcW w:w="579" w:type="dxa"/>
             <w:shd w:val="clear" w:color="auto" w:fill="A6A6A6" w:themeFill="background1" w:themeFillShade="A6"/>
           </w:tcPr>
-          <w:p>
+          <w:p ns2:paraId="19535883" ns2:textId="77777777">
             <w:pPr>
               <w:spacing w:after="60"/>
               <w:jc w:val="center"/>
@@ -5169,7 +5448,7 @@
             <w:tcW w:w="3466" w:type="dxa"/>
             <w:shd w:val="clear" w:color="auto" w:fill="A6A6A6" w:themeFill="background1" w:themeFillShade="A6"/>
           </w:tcPr>
-          <w:p>
+          <w:p ns2:paraId="2D776498" ns2:textId="77777777">
             <w:pPr>
               <w:spacing w:after="60"/>
               <w:jc w:val="center"/>
@@ -5192,7 +5471,7 @@
             <w:tcW w:w="1118" w:type="dxa"/>
             <w:shd w:val="clear" w:color="auto" w:fill="A6A6A6" w:themeFill="background1" w:themeFillShade="A6"/>
           </w:tcPr>
-          <w:p>
+          <w:p ns2:paraId="585AEE3D" ns2:textId="77777777">
             <w:pPr>
               <w:spacing w:after="60"/>
               <w:jc w:val="center"/>
@@ -5209,7 +5488,7 @@
               <w:t>Handed over</w:t>
             </w:r>
           </w:p>
-          <w:p>
+          <w:p ns2:paraId="33727DE4" ns2:textId="77777777">
             <w:pPr>
               <w:spacing w:after="60"/>
               <w:jc w:val="center"/>
@@ -5246,7 +5525,7 @@
             <w:tcW w:w="2268" w:type="dxa"/>
             <w:shd w:val="clear" w:color="auto" w:fill="A6A6A6" w:themeFill="background1" w:themeFillShade="A6"/>
           </w:tcPr>
-          <w:p>
+          <w:p ns2:paraId="4A54649A" ns2:textId="77777777">
             <w:pPr>
               <w:spacing w:after="60"/>
               <w:jc w:val="center"/>
@@ -5269,7 +5548,7 @@
             <w:tcW w:w="2197" w:type="dxa"/>
             <w:shd w:val="clear" w:color="auto" w:fill="A6A6A6" w:themeFill="background1" w:themeFillShade="A6"/>
           </w:tcPr>
-          <w:p>
+          <w:p ns2:paraId="22A43A72" ns2:textId="77777777">
             <w:pPr>
               <w:spacing w:after="60"/>
               <w:jc w:val="center"/>
@@ -5302,13 +5581,13 @@
           </w:p>
         </w:tc>
       </w:tr>
-      <w:tr>
+      <w:tr ns2:paraId="383BD8A8" ns2:textId="77777777">
         <w:tc>
           <w:tcPr>
             <w:tcW w:w="9628" w:type="dxa"/>
             <w:gridSpan w:val="5"/>
           </w:tcPr>
-          <w:p>
+          <w:p ns2:paraId="18600F68" ns2:textId="77777777">
             <w:pPr>
               <w:spacing w:after="60"/>
               <w:rPr>
@@ -5336,12 +5615,12 @@
           </w:p>
         </w:tc>
       </w:tr>
-      <w:tr>
+      <w:tr ns2:paraId="50A0853B" ns2:textId="77777777">
         <w:tc>
           <w:tcPr>
             <w:tcW w:w="579" w:type="dxa"/>
           </w:tcPr>
-          <w:p>
+          <w:p ns2:paraId="6AF370A2" ns2:textId="77777777">
             <w:pPr>
               <w:spacing w:after="60"/>
               <w:jc w:val="center"/>
@@ -5355,7 +5634,7 @@
           <w:tcPr>
             <w:tcW w:w="3466" w:type="dxa"/>
           </w:tcPr>
-          <w:p>
+          <w:p ns2:paraId="1834DB42" ns2:textId="77777777">
             <w:pPr>
               <w:spacing w:after="60"/>
             </w:pPr>
@@ -5368,7 +5647,7 @@
           <w:tcPr>
             <w:tcW w:w="1118" w:type="dxa"/>
           </w:tcPr>
-          <w:p>
+          <w:p ns2:paraId="3ECC35BD" ns2:textId="77777777">
             <w:pPr>
               <w:spacing w:after="60"/>
               <w:jc w:val="center"/>
@@ -5382,7 +5661,7 @@
           <w:tcPr>
             <w:tcW w:w="2268" w:type="dxa"/>
           </w:tcPr>
-          <w:p>
+          <w:p ns2:paraId="3B36676E" ns2:textId="77777777">
             <w:pPr>
               <w:spacing w:after="60"/>
               <w:jc w:val="center"/>
@@ -5396,19 +5675,19 @@
           <w:tcPr>
             <w:tcW w:w="2197" w:type="dxa"/>
           </w:tcPr>
-          <w:p>
+          <w:p ns2:paraId="312AC3A6" ns2:textId="77777777">
             <w:pPr>
               <w:spacing w:after="60"/>
             </w:pPr>
           </w:p>
         </w:tc>
       </w:tr>
-      <w:tr>
+      <w:tr ns2:paraId="73C4EC4C" ns2:textId="77777777">
         <w:tc>
           <w:tcPr>
             <w:tcW w:w="579" w:type="dxa"/>
           </w:tcPr>
-          <w:p>
+          <w:p ns2:paraId="3923FEAD" ns2:textId="77777777">
             <w:pPr>
               <w:spacing w:after="60"/>
               <w:jc w:val="center"/>
@@ -5422,7 +5701,7 @@
           <w:tcPr>
             <w:tcW w:w="3466" w:type="dxa"/>
           </w:tcPr>
-          <w:p>
+          <w:p ns2:paraId="34EE0F4F" ns2:textId="77777777">
             <w:pPr>
               <w:spacing w:after="60"/>
             </w:pPr>
@@ -5435,7 +5714,7 @@
           <w:tcPr>
             <w:tcW w:w="1118" w:type="dxa"/>
           </w:tcPr>
-          <w:p>
+          <w:p ns2:paraId="2BCE2916" ns2:textId="77777777">
             <w:pPr>
               <w:spacing w:after="60"/>
               <w:jc w:val="center"/>
@@ -5449,7 +5728,7 @@
           <w:tcPr>
             <w:tcW w:w="2268" w:type="dxa"/>
           </w:tcPr>
-          <w:p>
+          <w:p ns2:paraId="1F0AED3D" ns2:textId="77777777">
             <w:pPr>
               <w:spacing w:after="60"/>
               <w:jc w:val="center"/>
@@ -5463,19 +5742,19 @@
           <w:tcPr>
             <w:tcW w:w="2197" w:type="dxa"/>
           </w:tcPr>
-          <w:p>
+          <w:p ns2:paraId="013BF223" ns2:textId="77777777">
             <w:pPr>
               <w:spacing w:after="60"/>
             </w:pPr>
           </w:p>
         </w:tc>
       </w:tr>
-      <w:tr>
+      <w:tr ns2:paraId="1CC8D416" ns2:textId="77777777">
         <w:tc>
           <w:tcPr>
             <w:tcW w:w="579" w:type="dxa"/>
           </w:tcPr>
-          <w:p>
+          <w:p ns2:paraId="64AA19AB" ns2:textId="77777777">
             <w:pPr>
               <w:spacing w:after="60"/>
               <w:jc w:val="center"/>
@@ -5489,7 +5768,7 @@
           <w:tcPr>
             <w:tcW w:w="3466" w:type="dxa"/>
           </w:tcPr>
-          <w:p>
+          <w:p ns2:paraId="6CA79673" ns2:textId="77777777">
             <w:pPr>
               <w:spacing w:after="60"/>
             </w:pPr>
@@ -5502,7 +5781,7 @@
           <w:tcPr>
             <w:tcW w:w="1118" w:type="dxa"/>
           </w:tcPr>
-          <w:p>
+          <w:p ns2:paraId="7443B81B" ns2:textId="77777777">
             <w:pPr>
               <w:spacing w:after="60"/>
               <w:jc w:val="center"/>
@@ -5516,7 +5795,7 @@
           <w:tcPr>
             <w:tcW w:w="2268" w:type="dxa"/>
           </w:tcPr>
-          <w:p>
+          <w:p ns2:paraId="64FAC73D" ns2:textId="77777777">
             <w:pPr>
               <w:spacing w:after="60"/>
               <w:jc w:val="center"/>
@@ -5530,19 +5809,19 @@
           <w:tcPr>
             <w:tcW w:w="2197" w:type="dxa"/>
           </w:tcPr>
-          <w:p>
+          <w:p ns2:paraId="03BA4A80" ns2:textId="77777777">
             <w:pPr>
               <w:spacing w:after="60"/>
             </w:pPr>
           </w:p>
         </w:tc>
       </w:tr>
-      <w:tr>
+      <w:tr ns2:paraId="01F8ACDF" ns2:textId="77777777">
         <w:tc>
           <w:tcPr>
             <w:tcW w:w="579" w:type="dxa"/>
           </w:tcPr>
-          <w:p>
+          <w:p ns2:paraId="5F7D23AF" ns2:textId="77777777">
             <w:pPr>
               <w:spacing w:after="60"/>
               <w:jc w:val="center"/>
@@ -5556,7 +5835,7 @@
           <w:tcPr>
             <w:tcW w:w="3466" w:type="dxa"/>
           </w:tcPr>
-          <w:p>
+          <w:p ns2:paraId="5ECEECA7" ns2:textId="77777777">
             <w:pPr>
               <w:spacing w:after="60"/>
             </w:pPr>
@@ -5569,7 +5848,7 @@
           <w:tcPr>
             <w:tcW w:w="1118" w:type="dxa"/>
           </w:tcPr>
-          <w:p>
+          <w:p ns2:paraId="4359BB14" ns2:textId="77777777">
             <w:pPr>
               <w:spacing w:after="60"/>
               <w:jc w:val="center"/>
@@ -5583,7 +5862,7 @@
           <w:tcPr>
             <w:tcW w:w="2268" w:type="dxa"/>
           </w:tcPr>
-          <w:p>
+          <w:p ns2:paraId="646AC422" ns2:textId="77777777">
             <w:pPr>
               <w:spacing w:after="60"/>
               <w:jc w:val="center"/>
@@ -5597,19 +5876,19 @@
           <w:tcPr>
             <w:tcW w:w="2197" w:type="dxa"/>
           </w:tcPr>
-          <w:p>
+          <w:p ns2:paraId="6EF32C55" ns2:textId="77777777">
             <w:pPr>
               <w:spacing w:after="60"/>
             </w:pPr>
           </w:p>
         </w:tc>
       </w:tr>
-      <w:tr>
+      <w:tr ns2:paraId="6DB5005E" ns2:textId="77777777">
         <w:tc>
           <w:tcPr>
             <w:tcW w:w="579" w:type="dxa"/>
           </w:tcPr>
-          <w:p>
+          <w:p ns2:paraId="3C0CA162" ns2:textId="77777777">
             <w:pPr>
               <w:spacing w:after="60"/>
               <w:jc w:val="center"/>
@@ -5623,7 +5902,7 @@
           <w:tcPr>
             <w:tcW w:w="3466" w:type="dxa"/>
           </w:tcPr>
-          <w:p>
+          <w:p ns2:paraId="4B97F330" ns2:textId="77777777">
             <w:pPr>
               <w:spacing w:after="60"/>
             </w:pPr>
@@ -5636,7 +5915,7 @@
           <w:tcPr>
             <w:tcW w:w="1118" w:type="dxa"/>
           </w:tcPr>
-          <w:p>
+          <w:p ns2:paraId="1F5946F7" ns2:textId="77777777">
             <w:pPr>
               <w:spacing w:after="60"/>
               <w:jc w:val="center"/>
@@ -5650,7 +5929,7 @@
           <w:tcPr>
             <w:tcW w:w="2268" w:type="dxa"/>
           </w:tcPr>
-          <w:p>
+          <w:p ns2:paraId="3F0432FE" ns2:textId="77777777">
             <w:pPr>
               <w:spacing w:after="60"/>
               <w:jc w:val="center"/>
@@ -5664,19 +5943,19 @@
           <w:tcPr>
             <w:tcW w:w="2197" w:type="dxa"/>
           </w:tcPr>
-          <w:p>
+          <w:p ns2:paraId="1F251C22" ns2:textId="77777777">
             <w:pPr>
               <w:spacing w:after="60"/>
             </w:pPr>
           </w:p>
         </w:tc>
       </w:tr>
-      <w:tr>
+      <w:tr ns2:paraId="6C3D0D8E" ns2:textId="77777777">
         <w:tc>
           <w:tcPr>
             <w:tcW w:w="579" w:type="dxa"/>
           </w:tcPr>
-          <w:p>
+          <w:p ns2:paraId="53DC02F2" ns2:textId="77777777">
             <w:pPr>
               <w:spacing w:after="60"/>
               <w:jc w:val="center"/>
@@ -5690,7 +5969,7 @@
           <w:tcPr>
             <w:tcW w:w="3466" w:type="dxa"/>
           </w:tcPr>
-          <w:p>
+          <w:p ns2:paraId="3A69CDDD" ns2:textId="77777777">
             <w:pPr>
               <w:spacing w:after="60"/>
             </w:pPr>
@@ -5703,7 +5982,7 @@
           <w:tcPr>
             <w:tcW w:w="1118" w:type="dxa"/>
           </w:tcPr>
-          <w:p>
+          <w:p ns2:paraId="080B69DC" ns2:textId="77777777">
             <w:pPr>
               <w:spacing w:after="60"/>
               <w:jc w:val="center"/>
@@ -5717,7 +5996,7 @@
           <w:tcPr>
             <w:tcW w:w="2268" w:type="dxa"/>
           </w:tcPr>
-          <w:p>
+          <w:p ns2:paraId="38E8D6D8" ns2:textId="77777777">
             <w:pPr>
               <w:spacing w:after="60"/>
               <w:jc w:val="center"/>
@@ -5731,19 +6010,19 @@
           <w:tcPr>
             <w:tcW w:w="2197" w:type="dxa"/>
           </w:tcPr>
-          <w:p>
+          <w:p ns2:paraId="5786DF9A" ns2:textId="77777777">
             <w:pPr>
               <w:spacing w:after="60"/>
             </w:pPr>
           </w:p>
         </w:tc>
       </w:tr>
-      <w:tr>
+      <w:tr ns2:paraId="35851621" ns2:textId="77777777">
         <w:tc>
           <w:tcPr>
             <w:tcW w:w="579" w:type="dxa"/>
           </w:tcPr>
-          <w:p>
+          <w:p ns2:paraId="7D3DEF07" ns2:textId="77777777">
             <w:pPr>
               <w:spacing w:after="60"/>
               <w:jc w:val="center"/>
@@ -5757,7 +6036,7 @@
           <w:tcPr>
             <w:tcW w:w="3466" w:type="dxa"/>
           </w:tcPr>
-          <w:p>
+          <w:p ns2:paraId="4C07D5DB" ns2:textId="77777777">
             <w:pPr>
               <w:spacing w:after="60"/>
             </w:pPr>
@@ -5770,7 +6049,7 @@
           <w:tcPr>
             <w:tcW w:w="1118" w:type="dxa"/>
           </w:tcPr>
-          <w:p>
+          <w:p ns2:paraId="63A40534" ns2:textId="77777777">
             <w:pPr>
               <w:spacing w:after="60"/>
               <w:jc w:val="center"/>
@@ -5784,7 +6063,7 @@
           <w:tcPr>
             <w:tcW w:w="2268" w:type="dxa"/>
           </w:tcPr>
-          <w:p>
+          <w:p ns2:paraId="26688325" ns2:textId="77777777">
             <w:pPr>
               <w:spacing w:after="60"/>
               <w:jc w:val="center"/>
@@ -5798,19 +6077,19 @@
           <w:tcPr>
             <w:tcW w:w="2197" w:type="dxa"/>
           </w:tcPr>
-          <w:p>
+          <w:p ns2:paraId="127BE176" ns2:textId="77777777">
             <w:pPr>
               <w:spacing w:after="60"/>
             </w:pPr>
           </w:p>
         </w:tc>
       </w:tr>
-      <w:tr>
+      <w:tr ns2:paraId="550A44D7" ns2:textId="77777777">
         <w:tc>
           <w:tcPr>
             <w:tcW w:w="579" w:type="dxa"/>
           </w:tcPr>
-          <w:p>
+          <w:p ns2:paraId="4DAEB48C" ns2:textId="77777777">
             <w:pPr>
               <w:spacing w:after="60"/>
               <w:jc w:val="center"/>
@@ -5824,7 +6103,7 @@
           <w:tcPr>
             <w:tcW w:w="3466" w:type="dxa"/>
           </w:tcPr>
-          <w:p>
+          <w:p ns2:paraId="4251406B" ns2:textId="77777777">
             <w:pPr>
               <w:spacing w:after="60"/>
             </w:pPr>
@@ -5837,7 +6116,7 @@
           <w:tcPr>
             <w:tcW w:w="1118" w:type="dxa"/>
           </w:tcPr>
-          <w:p>
+          <w:p ns2:paraId="42210F61" ns2:textId="77777777">
             <w:pPr>
               <w:spacing w:after="60"/>
               <w:jc w:val="center"/>
@@ -5851,7 +6130,7 @@
           <w:tcPr>
             <w:tcW w:w="2268" w:type="dxa"/>
           </w:tcPr>
-          <w:p>
+          <w:p ns2:paraId="0957D329" ns2:textId="77777777">
             <w:pPr>
               <w:spacing w:after="60"/>
               <w:jc w:val="center"/>
@@ -5865,20 +6144,20 @@
           <w:tcPr>
             <w:tcW w:w="2197" w:type="dxa"/>
           </w:tcPr>
-          <w:p>
+          <w:p ns2:paraId="094C73FC" ns2:textId="77777777">
             <w:pPr>
               <w:spacing w:after="60"/>
             </w:pPr>
           </w:p>
         </w:tc>
       </w:tr>
-      <w:tr>
+      <w:tr ns2:paraId="422B51A3" ns2:textId="77777777">
         <w:tc>
           <w:tcPr>
             <w:tcW w:w="9628" w:type="dxa"/>
             <w:gridSpan w:val="5"/>
           </w:tcPr>
-          <w:p>
+          <w:p ns2:paraId="05FFD216" ns2:textId="77777777">
             <w:pPr>
               <w:spacing w:after="60"/>
               <w:jc w:val="center"/>
@@ -5899,12 +6178,12 @@
           </w:p>
         </w:tc>
       </w:tr>
-      <w:tr>
+      <w:tr ns2:paraId="00EC85CE" ns2:textId="77777777">
         <w:tc>
           <w:tcPr>
             <w:tcW w:w="579" w:type="dxa"/>
           </w:tcPr>
-          <w:p>
+          <w:p ns2:paraId="12E7A42C" ns2:textId="77777777">
             <w:pPr>
               <w:spacing w:after="60"/>
               <w:jc w:val="center"/>
@@ -5918,7 +6197,7 @@
           <w:tcPr>
             <w:tcW w:w="3466" w:type="dxa"/>
           </w:tcPr>
-          <w:p>
+          <w:p ns2:paraId="5B91EA2C" ns2:textId="77777777">
             <w:pPr>
               <w:spacing w:after="60"/>
             </w:pPr>
@@ -5931,7 +6210,7 @@
           <w:tcPr>
             <w:tcW w:w="1118" w:type="dxa"/>
           </w:tcPr>
-          <w:p>
+          <w:p ns2:paraId="07D1910D" ns2:textId="77777777">
             <w:pPr>
               <w:spacing w:after="60"/>
               <w:jc w:val="center"/>
@@ -5945,7 +6224,7 @@
           <w:tcPr>
             <w:tcW w:w="2268" w:type="dxa"/>
           </w:tcPr>
-          <w:p>
+          <w:p ns2:paraId="0DB644E4" ns2:textId="77777777">
             <w:pPr>
               <w:spacing w:after="60"/>
               <w:jc w:val="center"/>
@@ -5959,19 +6238,19 @@
           <w:tcPr>
             <w:tcW w:w="2197" w:type="dxa"/>
           </w:tcPr>
-          <w:p>
+          <w:p ns2:paraId="247D95E7" ns2:textId="77777777">
             <w:pPr>
               <w:spacing w:after="60"/>
             </w:pPr>
           </w:p>
         </w:tc>
       </w:tr>
-      <w:tr>
+      <w:tr ns2:paraId="0A97332D" ns2:textId="77777777">
         <w:tc>
           <w:tcPr>
             <w:tcW w:w="579" w:type="dxa"/>
           </w:tcPr>
-          <w:p>
+          <w:p ns2:paraId="0CD5DCDF" ns2:textId="77777777">
             <w:pPr>
               <w:spacing w:after="60"/>
               <w:jc w:val="center"/>
@@ -5985,7 +6264,7 @@
           <w:tcPr>
             <w:tcW w:w="3466" w:type="dxa"/>
           </w:tcPr>
-          <w:p>
+          <w:p ns2:paraId="038710DD" ns2:textId="77777777">
             <w:pPr>
               <w:spacing w:after="60"/>
             </w:pPr>
@@ -5998,7 +6277,7 @@
           <w:tcPr>
             <w:tcW w:w="1118" w:type="dxa"/>
           </w:tcPr>
-          <w:p>
+          <w:p ns2:paraId="6F9E8F97" ns2:textId="77777777">
             <w:pPr>
               <w:spacing w:after="60"/>
               <w:jc w:val="center"/>
@@ -6012,7 +6291,7 @@
           <w:tcPr>
             <w:tcW w:w="2268" w:type="dxa"/>
           </w:tcPr>
-          <w:p>
+          <w:p ns2:paraId="30F776E0" ns2:textId="77777777">
             <w:pPr>
               <w:spacing w:after="60"/>
               <w:jc w:val="center"/>
@@ -6026,19 +6305,19 @@
           <w:tcPr>
             <w:tcW w:w="2197" w:type="dxa"/>
           </w:tcPr>
-          <w:p>
+          <w:p ns2:paraId="20983788" ns2:textId="77777777">
             <w:pPr>
               <w:spacing w:after="60"/>
             </w:pPr>
           </w:p>
         </w:tc>
       </w:tr>
-      <w:tr>
+      <w:tr ns2:paraId="3D12BE11" ns2:textId="77777777">
         <w:tc>
           <w:tcPr>
             <w:tcW w:w="579" w:type="dxa"/>
           </w:tcPr>
-          <w:p>
+          <w:p ns2:paraId="659305DC" ns2:textId="77777777">
             <w:pPr>
               <w:spacing w:after="60"/>
               <w:jc w:val="center"/>
@@ -6052,7 +6331,7 @@
           <w:tcPr>
             <w:tcW w:w="3466" w:type="dxa"/>
           </w:tcPr>
-          <w:p>
+          <w:p ns2:paraId="5454B1D2" ns2:textId="77777777">
             <w:pPr>
               <w:spacing w:after="60"/>
             </w:pPr>
@@ -6065,7 +6344,7 @@
           <w:tcPr>
             <w:tcW w:w="1118" w:type="dxa"/>
           </w:tcPr>
-          <w:p>
+          <w:p ns2:paraId="5036AA84" ns2:textId="77777777">
             <w:pPr>
               <w:spacing w:after="60"/>
               <w:jc w:val="center"/>
@@ -6079,7 +6358,7 @@
           <w:tcPr>
             <w:tcW w:w="2268" w:type="dxa"/>
           </w:tcPr>
-          <w:p>
+          <w:p ns2:paraId="5C387300" ns2:textId="77777777">
             <w:pPr>
               <w:spacing w:after="60"/>
               <w:jc w:val="center"/>
@@ -6093,19 +6372,19 @@
           <w:tcPr>
             <w:tcW w:w="2197" w:type="dxa"/>
           </w:tcPr>
-          <w:p>
+          <w:p ns2:paraId="7CA0BA29" ns2:textId="77777777">
             <w:pPr>
               <w:spacing w:after="60"/>
             </w:pPr>
           </w:p>
         </w:tc>
       </w:tr>
-      <w:tr>
+      <w:tr ns2:paraId="19F2080E" ns2:textId="77777777">
         <w:tc>
           <w:tcPr>
             <w:tcW w:w="579" w:type="dxa"/>
           </w:tcPr>
-          <w:p>
+          <w:p ns2:paraId="13125FBB" ns2:textId="77777777">
             <w:pPr>
               <w:spacing w:after="60"/>
               <w:jc w:val="center"/>
@@ -6119,7 +6398,7 @@
           <w:tcPr>
             <w:tcW w:w="3466" w:type="dxa"/>
           </w:tcPr>
-          <w:p>
+          <w:p ns2:paraId="42EF3C56" ns2:textId="77777777">
             <w:pPr>
               <w:spacing w:after="60"/>
             </w:pPr>
@@ -6140,7 +6419,7 @@
           <w:tcPr>
             <w:tcW w:w="1118" w:type="dxa"/>
           </w:tcPr>
-          <w:p>
+          <w:p ns2:paraId="6EEA79F1" ns2:textId="77777777">
             <w:pPr>
               <w:spacing w:after="60"/>
               <w:jc w:val="center"/>
@@ -6154,7 +6433,7 @@
           <w:tcPr>
             <w:tcW w:w="2268" w:type="dxa"/>
           </w:tcPr>
-          <w:p>
+          <w:p ns2:paraId="3455166D" ns2:textId="77777777">
             <w:pPr>
               <w:spacing w:after="60"/>
               <w:jc w:val="center"/>
@@ -6168,19 +6447,19 @@
           <w:tcPr>
             <w:tcW w:w="2197" w:type="dxa"/>
           </w:tcPr>
-          <w:p>
+          <w:p ns2:paraId="3F4A2173" ns2:textId="77777777">
             <w:pPr>
               <w:spacing w:after="60"/>
             </w:pPr>
           </w:p>
         </w:tc>
       </w:tr>
-      <w:tr>
+      <w:tr ns2:paraId="2D3F63E6" ns2:textId="77777777">
         <w:tc>
           <w:tcPr>
             <w:tcW w:w="579" w:type="dxa"/>
           </w:tcPr>
-          <w:p>
+          <w:p ns2:paraId="752BBB4D" ns2:textId="77777777">
             <w:pPr>
               <w:spacing w:after="60"/>
               <w:jc w:val="center"/>
@@ -6194,7 +6473,7 @@
           <w:tcPr>
             <w:tcW w:w="3466" w:type="dxa"/>
           </w:tcPr>
-          <w:p>
+          <w:p ns2:paraId="29BD7E59" ns2:textId="77777777">
             <w:pPr>
               <w:spacing w:after="60"/>
             </w:pPr>
@@ -6207,7 +6486,7 @@
           <w:tcPr>
             <w:tcW w:w="1118" w:type="dxa"/>
           </w:tcPr>
-          <w:p>
+          <w:p ns2:paraId="65A4DC18" ns2:textId="77777777">
             <w:pPr>
               <w:spacing w:after="60"/>
               <w:jc w:val="center"/>
@@ -6221,7 +6500,7 @@
           <w:tcPr>
             <w:tcW w:w="2268" w:type="dxa"/>
           </w:tcPr>
-          <w:p>
+          <w:p ns2:paraId="009C74AA" ns2:textId="77777777">
             <w:pPr>
               <w:spacing w:after="60"/>
               <w:jc w:val="center"/>
@@ -6235,19 +6514,19 @@
           <w:tcPr>
             <w:tcW w:w="2197" w:type="dxa"/>
           </w:tcPr>
-          <w:p>
+          <w:p ns2:paraId="0D345F79" ns2:textId="77777777">
             <w:pPr>
               <w:spacing w:after="60"/>
             </w:pPr>
           </w:p>
         </w:tc>
       </w:tr>
-      <w:tr>
+      <w:tr ns2:paraId="2EE5F909" ns2:textId="77777777">
         <w:tc>
           <w:tcPr>
             <w:tcW w:w="579" w:type="dxa"/>
           </w:tcPr>
-          <w:p>
+          <w:p ns2:paraId="73E843B5" ns2:textId="77777777">
             <w:pPr>
               <w:spacing w:after="60"/>
               <w:jc w:val="center"/>
@@ -6261,7 +6540,7 @@
           <w:tcPr>
             <w:tcW w:w="3466" w:type="dxa"/>
           </w:tcPr>
-          <w:p>
+          <w:p ns2:paraId="307A7473" ns2:textId="77777777">
             <w:pPr>
               <w:spacing w:after="60"/>
             </w:pPr>
@@ -6274,7 +6553,7 @@
           <w:tcPr>
             <w:tcW w:w="1118" w:type="dxa"/>
           </w:tcPr>
-          <w:p>
+          <w:p ns2:paraId="64D21B0B" ns2:textId="77777777">
             <w:pPr>
               <w:spacing w:after="60"/>
               <w:jc w:val="center"/>
@@ -6288,7 +6567,7 @@
           <w:tcPr>
             <w:tcW w:w="2268" w:type="dxa"/>
           </w:tcPr>
-          <w:p>
+          <w:p ns2:paraId="6B6468D5" ns2:textId="77777777">
             <w:pPr>
               <w:spacing w:after="60"/>
               <w:jc w:val="center"/>
@@ -6302,19 +6581,19 @@
           <w:tcPr>
             <w:tcW w:w="2197" w:type="dxa"/>
           </w:tcPr>
-          <w:p>
+          <w:p ns2:paraId="0616AC8B" ns2:textId="77777777">
             <w:pPr>
               <w:spacing w:after="60"/>
             </w:pPr>
           </w:p>
         </w:tc>
       </w:tr>
-      <w:tr>
+      <w:tr ns2:paraId="6E0B2503" ns2:textId="77777777">
         <w:tc>
           <w:tcPr>
             <w:tcW w:w="579" w:type="dxa"/>
           </w:tcPr>
-          <w:p>
+          <w:p ns2:paraId="478F8C03" ns2:textId="77777777">
             <w:pPr>
               <w:spacing w:after="60"/>
               <w:jc w:val="center"/>
@@ -6328,7 +6607,7 @@
           <w:tcPr>
             <w:tcW w:w="3466" w:type="dxa"/>
           </w:tcPr>
-          <w:p>
+          <w:p ns2:paraId="68FB1C57" ns2:textId="77777777">
             <w:pPr>
               <w:spacing w:after="60"/>
             </w:pPr>
@@ -6341,7 +6620,7 @@
           <w:tcPr>
             <w:tcW w:w="1118" w:type="dxa"/>
           </w:tcPr>
-          <w:p>
+          <w:p ns2:paraId="047B19DD" ns2:textId="77777777">
             <w:pPr>
               <w:spacing w:after="60"/>
               <w:jc w:val="center"/>
@@ -6355,7 +6634,7 @@
           <w:tcPr>
             <w:tcW w:w="2268" w:type="dxa"/>
           </w:tcPr>
-          <w:p>
+          <w:p ns2:paraId="019BE81D" ns2:textId="77777777">
             <w:pPr>
               <w:spacing w:after="60"/>
               <w:jc w:val="center"/>
@@ -6369,19 +6648,19 @@
           <w:tcPr>
             <w:tcW w:w="2197" w:type="dxa"/>
           </w:tcPr>
-          <w:p>
+          <w:p ns2:paraId="5524562F" ns2:textId="77777777">
             <w:pPr>
               <w:spacing w:after="60"/>
             </w:pPr>
           </w:p>
         </w:tc>
       </w:tr>
-      <w:tr>
+      <w:tr ns2:paraId="54DD697A" ns2:textId="77777777">
         <w:tc>
           <w:tcPr>
             <w:tcW w:w="579" w:type="dxa"/>
           </w:tcPr>
-          <w:p>
+          <w:p ns2:paraId="3C97C486" ns2:textId="77777777">
             <w:pPr>
               <w:spacing w:after="60"/>
               <w:jc w:val="center"/>
@@ -6395,7 +6674,7 @@
           <w:tcPr>
             <w:tcW w:w="3466" w:type="dxa"/>
           </w:tcPr>
-          <w:p>
+          <w:p ns2:paraId="255B19D4" ns2:textId="77777777">
             <w:pPr>
               <w:spacing w:after="60"/>
             </w:pPr>
@@ -6408,7 +6687,7 @@
           <w:tcPr>
             <w:tcW w:w="1118" w:type="dxa"/>
           </w:tcPr>
-          <w:p>
+          <w:p ns2:paraId="32FAA8FE" ns2:textId="77777777">
             <w:pPr>
               <w:spacing w:after="60"/>
               <w:jc w:val="center"/>
@@ -6422,7 +6701,7 @@
           <w:tcPr>
             <w:tcW w:w="2268" w:type="dxa"/>
           </w:tcPr>
-          <w:p>
+          <w:p ns2:paraId="5531DCFB" ns2:textId="77777777">
             <w:pPr>
               <w:spacing w:after="60"/>
               <w:jc w:val="center"/>
@@ -6436,19 +6715,19 @@
           <w:tcPr>
             <w:tcW w:w="2197" w:type="dxa"/>
           </w:tcPr>
-          <w:p>
+          <w:p ns2:paraId="74F778AD" ns2:textId="77777777">
             <w:pPr>
               <w:spacing w:after="60"/>
             </w:pPr>
           </w:p>
         </w:tc>
       </w:tr>
-      <w:tr>
+      <w:tr ns2:paraId="47E2A095" ns2:textId="77777777">
         <w:tc>
           <w:tcPr>
             <w:tcW w:w="579" w:type="dxa"/>
           </w:tcPr>
-          <w:p>
+          <w:p ns2:paraId="4D244510" ns2:textId="77777777">
             <w:pPr>
               <w:spacing w:after="60"/>
               <w:jc w:val="center"/>
@@ -6462,7 +6741,7 @@
           <w:tcPr>
             <w:tcW w:w="3466" w:type="dxa"/>
           </w:tcPr>
-          <w:p>
+          <w:p ns2:paraId="037A4531" ns2:textId="77777777">
             <w:pPr>
               <w:spacing w:after="60"/>
             </w:pPr>
@@ -6475,7 +6754,7 @@
           <w:tcPr>
             <w:tcW w:w="1118" w:type="dxa"/>
           </w:tcPr>
-          <w:p>
+          <w:p ns2:paraId="04BD1C21" ns2:textId="77777777">
             <w:pPr>
               <w:spacing w:after="60"/>
               <w:jc w:val="center"/>
@@ -6489,7 +6768,7 @@
           <w:tcPr>
             <w:tcW w:w="2268" w:type="dxa"/>
           </w:tcPr>
-          <w:p>
+          <w:p ns2:paraId="65ECE1B9" ns2:textId="77777777">
             <w:pPr>
               <w:spacing w:after="60"/>
               <w:jc w:val="center"/>
@@ -6503,7 +6782,7 @@
           <w:tcPr>
             <w:tcW w:w="2197" w:type="dxa"/>
           </w:tcPr>
-          <w:p>
+          <w:p ns2:paraId="4B9C57D7" ns2:textId="77777777">
             <w:pPr>
               <w:spacing w:after="60"/>
             </w:pPr>
@@ -6511,9 +6790,14 @@
         </w:tc>
       </w:tr>
     </w:tbl>
-    <w:p/>
-    <w:p>
-      <w:pPr>
+    <w:p ns2:paraId="5C3746EC" ns2:textId="77777777">
+      <w:pPr>
+        <w:spacing w:before="0" w:after="0"/>
+      </w:pPr>
+    </w:p>
+    <w:p ns2:paraId="54F94981" ns2:textId="77777777">
+      <w:pPr>
+        <w:spacing w:line="360" w:lineRule="auto" w:before="240" w:after="240"/>
         <w:rPr>
           <w:lang w:val="en-NZ"/>
         </w:rPr>
@@ -6525,15 +6809,17 @@
         <w:t>The Resident acknowledges that the above items and facilities have been made available in the condition recorded above, subject to any comments stated by the Resident.</w:t>
       </w:r>
     </w:p>
-    <w:p>
-      <w:pPr>
+    <w:p ns2:paraId="4A6C2650" ns2:textId="77777777">
+      <w:pPr>
+        <w:spacing w:before="0" w:after="0"/>
         <w:rPr>
           <w:lang w:val="en-NZ"/>
         </w:rPr>
       </w:pPr>
     </w:p>
-    <w:p>
-      <w:pPr>
+    <w:p ns2:paraId="7A85B306" ns2:textId="32069F35">
+      <w:pPr>
+        <w:spacing w:line="360" w:lineRule="auto" w:before="240" w:after="240"/>
         <w:rPr>
           <w:lang w:val="en-NZ"/>
         </w:rPr>
@@ -6545,8 +6831,9 @@
         <w:t xml:space="preserve">Resident Signature: </w:t>
       </w:r>
     </w:p>
-    <w:p>
-      <w:pPr>
+    <w:p ns2:paraId="7631F339" ns2:textId="6F36399F">
+      <w:pPr>
+        <w:spacing w:line="360" w:lineRule="auto" w:before="240" w:after="240"/>
         <w:rPr>
           <w:lang w:val="en-NZ"/>
         </w:rPr>
@@ -6565,8 +6852,9 @@
         <w:t>Variable 5</w:t>
       </w:r>
     </w:p>
-    <w:p>
-      <w:pPr>
+    <w:p ns2:paraId="754CD042" ns2:textId="0E4D88F8">
+      <w:pPr>
+        <w:spacing w:line="360" w:lineRule="auto" w:before="240" w:after="240"/>
         <w:rPr>
           <w:lang w:val="en-NZ"/>
         </w:rPr>
@@ -6578,8 +6866,9 @@
         <w:t xml:space="preserve">Hostel Warden/Representative: </w:t>
       </w:r>
     </w:p>
-    <w:p>
-      <w:pPr>
+    <w:p ns2:paraId="1EDE6C3D" ns2:textId="4F8C3D7A">
+      <w:pPr>
+        <w:spacing w:line="360" w:lineRule="auto" w:before="240" w:after="240"/>
         <w:rPr>
           <w:lang w:val="en-NZ"/>
         </w:rPr>
@@ -6591,10 +6880,14 @@
         <w:t xml:space="preserve">Date: </w:t>
       </w:r>
     </w:p>
-    <w:p/>
+    <w:p ns2:paraId="36528984" ns2:textId="77777777">
+      <w:pPr>
+        <w:spacing w:before="0" w:after="0"/>
+      </w:pPr>
+    </w:p>
     <w:sectPr>
       <w:pgSz w:w="11906" w:h="16838" w:code="9"/>
-      <w:pgMar w:top="1984" w:right="1134" w:bottom="1134" w:left="1134" w:header="567" w:footer="454" w:gutter="0"/>
+      <w:pgMar w:top="2098" w:right="1757" w:bottom="1417" w:left="1757" w:header="567" w:footer="454" w:gutter="0"/>
       <w:pgBorders>
         <w:bottom w:val="single" w:sz="18" w:space="1" w:color="auto"/>
       </w:pgBorders>

--- a/front/public/Agreement-Template.docx
+++ b/front/public/Agreement-Template.docx
@@ -3439,13 +3439,13 @@
     </w:p>
     <w:p ns2:paraId="6A2308F3" ns2:textId="77777777">
       <w:pPr>
-        <w:spacing w:before="0" w:after="0"/>
+        <w:spacing w:before="0" w:after="0" w:line="355" w:lineRule="exact"/>
         <w:jc w:val="both"/>
       </w:pPr>
     </w:p>
     <w:p ns2:paraId="1D1E02EC" ns2:textId="77777777">
       <w:pPr>
-        <w:spacing w:before="0" w:after="0"/>
+        <w:spacing w:before="240" w:after="0"/>
         <w:jc w:val="both"/>
       </w:pPr>
       <w:r>
